--- a/docs/RFR New Member Project Design Document.docx
+++ b/docs/RFR New Member Project Design Document.docx
@@ -1,51 +1,45 @@
 
 <file path=word/document.xml><?xml version="1.0" encoding="utf-8"?>
-<w:document xmlns:mc="http://schemas.openxmlformats.org/markup-compatibility/2006" xmlns:o="urn:schemas-microsoft-com:office:office" xmlns:r="http://schemas.openxmlformats.org/officeDocument/2006/relationships" xmlns:m="http://schemas.openxmlformats.org/officeDocument/2006/math" xmlns:v="urn:schemas-microsoft-com:vml" xmlns:wp="http://schemas.openxmlformats.org/drawingml/2006/wordprocessingDrawing" xmlns:w10="urn:schemas-microsoft-com:office:word" xmlns:w="http://schemas.openxmlformats.org/wordprocessingml/2006/main" xmlns:wne="http://schemas.microsoft.com/office/word/2006/wordml" xmlns:sl="http://schemas.openxmlformats.org/schemaLibrary/2006/main" xmlns:a="http://schemas.openxmlformats.org/drawingml/2006/main" xmlns:pic="http://schemas.openxmlformats.org/drawingml/2006/picture" xmlns:c="http://schemas.openxmlformats.org/drawingml/2006/chart" xmlns:lc="http://schemas.openxmlformats.org/drawingml/2006/lockedCanvas" xmlns:dgm="http://schemas.openxmlformats.org/drawingml/2006/diagram" xmlns:wps="http://schemas.microsoft.com/office/word/2010/wordprocessingShape" xmlns:wpg="http://schemas.microsoft.com/office/word/2010/wordprocessingGroup" xmlns:w14="http://schemas.microsoft.com/office/word/2010/wordml" xmlns:w15="http://schemas.microsoft.com/office/word/2012/wordml" xmlns:w16="http://schemas.microsoft.com/office/word/2018/wordml" xmlns:w16cex="http://schemas.microsoft.com/office/word/2018/wordml/cex" xmlns:w16cid="http://schemas.microsoft.com/office/word/2016/wordml/cid" xmlns="http://schemas.microsoft.com/office/tasks/2019/documenttasks" xmlns:cr="http://schemas.microsoft.com/office/comments/2020/reactions">
+<w:document xmlns:wpc="http://schemas.microsoft.com/office/word/2010/wordprocessingCanvas" xmlns:cx="http://schemas.microsoft.com/office/drawing/2014/chartex" xmlns:cx1="http://schemas.microsoft.com/office/drawing/2015/9/8/chartex" xmlns:cx2="http://schemas.microsoft.com/office/drawing/2015/10/21/chartex" xmlns:cx3="http://schemas.microsoft.com/office/drawing/2016/5/9/chartex" xmlns:cx4="http://schemas.microsoft.com/office/drawing/2016/5/10/chartex" xmlns:cx5="http://schemas.microsoft.com/office/drawing/2016/5/11/chartex" xmlns:cx6="http://schemas.microsoft.com/office/drawing/2016/5/12/chartex" xmlns:cx7="http://schemas.microsoft.com/office/drawing/2016/5/13/chartex" xmlns:cx8="http://schemas.microsoft.com/office/drawing/2016/5/14/chartex" xmlns:mc="http://schemas.openxmlformats.org/markup-compatibility/2006" xmlns:aink="http://schemas.microsoft.com/office/drawing/2016/ink" xmlns:am3d="http://schemas.microsoft.com/office/drawing/2017/model3d" xmlns:o="urn:schemas-microsoft-com:office:office" xmlns:oel="http://schemas.microsoft.com/office/2019/extlst" xmlns:r="http://schemas.openxmlformats.org/officeDocument/2006/relationships" xmlns:m="http://schemas.openxmlformats.org/officeDocument/2006/math" xmlns:v="urn:schemas-microsoft-com:vml" xmlns:wp14="http://schemas.microsoft.com/office/word/2010/wordprocessingDrawing" xmlns:wp="http://schemas.openxmlformats.org/drawingml/2006/wordprocessingDrawing" xmlns:w10="urn:schemas-microsoft-com:office:word" xmlns:w="http://schemas.openxmlformats.org/wordprocessingml/2006/main" xmlns:w14="http://schemas.microsoft.com/office/word/2010/wordml" xmlns:w15="http://schemas.microsoft.com/office/word/2012/wordml" xmlns:w16cex="http://schemas.microsoft.com/office/word/2018/wordml/cex" xmlns:w16cid="http://schemas.microsoft.com/office/word/2016/wordml/cid" xmlns:w16="http://schemas.microsoft.com/office/word/2018/wordml" xmlns:w16du="http://schemas.microsoft.com/office/word/2023/wordml/word16du" xmlns:w16sdtdh="http://schemas.microsoft.com/office/word/2020/wordml/sdtdatahash" xmlns:w16sdtfl="http://schemas.microsoft.com/office/word/2024/wordml/sdtformatlock" xmlns:w16se="http://schemas.microsoft.com/office/word/2015/wordml/symex" xmlns:wpg="http://schemas.microsoft.com/office/word/2010/wordprocessingGroup" xmlns:wpi="http://schemas.microsoft.com/office/word/2010/wordprocessingInk" xmlns:wne="http://schemas.microsoft.com/office/word/2006/wordml" xmlns:wps="http://schemas.microsoft.com/office/word/2010/wordprocessingShape" mc:Ignorable="w14 w15 w16se w16cid w16 w16cex w16sdtdh w16sdtfl w16du wp14">
   <w:body>
     <w:p>
       <w:pPr>
         <w:pStyle w:val="Title"/>
         <w:jc w:val="center"/>
         <w:rPr>
-          <w:b w:val="1"/>
-          <w:bCs w:val="1"/>
+          <w:b/>
+          <w:bCs/>
           <w:sz w:val="60"/>
           <w:szCs w:val="60"/>
         </w:rPr>
       </w:pPr>
-      <w:bookmarkStart w:colFirst="0" w:colLast="0" w:name="_ex6iuowtgacw" w:id="0"/>
+      <w:bookmarkStart w:id="0" w:name="_ex6iuowtgacw" w:colFirst="0" w:colLast="0"/>
       <w:bookmarkEnd w:id="0"/>
       <w:r>
         <w:rPr>
-          <w:b w:val="1"/>
-          <w:bCs w:val="1"/>
+          <w:b/>
+          <w:bCs/>
           <w:sz w:val="60"/>
           <w:szCs w:val="60"/>
-          <w:rtl w:val="0"/>
-        </w:rPr>
-        <w:t xml:space="preserve">RFR Group 4 New Member Project</w:t>
-      </w:r>
-    </w:p>
-    <w:p>
-      <w:pPr>
-        <w:rPr>
-          <w:b w:val="1"/>
-          <w:bCs w:val="1"/>
+        </w:rPr>
+        <w:t>RFR Group 4 New Member Project</w:t>
+      </w:r>
+    </w:p>
+    <w:p>
+      <w:pPr>
+        <w:rPr>
+          <w:b/>
+          <w:bCs/>
           <w:sz w:val="48"/>
           <w:szCs w:val="48"/>
         </w:rPr>
       </w:pPr>
-      <w:r>
-        <w:rPr>
-          <w:rtl w:val="0"/>
-        </w:rPr>
-      </w:r>
-    </w:p>
-    <w:p>
-      <w:pPr>
-        <w:rPr>
-          <w:b w:val="1"/>
-          <w:bCs w:val="1"/>
+    </w:p>
+    <w:p>
+      <w:pPr>
+        <w:rPr>
+          <w:b/>
+          <w:bCs/>
           <w:color w:val="434343"/>
           <w:sz w:val="56"/>
           <w:szCs w:val="56"/>
@@ -53,14 +47,13 @@
       </w:pPr>
       <w:r>
         <w:rPr>
-          <w:b w:val="1"/>
-          <w:bCs w:val="1"/>
+          <w:b/>
+          <w:bCs/>
           <w:color w:val="434343"/>
           <w:sz w:val="56"/>
           <w:szCs w:val="56"/>
-          <w:rtl w:val="0"/>
-        </w:rPr>
-        <w:t xml:space="preserve">Contents</w:t>
+        </w:rPr>
+        <w:t>Contents</w:t>
       </w:r>
     </w:p>
     <w:sdt>
@@ -68,577 +61,1600 @@
         <w:id w:val="-124091447"/>
         <w:docPartObj>
           <w:docPartGallery w:val="Table of Contents"/>
-          <w:docPartUnique w:val="1"/>
+          <w:docPartUnique/>
         </w:docPartObj>
       </w:sdtPr>
       <w:sdtContent>
         <w:p>
           <w:pPr>
-            <w:widowControl w:val="0"/>
-            <w:spacing w:before="60" w:line="240" w:lineRule="auto"/>
+            <w:pStyle w:val="TOC1"/>
+            <w:tabs>
+              <w:tab w:val="right" w:leader="dot" w:pos="9350"/>
+            </w:tabs>
             <w:rPr>
-              <w:b w:val="0"/>
-              <w:bCs w:val="0"/>
-              <w:color w:val="1155cc"/>
-              <w:u w:val="single"/>
+              <w:rFonts w:asciiTheme="minorHAnsi" w:eastAsiaTheme="minorEastAsia" w:hAnsiTheme="minorHAnsi" w:cstheme="minorBidi"/>
+              <w:noProof/>
+              <w:kern w:val="2"/>
+              <w:sz w:val="24"/>
+              <w:szCs w:val="24"/>
+              <w:lang w:val="en-US"/>
+              <w14:ligatures w14:val="standardContextual"/>
             </w:rPr>
           </w:pPr>
           <w:r>
             <w:fldChar w:fldCharType="begin"/>
+          </w:r>
+          <w:r>
             <w:instrText xml:space="preserve"> TOC \h \u \z \n \t "Heading 1,1,Heading 2,2,Heading 3,3,Heading 4,4,Heading 5,5,Heading 6,6,"</w:instrText>
+          </w:r>
+          <w:r>
             <w:fldChar w:fldCharType="separate"/>
           </w:r>
-          <w:hyperlink w:anchor="_nlm2bpy4lda7">
+          <w:hyperlink w:anchor="_Toc243519993" w:history="1">
             <w:r>
               <w:rPr>
-                <w:rFonts w:ascii="Arial" w:cs="Arial" w:eastAsia="Arial" w:hAnsi="Arial"/>
-                <w:b w:val="0"/>
-                <w:bCs w:val="0"/>
-                <w:i w:val="0"/>
-                <w:iCs w:val="0"/>
-                <w:smallCaps w:val="0"/>
-                <w:strike w:val="0"/>
-                <w:color w:val="1155cc"/>
-                <w:sz w:val="22"/>
-                <w:szCs w:val="22"/>
-                <w:u w:val="single"/>
-                <w:shd w:fill="auto" w:val="clear"/>
-                <w:vertAlign w:val="baseline"/>
-                <w:rtl w:val="0"/>
+                <w:rStyle w:val="Hyperlink"/>
+                <w:noProof/>
               </w:rPr>
-              <w:t xml:space="preserve">Research &amp; Goals</w:t>
+              <w:t>Goals</w:t>
             </w:r>
           </w:hyperlink>
-          <w:r>
+        </w:p>
+        <w:p>
+          <w:pPr>
+            <w:pStyle w:val="TOC1"/>
+            <w:tabs>
+              <w:tab w:val="right" w:leader="dot" w:pos="9350"/>
+            </w:tabs>
             <w:rPr>
-              <w:rtl w:val="0"/>
+              <w:rFonts w:asciiTheme="minorHAnsi" w:eastAsiaTheme="minorEastAsia" w:hAnsiTheme="minorHAnsi" w:cstheme="minorBidi"/>
+              <w:noProof/>
+              <w:kern w:val="2"/>
+              <w:sz w:val="24"/>
+              <w:szCs w:val="24"/>
+              <w:lang w:val="en-US"/>
+              <w14:ligatures w14:val="standardContextual"/>
             </w:rPr>
-          </w:r>
+          </w:pPr>
+          <w:hyperlink w:anchor="_Toc243519994" w:history="1">
+            <w:r>
+              <w:rPr>
+                <w:rStyle w:val="Hyperlink"/>
+                <w:noProof/>
+              </w:rPr>
+              <w:t>Notes</w:t>
+            </w:r>
+          </w:hyperlink>
+        </w:p>
+        <w:p>
+          <w:pPr>
+            <w:pStyle w:val="TOC1"/>
+            <w:tabs>
+              <w:tab w:val="right" w:leader="dot" w:pos="9350"/>
+            </w:tabs>
+            <w:rPr>
+              <w:rFonts w:asciiTheme="minorHAnsi" w:eastAsiaTheme="minorEastAsia" w:hAnsiTheme="minorHAnsi" w:cstheme="minorBidi"/>
+              <w:noProof/>
+              <w:kern w:val="2"/>
+              <w:sz w:val="24"/>
+              <w:szCs w:val="24"/>
+              <w:lang w:val="en-US"/>
+              <w14:ligatures w14:val="standardContextual"/>
+            </w:rPr>
+          </w:pPr>
+          <w:hyperlink w:anchor="_Toc243519995" w:history="1">
+            <w:r>
+              <w:rPr>
+                <w:rStyle w:val="Hyperlink"/>
+                <w:noProof/>
+              </w:rPr>
+              <w:t>Design &amp; Justification</w:t>
+            </w:r>
+          </w:hyperlink>
         </w:p>
         <w:p>
           <w:pPr>
             <w:widowControl w:val="0"/>
             <w:spacing w:before="60" w:line="240" w:lineRule="auto"/>
             <w:rPr>
-              <w:b w:val="0"/>
-              <w:bCs w:val="0"/>
-              <w:color w:val="1155cc"/>
+              <w:color w:val="1155CC"/>
               <w:u w:val="single"/>
             </w:rPr>
           </w:pPr>
-          <w:hyperlink w:anchor="_ukui4umsrtg8">
-            <w:r>
-              <w:rPr>
-                <w:rFonts w:ascii="Arial" w:cs="Arial" w:eastAsia="Arial" w:hAnsi="Arial"/>
-                <w:b w:val="0"/>
-                <w:bCs w:val="0"/>
-                <w:i w:val="0"/>
-                <w:iCs w:val="0"/>
-                <w:smallCaps w:val="0"/>
-                <w:strike w:val="0"/>
-                <w:color w:val="1155cc"/>
-                <w:sz w:val="22"/>
-                <w:szCs w:val="22"/>
-                <w:u w:val="single"/>
-                <w:shd w:fill="auto" w:val="clear"/>
-                <w:vertAlign w:val="baseline"/>
-                <w:rtl w:val="0"/>
-              </w:rPr>
-              <w:t xml:space="preserve">Notes/Justification</w:t>
-            </w:r>
-          </w:hyperlink>
-          <w:r>
-            <w:rPr>
-              <w:rtl w:val="0"/>
-            </w:rPr>
-          </w:r>
-        </w:p>
-        <w:p>
-          <w:pPr>
-            <w:widowControl w:val="0"/>
-            <w:spacing w:before="60" w:line="240" w:lineRule="auto"/>
-            <w:rPr>
-              <w:b w:val="0"/>
-              <w:bCs w:val="0"/>
-              <w:color w:val="1155cc"/>
-              <w:u w:val="single"/>
-            </w:rPr>
-          </w:pPr>
-          <w:hyperlink w:anchor="_n2z6z4fmr7sl">
-            <w:r>
-              <w:rPr>
-                <w:rFonts w:ascii="Arial" w:cs="Arial" w:eastAsia="Arial" w:hAnsi="Arial"/>
-                <w:b w:val="0"/>
-                <w:bCs w:val="0"/>
-                <w:i w:val="0"/>
-                <w:iCs w:val="0"/>
-                <w:smallCaps w:val="0"/>
-                <w:strike w:val="0"/>
-                <w:color w:val="1155cc"/>
-                <w:sz w:val="22"/>
-                <w:szCs w:val="22"/>
-                <w:u w:val="single"/>
-                <w:shd w:fill="auto" w:val="clear"/>
-                <w:vertAlign w:val="baseline"/>
-                <w:rtl w:val="0"/>
-              </w:rPr>
-              <w:t xml:space="preserve">Design</w:t>
-            </w:r>
-          </w:hyperlink>
-          <w:r>
-            <w:rPr>
-              <w:rtl w:val="0"/>
-            </w:rPr>
-          </w:r>
           <w:r>
             <w:fldChar w:fldCharType="end"/>
           </w:r>
         </w:p>
       </w:sdtContent>
     </w:sdt>
-    <w:p>
-      <w:pPr>
-        <w:rPr/>
-      </w:pPr>
-      <w:r>
-        <w:rPr>
-          <w:rtl w:val="0"/>
-        </w:rPr>
-      </w:r>
-    </w:p>
-    <w:p>
-      <w:pPr>
-        <w:rPr/>
-      </w:pPr>
-      <w:r>
-        <w:rPr>
-          <w:rtl w:val="0"/>
-        </w:rPr>
-      </w:r>
-    </w:p>
-    <w:p>
-      <w:pPr>
-        <w:rPr/>
-      </w:pPr>
-      <w:r>
-        <w:rPr>
-          <w:rtl w:val="0"/>
-        </w:rPr>
-      </w:r>
-    </w:p>
-    <w:p>
-      <w:pPr>
-        <w:rPr/>
-      </w:pPr>
-      <w:r>
-        <w:rPr>
-          <w:rtl w:val="0"/>
-        </w:rPr>
-      </w:r>
-    </w:p>
-    <w:p>
-      <w:pPr>
-        <w:rPr/>
-      </w:pPr>
-      <w:r>
-        <w:rPr>
-          <w:rtl w:val="0"/>
-        </w:rPr>
-      </w:r>
-    </w:p>
-    <w:p>
-      <w:pPr>
-        <w:rPr/>
-      </w:pPr>
-      <w:r>
-        <w:rPr>
-          <w:rtl w:val="0"/>
-        </w:rPr>
-      </w:r>
-    </w:p>
+    <w:p/>
     <w:p>
       <w:pPr>
         <w:pStyle w:val="Heading1"/>
-        <w:rPr/>
-      </w:pPr>
-      <w:bookmarkStart w:colFirst="0" w:colLast="0" w:name="_nlm2bpy4lda7" w:id="1"/>
+      </w:pPr>
+      <w:bookmarkStart w:id="1" w:name="_Toc243519993"/>
+      <w:r>
+        <w:t>Goals</w:t>
+      </w:r>
       <w:bookmarkEnd w:id="1"/>
-      <w:r>
-        <w:rPr>
-          <w:rtl w:val="0"/>
-        </w:rPr>
-        <w:t xml:space="preserve">Goals &amp; Research </w:t>
-      </w:r>
-    </w:p>
-    <w:p>
-      <w:pPr>
-        <w:rPr/>
-      </w:pPr>
-      <w:r>
-        <w:rPr>
-          <w:rtl w:val="0"/>
-        </w:rPr>
-        <w:t xml:space="preserve">What are your Goals?</w:t>
+    </w:p>
+    <w:p>
+      <w:pPr>
+        <w:rPr>
+          <w:lang w:val="en-US"/>
+        </w:rPr>
+      </w:pPr>
+      <w:r>
+        <w:rPr>
+          <w:lang w:val="en-US"/>
+        </w:rPr>
+        <w:t>What are your Goals?</w:t>
       </w:r>
     </w:p>
     <w:p>
       <w:pPr>
         <w:numPr>
           <w:ilvl w:val="0"/>
-          <w:numId w:val="1"/>
-        </w:numPr>
-        <w:ind w:left="720" w:hanging="360"/>
-        <w:rPr>
-          <w:u w:val="none"/>
-        </w:rPr>
-      </w:pPr>
-      <w:r>
-        <w:rPr>
-          <w:rtl w:val="0"/>
-        </w:rPr>
-        <w:t xml:space="preserve">Create a circuit that monitors 16 temperature sensors</w:t>
+          <w:numId w:val="3"/>
+        </w:numPr>
+        <w:rPr>
+          <w:lang w:val="en-US"/>
+        </w:rPr>
+      </w:pPr>
+      <w:r>
+        <w:rPr>
+          <w:lang w:val="en-US"/>
+        </w:rPr>
+        <w:t>Create a circuit that monitors 16 temperature sensors</w:t>
       </w:r>
     </w:p>
     <w:p>
       <w:pPr>
         <w:numPr>
           <w:ilvl w:val="0"/>
-          <w:numId w:val="1"/>
-        </w:numPr>
-        <w:ind w:left="720" w:hanging="360"/>
-        <w:rPr>
-          <w:u w:val="none"/>
-        </w:rPr>
-      </w:pPr>
-      <w:r>
-        <w:rPr>
-          <w:rtl w:val="0"/>
-        </w:rPr>
-        <w:t xml:space="preserve">Converts the data into digital signals, processes said data</w:t>
+          <w:numId w:val="3"/>
+        </w:numPr>
+        <w:rPr>
+          <w:lang w:val="en-US"/>
+        </w:rPr>
+      </w:pPr>
+      <w:r>
+        <w:rPr>
+          <w:lang w:val="en-US"/>
+        </w:rPr>
+        <w:t>Convert the data into digital signals and process said data</w:t>
       </w:r>
     </w:p>
     <w:p>
       <w:pPr>
         <w:numPr>
           <w:ilvl w:val="0"/>
-          <w:numId w:val="1"/>
-        </w:numPr>
-        <w:ind w:left="720" w:hanging="360"/>
-        <w:rPr>
-          <w:u w:val="none"/>
-        </w:rPr>
-      </w:pPr>
-      <w:r>
-        <w:rPr>
-          <w:rtl w:val="0"/>
-        </w:rPr>
-        <w:t xml:space="preserve">Output over I2C Bus</w:t>
+          <w:numId w:val="3"/>
+        </w:numPr>
+        <w:rPr>
+          <w:lang w:val="en-US"/>
+        </w:rPr>
+      </w:pPr>
+      <w:r>
+        <w:rPr>
+          <w:lang w:val="en-US"/>
+        </w:rPr>
+        <w:t>Output over I2C Bus</w:t>
       </w:r>
     </w:p>
     <w:p>
       <w:pPr>
         <w:numPr>
           <w:ilvl w:val="0"/>
-          <w:numId w:val="1"/>
-        </w:numPr>
-        <w:ind w:left="720" w:hanging="360"/>
-        <w:rPr>
-          <w:u w:val="none"/>
-        </w:rPr>
-      </w:pPr>
-      <w:r>
-        <w:rPr>
-          <w:rtl w:val="0"/>
-        </w:rPr>
-        <w:t xml:space="preserve">Components to Ultize: </w:t>
+          <w:numId w:val="3"/>
+        </w:numPr>
+        <w:rPr>
+          <w:lang w:val="en-US"/>
+        </w:rPr>
+      </w:pPr>
+      <w:r>
+        <w:rPr>
+          <w:lang w:val="en-US"/>
+        </w:rPr>
+        <w:t>Components to Utilize: </w:t>
       </w:r>
     </w:p>
     <w:p>
       <w:pPr>
         <w:numPr>
           <w:ilvl w:val="1"/>
-          <w:numId w:val="1"/>
-        </w:numPr>
-        <w:ind w:left="1440" w:hanging="360"/>
-        <w:rPr>
-          <w:u w:val="none"/>
-        </w:rPr>
-      </w:pPr>
-      <w:r>
-        <w:rPr>
-          <w:rtl w:val="0"/>
-        </w:rPr>
-        <w:t xml:space="preserve">Arduino Nano</w:t>
+          <w:numId w:val="3"/>
+        </w:numPr>
+        <w:rPr>
+          <w:lang w:val="en-US"/>
+        </w:rPr>
+      </w:pPr>
+      <w:r>
+        <w:rPr>
+          <w:lang w:val="en-US"/>
+        </w:rPr>
+        <w:t>Arduino Nano</w:t>
       </w:r>
     </w:p>
     <w:p>
       <w:pPr>
         <w:numPr>
           <w:ilvl w:val="1"/>
-          <w:numId w:val="1"/>
-        </w:numPr>
-        <w:ind w:left="1440" w:hanging="360"/>
-        <w:rPr>
-          <w:u w:val="none"/>
-        </w:rPr>
-      </w:pPr>
-      <w:r>
-        <w:rPr>
-          <w:rtl w:val="0"/>
-        </w:rPr>
-        <w:t xml:space="preserve">DCDC Converter</w:t>
+          <w:numId w:val="3"/>
+        </w:numPr>
+        <w:rPr>
+          <w:lang w:val="en-US"/>
+        </w:rPr>
+      </w:pPr>
+      <w:r>
+        <w:rPr>
+          <w:lang w:val="en-US"/>
+        </w:rPr>
+        <w:t>DCDC Converter</w:t>
       </w:r>
     </w:p>
     <w:p>
       <w:pPr>
         <w:numPr>
           <w:ilvl w:val="1"/>
-          <w:numId w:val="1"/>
-        </w:numPr>
-        <w:ind w:left="1440" w:hanging="360"/>
-        <w:rPr>
-          <w:u w:val="none"/>
-        </w:rPr>
-      </w:pPr>
-      <w:r>
-        <w:rPr>
-          <w:rtl w:val="0"/>
-        </w:rPr>
-        <w:t xml:space="preserve">Temperature sensor</w:t>
+          <w:numId w:val="3"/>
+        </w:numPr>
+        <w:rPr>
+          <w:lang w:val="en-US"/>
+        </w:rPr>
+      </w:pPr>
+      <w:r>
+        <w:rPr>
+          <w:lang w:val="en-US"/>
+        </w:rPr>
+        <w:t>Temperature sensor</w:t>
       </w:r>
     </w:p>
     <w:p>
       <w:pPr>
         <w:numPr>
           <w:ilvl w:val="1"/>
-          <w:numId w:val="1"/>
-        </w:numPr>
-        <w:ind w:left="1440" w:hanging="360"/>
-        <w:rPr>
-          <w:u w:val="none"/>
-        </w:rPr>
-      </w:pPr>
-      <w:r>
-        <w:rPr>
-          <w:rtl w:val="0"/>
-        </w:rPr>
-        <w:t xml:space="preserve">Mutliplexer</w:t>
+          <w:numId w:val="3"/>
+        </w:numPr>
+        <w:rPr>
+          <w:lang w:val="en-US"/>
+        </w:rPr>
+      </w:pPr>
+      <w:r>
+        <w:rPr>
+          <w:lang w:val="en-US"/>
+        </w:rPr>
+        <w:t>Multiplexer</w:t>
       </w:r>
     </w:p>
     <w:p>
       <w:pPr>
         <w:numPr>
           <w:ilvl w:val="1"/>
-          <w:numId w:val="1"/>
-        </w:numPr>
-        <w:ind w:left="1440" w:hanging="360"/>
-        <w:rPr>
-          <w:u w:val="none"/>
-        </w:rPr>
-      </w:pPr>
-      <w:r>
-        <w:rPr>
-          <w:rtl w:val="0"/>
-        </w:rPr>
-        <w:t xml:space="preserve">Blinking Red LED</w:t>
-      </w:r>
-    </w:p>
-    <w:p>
-      <w:pPr>
-        <w:rPr/>
-      </w:pPr>
-      <w:r>
-        <w:rPr>
-          <w:rtl w:val="0"/>
-        </w:rPr>
-        <w:t xml:space="preserve">Why do we need these components? </w:t>
+          <w:numId w:val="3"/>
+        </w:numPr>
+        <w:rPr>
+          <w:lang w:val="en-US"/>
+        </w:rPr>
+      </w:pPr>
+      <w:r>
+        <w:rPr>
+          <w:lang w:val="en-US"/>
+        </w:rPr>
+        <w:t>Blinking Red LED</w:t>
+      </w:r>
+    </w:p>
+    <w:p>
+      <w:pPr>
+        <w:rPr>
+          <w:lang w:val="en-US"/>
+        </w:rPr>
+      </w:pPr>
+      <w:r>
+        <w:rPr>
+          <w:lang w:val="en-US"/>
+        </w:rPr>
+        <w:t>Why do we need these components? </w:t>
       </w:r>
     </w:p>
     <w:p>
       <w:pPr>
         <w:numPr>
           <w:ilvl w:val="0"/>
-          <w:numId w:val="2"/>
-        </w:numPr>
-        <w:ind w:left="720" w:hanging="360"/>
-        <w:rPr>
-          <w:u w:val="none"/>
-        </w:rPr>
-      </w:pPr>
-      <w:r>
-        <w:rPr>
-          <w:rtl w:val="0"/>
-        </w:rPr>
-        <w:t xml:space="preserve">DCDC converter to step down the adequate voltage needed for the arduino and multiplexer</w:t>
+          <w:numId w:val="4"/>
+        </w:numPr>
+        <w:rPr>
+          <w:lang w:val="en-US"/>
+        </w:rPr>
+      </w:pPr>
+      <w:r>
+        <w:rPr>
+          <w:lang w:val="en-US"/>
+        </w:rPr>
+        <w:t>DCDC converter to step down to the adequate voltage needed for the Arduino and multiplexer</w:t>
       </w:r>
     </w:p>
     <w:p>
       <w:pPr>
         <w:numPr>
           <w:ilvl w:val="0"/>
-          <w:numId w:val="2"/>
-        </w:numPr>
-        <w:ind w:left="720" w:hanging="360"/>
-        <w:rPr>
-          <w:u w:val="none"/>
-        </w:rPr>
-      </w:pPr>
-      <w:r>
-        <w:rPr>
-          <w:rtl w:val="0"/>
-        </w:rPr>
-        <w:t xml:space="preserve">Temperature seansor to actually get the data</w:t>
+          <w:numId w:val="4"/>
+        </w:numPr>
+        <w:rPr>
+          <w:lang w:val="en-US"/>
+        </w:rPr>
+      </w:pPr>
+      <w:r>
+        <w:rPr>
+          <w:lang w:val="en-US"/>
+        </w:rPr>
+        <w:t xml:space="preserve">Temperature sensor to </w:t>
+      </w:r>
+      <w:proofErr w:type="gramStart"/>
+      <w:r>
+        <w:rPr>
+          <w:lang w:val="en-US"/>
+        </w:rPr>
+        <w:t>actually get</w:t>
+      </w:r>
+      <w:proofErr w:type="gramEnd"/>
+      <w:r>
+        <w:rPr>
+          <w:lang w:val="en-US"/>
+        </w:rPr>
+        <w:t xml:space="preserve"> the data</w:t>
       </w:r>
     </w:p>
     <w:p>
       <w:pPr>
         <w:numPr>
           <w:ilvl w:val="0"/>
-          <w:numId w:val="2"/>
-        </w:numPr>
-        <w:ind w:left="720" w:hanging="360"/>
-        <w:rPr>
-          <w:u w:val="none"/>
-        </w:rPr>
-      </w:pPr>
-      <w:r>
-        <w:rPr>
-          <w:rtl w:val="0"/>
-        </w:rPr>
-        <w:t xml:space="preserve">Mutliplexer to be able to easily select what sensor we want to receive data from</w:t>
+          <w:numId w:val="4"/>
+        </w:numPr>
+        <w:rPr>
+          <w:lang w:val="en-US"/>
+        </w:rPr>
+      </w:pPr>
+      <w:r>
+        <w:rPr>
+          <w:lang w:val="en-US"/>
+        </w:rPr>
+        <w:t>Multiplexer to be able to easily select which sensor we want to receive data from</w:t>
       </w:r>
     </w:p>
     <w:p>
       <w:pPr>
         <w:numPr>
           <w:ilvl w:val="0"/>
-          <w:numId w:val="2"/>
-        </w:numPr>
-        <w:ind w:left="720" w:hanging="360"/>
-        <w:rPr>
-          <w:u w:val="none"/>
-        </w:rPr>
-      </w:pPr>
-      <w:r>
-        <w:rPr>
-          <w:rtl w:val="0"/>
-        </w:rPr>
-        <w:t xml:space="preserve">Arduino to be able to receive and convert the analog signal we get from the mutliplexer</w:t>
+          <w:numId w:val="4"/>
+        </w:numPr>
+        <w:rPr>
+          <w:lang w:val="en-US"/>
+        </w:rPr>
+      </w:pPr>
+      <w:r>
+        <w:rPr>
+          <w:lang w:val="en-US"/>
+        </w:rPr>
+        <w:t>Arduino to be able to receive and convert the analog signal we get from the multiplexer</w:t>
       </w:r>
     </w:p>
     <w:p>
       <w:pPr>
         <w:numPr>
           <w:ilvl w:val="0"/>
-          <w:numId w:val="2"/>
-        </w:numPr>
-        <w:ind w:left="720" w:hanging="360"/>
-        <w:rPr>
-          <w:u w:val="none"/>
-        </w:rPr>
-      </w:pPr>
-      <w:r>
-        <w:rPr>
-          <w:rtl w:val="0"/>
-        </w:rPr>
-        <w:t xml:space="preserve">Red LED to signify when a sensor is above 60 degrees C</w:t>
-      </w:r>
-    </w:p>
-    <w:p>
-      <w:pPr>
-        <w:rPr/>
-      </w:pPr>
-      <w:r>
-        <w:rPr>
-          <w:rtl w:val="0"/>
-        </w:rPr>
-      </w:r>
-    </w:p>
-    <w:p>
-      <w:pPr>
-        <w:rPr/>
-      </w:pPr>
-      <w:r>
-        <w:rPr>
-          <w:rtl w:val="0"/>
-        </w:rPr>
-      </w:r>
-    </w:p>
+          <w:numId w:val="4"/>
+        </w:numPr>
+        <w:rPr>
+          <w:lang w:val="en-US"/>
+        </w:rPr>
+      </w:pPr>
+      <w:r>
+        <w:rPr>
+          <w:lang w:val="en-US"/>
+        </w:rPr>
+        <w:t>Red LED to signify when a sensor is above 60 degrees C</w:t>
+      </w:r>
+    </w:p>
+    <w:p/>
+    <w:p/>
     <w:p>
       <w:pPr>
         <w:pStyle w:val="Heading1"/>
-        <w:rPr/>
-      </w:pPr>
-      <w:bookmarkStart w:colFirst="0" w:colLast="0" w:name="_ukui4umsrtg8" w:id="2"/>
+      </w:pPr>
+      <w:bookmarkStart w:id="2" w:name="_Toc243519994"/>
+      <w:r>
+        <w:t>Notes</w:t>
+      </w:r>
       <w:bookmarkEnd w:id="2"/>
-      <w:r>
-        <w:rPr>
-          <w:rtl w:val="0"/>
-        </w:rPr>
-        <w:t xml:space="preserve">Notes/Justification</w:t>
-      </w:r>
-    </w:p>
-    <w:p>
-      <w:pPr>
-        <w:rPr/>
-      </w:pPr>
-      <w:r>
-        <w:rPr>
-          <w:rtl w:val="0"/>
-        </w:rPr>
-        <w:t xml:space="preserve">(start writing here)</w:t>
-      </w:r>
-    </w:p>
+    </w:p>
+    <w:p>
+      <w:pPr>
+        <w:rPr>
+          <w:lang w:val="en-US"/>
+        </w:rPr>
+      </w:pPr>
+      <w:r>
+        <w:rPr>
+          <w:lang w:val="en-US"/>
+        </w:rPr>
+        <w:t xml:space="preserve">Temperature sensor: </w:t>
+      </w:r>
+      <w:hyperlink r:id="rId5" w:history="1">
+        <w:r>
+          <w:rPr>
+            <w:rStyle w:val="Hyperlink"/>
+            <w:lang w:val="en-US"/>
+          </w:rPr>
+          <w:t>Sony-Murata-VTC5A-Li-ion-Battery-Module-With-Temperature-Sensor</w:t>
+        </w:r>
+      </w:hyperlink>
+    </w:p>
+    <w:p>
+      <w:pPr>
+        <w:numPr>
+          <w:ilvl w:val="0"/>
+          <w:numId w:val="5"/>
+        </w:numPr>
+        <w:rPr>
+          <w:lang w:val="en-US"/>
+        </w:rPr>
+      </w:pPr>
+      <w:r>
+        <w:rPr>
+          <w:lang w:val="en-US"/>
+        </w:rPr>
+        <w:lastRenderedPageBreak/>
+        <w:t>The output voltage decreases as the temperature read by the sensor increases by around 5mV per increase in C</w:t>
+      </w:r>
+    </w:p>
+    <w:p>
+      <w:pPr>
+        <w:numPr>
+          <w:ilvl w:val="1"/>
+          <w:numId w:val="5"/>
+        </w:numPr>
+        <w:rPr>
+          <w:lang w:val="en-US"/>
+        </w:rPr>
+      </w:pPr>
+      <w:r>
+        <w:rPr>
+          <w:lang w:val="en-US"/>
+        </w:rPr>
+        <w:t>With 60 degrees C being represented as 1.51 V output</w:t>
+      </w:r>
+    </w:p>
+    <w:p>
+      <w:pPr>
+        <w:numPr>
+          <w:ilvl w:val="0"/>
+          <w:numId w:val="5"/>
+        </w:numPr>
+        <w:rPr>
+          <w:lang w:val="en-US"/>
+        </w:rPr>
+      </w:pPr>
+      <w:r>
+        <w:rPr>
+          <w:lang w:val="en-US"/>
+        </w:rPr>
+        <w:t>When trying to read the temperature of multiple sensors, it should be done in two cycles, skipping over adjacent battery cell sensors</w:t>
+      </w:r>
+    </w:p>
+    <w:p>
+      <w:pPr>
+        <w:numPr>
+          <w:ilvl w:val="0"/>
+          <w:numId w:val="5"/>
+        </w:numPr>
+        <w:rPr>
+          <w:lang w:val="en-US"/>
+        </w:rPr>
+      </w:pPr>
+      <w:r>
+        <w:rPr>
+          <w:lang w:val="en-US"/>
+        </w:rPr>
+        <w:t>Sensor characteristics that are important to take into consideration:</w:t>
+      </w:r>
+    </w:p>
+    <w:p>
+      <w:pPr>
+        <w:numPr>
+          <w:ilvl w:val="1"/>
+          <w:numId w:val="5"/>
+        </w:numPr>
+        <w:rPr>
+          <w:lang w:val="en-US"/>
+        </w:rPr>
+      </w:pPr>
+      <w:proofErr w:type="spellStart"/>
+      <w:r>
+        <w:rPr>
+          <w:lang w:val="en-US"/>
+        </w:rPr>
+        <w:t>Vmin</w:t>
+      </w:r>
+      <w:proofErr w:type="spellEnd"/>
+      <w:r>
+        <w:rPr>
+          <w:lang w:val="en-US"/>
+        </w:rPr>
+        <w:t xml:space="preserve"> = </w:t>
+      </w:r>
+      <w:proofErr w:type="spellStart"/>
+      <w:r>
+        <w:rPr>
+          <w:lang w:val="en-US"/>
+        </w:rPr>
+        <w:t>Vcc</w:t>
+      </w:r>
+      <w:proofErr w:type="spellEnd"/>
+      <w:r>
+        <w:rPr>
+          <w:lang w:val="en-US"/>
+        </w:rPr>
+        <w:t xml:space="preserve"> - </w:t>
+      </w:r>
+      <w:proofErr w:type="spellStart"/>
+      <w:r>
+        <w:rPr>
+          <w:lang w:val="en-US"/>
+        </w:rPr>
+        <w:t>Vout</w:t>
+      </w:r>
+      <w:proofErr w:type="spellEnd"/>
+      <w:r>
+        <w:rPr>
+          <w:lang w:val="en-US"/>
+        </w:rPr>
+        <w:t>, with a minimum of 10mV</w:t>
+      </w:r>
+    </w:p>
+    <w:p>
+      <w:pPr>
+        <w:numPr>
+          <w:ilvl w:val="1"/>
+          <w:numId w:val="5"/>
+        </w:numPr>
+        <w:rPr>
+          <w:lang w:val="en-US"/>
+        </w:rPr>
+      </w:pPr>
+      <w:proofErr w:type="spellStart"/>
+      <w:r>
+        <w:rPr>
+          <w:lang w:val="en-US"/>
+        </w:rPr>
+        <w:t>Vcc</w:t>
+      </w:r>
+      <w:proofErr w:type="spellEnd"/>
+      <w:r>
+        <w:rPr>
+          <w:lang w:val="en-US"/>
+        </w:rPr>
+        <w:t xml:space="preserve"> should be &gt;2.5V</w:t>
+      </w:r>
+    </w:p>
+    <w:p>
+      <w:pPr>
+        <w:numPr>
+          <w:ilvl w:val="1"/>
+          <w:numId w:val="5"/>
+        </w:numPr>
+        <w:rPr>
+          <w:lang w:val="en-US"/>
+        </w:rPr>
+      </w:pPr>
+      <w:r>
+        <w:rPr>
+          <w:lang w:val="en-US"/>
+        </w:rPr>
+        <w:t xml:space="preserve">Forward </w:t>
+      </w:r>
+      <w:proofErr w:type="gramStart"/>
+      <w:r>
+        <w:rPr>
+          <w:lang w:val="en-US"/>
+        </w:rPr>
+        <w:t>current  =</w:t>
+      </w:r>
+      <w:proofErr w:type="gramEnd"/>
+      <w:r>
+        <w:rPr>
+          <w:lang w:val="en-US"/>
+        </w:rPr>
+        <w:t xml:space="preserve"> (</w:t>
+      </w:r>
+      <w:proofErr w:type="spellStart"/>
+      <w:r>
+        <w:rPr>
+          <w:lang w:val="en-US"/>
+        </w:rPr>
+        <w:t>Vcc</w:t>
+      </w:r>
+      <w:proofErr w:type="spellEnd"/>
+      <w:r>
+        <w:rPr>
+          <w:lang w:val="en-US"/>
+        </w:rPr>
+        <w:t xml:space="preserve"> - </w:t>
+      </w:r>
+      <w:proofErr w:type="spellStart"/>
+      <w:r>
+        <w:rPr>
+          <w:lang w:val="en-US"/>
+        </w:rPr>
+        <w:t>Vout</w:t>
+      </w:r>
+      <w:proofErr w:type="spellEnd"/>
+      <w:r>
+        <w:rPr>
+          <w:lang w:val="en-US"/>
+        </w:rPr>
+        <w:t>)/R, with a minimum of 0.4 and a maximum of 15 mA. </w:t>
+      </w:r>
+    </w:p>
+    <w:p>
+      <w:pPr>
+        <w:rPr>
+          <w:lang w:val="en-US"/>
+        </w:rPr>
+      </w:pPr>
+      <w:r>
+        <w:rPr>
+          <w:lang w:val="en-US"/>
+        </w:rPr>
+        <w:t xml:space="preserve">Multiplexer: </w:t>
+      </w:r>
+      <w:hyperlink r:id="rId6" w:history="1">
+        <w:r>
+          <w:rPr>
+            <w:rStyle w:val="Hyperlink"/>
+            <w:lang w:val="en-US"/>
+          </w:rPr>
+          <w:t>CD74HC4067</w:t>
+        </w:r>
+      </w:hyperlink>
+      <w:r>
+        <w:rPr>
+          <w:lang w:val="en-US"/>
+        </w:rPr>
+        <w:t> </w:t>
+      </w:r>
+    </w:p>
+    <w:p>
+      <w:pPr>
+        <w:numPr>
+          <w:ilvl w:val="0"/>
+          <w:numId w:val="6"/>
+        </w:numPr>
+        <w:rPr>
+          <w:lang w:val="en-US"/>
+        </w:rPr>
+      </w:pPr>
+      <w:r>
+        <w:rPr>
+          <w:lang w:val="en-US"/>
+        </w:rPr>
+        <w:t>When looking at the operating conditions, several things stood out, particularly the recommended operating conditions:</w:t>
+      </w:r>
+    </w:p>
+    <w:p>
+      <w:pPr>
+        <w:numPr>
+          <w:ilvl w:val="1"/>
+          <w:numId w:val="6"/>
+        </w:numPr>
+        <w:rPr>
+          <w:lang w:val="en-US"/>
+        </w:rPr>
+      </w:pPr>
+      <w:proofErr w:type="spellStart"/>
+      <w:r>
+        <w:rPr>
+          <w:lang w:val="en-US"/>
+        </w:rPr>
+        <w:t>Vcc</w:t>
+      </w:r>
+      <w:proofErr w:type="spellEnd"/>
+      <w:r>
+        <w:rPr>
+          <w:lang w:val="en-US"/>
+        </w:rPr>
+        <w:t xml:space="preserve"> min of 2 and max of 6 V</w:t>
+      </w:r>
+    </w:p>
+    <w:p>
+      <w:pPr>
+        <w:numPr>
+          <w:ilvl w:val="1"/>
+          <w:numId w:val="6"/>
+        </w:numPr>
+        <w:rPr>
+          <w:lang w:val="en-US"/>
+        </w:rPr>
+      </w:pPr>
+      <w:r>
+        <w:rPr>
+          <w:lang w:val="en-US"/>
+        </w:rPr>
+        <w:t xml:space="preserve">Analog switch max voltage of </w:t>
+      </w:r>
+      <w:proofErr w:type="spellStart"/>
+      <w:r>
+        <w:rPr>
+          <w:lang w:val="en-US"/>
+        </w:rPr>
+        <w:t>Vcc</w:t>
+      </w:r>
+      <w:proofErr w:type="spellEnd"/>
+    </w:p>
+    <w:p>
+      <w:pPr>
+        <w:numPr>
+          <w:ilvl w:val="1"/>
+          <w:numId w:val="6"/>
+        </w:numPr>
+        <w:rPr>
+          <w:lang w:val="en-US"/>
+        </w:rPr>
+      </w:pPr>
+      <w:r>
+        <w:rPr>
+          <w:lang w:val="en-US"/>
+        </w:rPr>
+        <w:t>And a max input rise and fall time of 400 to 1000 ns, depending on a range of 2.5 to 6v</w:t>
+      </w:r>
+    </w:p>
+    <w:p>
+      <w:pPr>
+        <w:rPr>
+          <w:lang w:val="en-US"/>
+        </w:rPr>
+      </w:pPr>
+      <w:r>
+        <w:rPr>
+          <w:lang w:val="en-US"/>
+        </w:rPr>
+        <w:t xml:space="preserve">Arduino: </w:t>
+      </w:r>
+      <w:hyperlink r:id="rId7" w:history="1">
+        <w:r>
+          <w:rPr>
+            <w:rStyle w:val="Hyperlink"/>
+            <w:lang w:val="en-US"/>
+          </w:rPr>
+          <w:t>Arduino Nano</w:t>
+        </w:r>
+      </w:hyperlink>
+    </w:p>
+    <w:p>
+      <w:pPr>
+        <w:numPr>
+          <w:ilvl w:val="0"/>
+          <w:numId w:val="7"/>
+        </w:numPr>
+        <w:rPr>
+          <w:lang w:val="en-US"/>
+        </w:rPr>
+      </w:pPr>
+      <w:proofErr w:type="spellStart"/>
+      <w:r>
+        <w:rPr>
+          <w:lang w:val="en-US"/>
+        </w:rPr>
+        <w:t>Vcc</w:t>
+      </w:r>
+      <w:proofErr w:type="spellEnd"/>
+      <w:r>
+        <w:rPr>
+          <w:lang w:val="en-US"/>
+        </w:rPr>
+        <w:t xml:space="preserve"> should be 5V</w:t>
+      </w:r>
+    </w:p>
+    <w:p>
+      <w:pPr>
+        <w:numPr>
+          <w:ilvl w:val="0"/>
+          <w:numId w:val="7"/>
+        </w:numPr>
+        <w:rPr>
+          <w:lang w:val="en-US"/>
+        </w:rPr>
+      </w:pPr>
+      <w:r>
+        <w:rPr>
+          <w:lang w:val="en-US"/>
+        </w:rPr>
+        <w:t>Contains 14 digital and 8 analog pins</w:t>
+      </w:r>
+    </w:p>
+    <w:p>
+      <w:pPr>
+        <w:numPr>
+          <w:ilvl w:val="0"/>
+          <w:numId w:val="7"/>
+        </w:numPr>
+        <w:rPr>
+          <w:lang w:val="en-US"/>
+        </w:rPr>
+      </w:pPr>
+      <w:r>
+        <w:rPr>
+          <w:lang w:val="en-US"/>
+        </w:rPr>
+        <w:t>Cannot draw more than 50mA from the board</w:t>
+      </w:r>
+    </w:p>
+    <w:p>
+      <w:pPr>
+        <w:rPr>
+          <w:lang w:val="en-US"/>
+        </w:rPr>
+      </w:pPr>
+    </w:p>
+    <w:p>
+      <w:pPr>
+        <w:rPr>
+          <w:lang w:val="en-US"/>
+        </w:rPr>
+      </w:pPr>
+      <w:r>
+        <w:rPr>
+          <w:lang w:val="en-US"/>
+        </w:rPr>
+        <w:t xml:space="preserve">DCDC converter: </w:t>
+      </w:r>
+      <w:hyperlink r:id="rId8" w:history="1">
+        <w:r>
+          <w:rPr>
+            <w:rStyle w:val="Hyperlink"/>
+            <w:lang w:val="en-US"/>
+          </w:rPr>
+          <w:t>TSR 1-2450</w:t>
+        </w:r>
+      </w:hyperlink>
+    </w:p>
+    <w:p>
+      <w:pPr>
+        <w:numPr>
+          <w:ilvl w:val="0"/>
+          <w:numId w:val="8"/>
+        </w:numPr>
+        <w:rPr>
+          <w:lang w:val="en-US"/>
+        </w:rPr>
+      </w:pPr>
+      <w:r>
+        <w:rPr>
+          <w:lang w:val="en-US"/>
+        </w:rPr>
+        <w:t>From the specifications above, we decided that a good DCDC converter is the TSR 1-2450 for several reasons</w:t>
+      </w:r>
+    </w:p>
+    <w:p>
+      <w:pPr>
+        <w:numPr>
+          <w:ilvl w:val="0"/>
+          <w:numId w:val="8"/>
+        </w:numPr>
+        <w:rPr>
+          <w:lang w:val="en-US"/>
+        </w:rPr>
+      </w:pPr>
+      <w:r>
+        <w:rPr>
+          <w:lang w:val="en-US"/>
+        </w:rPr>
+        <w:t>Great range input to output</w:t>
+      </w:r>
+    </w:p>
+    <w:p>
+      <w:pPr>
+        <w:numPr>
+          <w:ilvl w:val="1"/>
+          <w:numId w:val="8"/>
+        </w:numPr>
+        <w:rPr>
+          <w:lang w:val="en-US"/>
+        </w:rPr>
+      </w:pPr>
+      <w:r>
+        <w:rPr>
+          <w:lang w:val="en-US"/>
+        </w:rPr>
+        <w:t>To output 5 V DC, you can input a range from 6.5-36 VDC</w:t>
+      </w:r>
+    </w:p>
+    <w:p>
+      <w:pPr>
+        <w:numPr>
+          <w:ilvl w:val="1"/>
+          <w:numId w:val="8"/>
+        </w:numPr>
+        <w:rPr>
+          <w:lang w:val="en-US"/>
+        </w:rPr>
+      </w:pPr>
+      <w:r>
+        <w:rPr>
+          <w:lang w:val="en-US"/>
+        </w:rPr>
+        <w:t>With 94% efficiency </w:t>
+      </w:r>
+    </w:p>
+    <w:p>
+      <w:pPr>
+        <w:numPr>
+          <w:ilvl w:val="0"/>
+          <w:numId w:val="8"/>
+        </w:numPr>
+        <w:rPr>
+          <w:lang w:val="en-US"/>
+        </w:rPr>
+      </w:pPr>
+      <w:r>
+        <w:rPr>
+          <w:lang w:val="en-US"/>
+        </w:rPr>
+        <w:t>Allows a max output current of 1A</w:t>
+      </w:r>
+    </w:p>
+    <w:p>
+      <w:pPr>
+        <w:numPr>
+          <w:ilvl w:val="1"/>
+          <w:numId w:val="8"/>
+        </w:numPr>
+        <w:rPr>
+          <w:lang w:val="en-US"/>
+        </w:rPr>
+      </w:pPr>
+      <w:r>
+        <w:rPr>
+          <w:lang w:val="en-US"/>
+        </w:rPr>
+        <w:t xml:space="preserve">Meeting </w:t>
+      </w:r>
+      <w:proofErr w:type="gramStart"/>
+      <w:r>
+        <w:rPr>
+          <w:lang w:val="en-US"/>
+        </w:rPr>
+        <w:t>all of</w:t>
+      </w:r>
+      <w:proofErr w:type="gramEnd"/>
+      <w:r>
+        <w:rPr>
+          <w:lang w:val="en-US"/>
+        </w:rPr>
+        <w:t xml:space="preserve"> our requirements and more.</w:t>
+      </w:r>
+    </w:p>
+    <w:p>
+      <w:pPr>
+        <w:numPr>
+          <w:ilvl w:val="0"/>
+          <w:numId w:val="8"/>
+        </w:numPr>
+        <w:rPr>
+          <w:lang w:val="en-US"/>
+        </w:rPr>
+      </w:pPr>
+      <w:r>
+        <w:rPr>
+          <w:lang w:val="en-US"/>
+        </w:rPr>
+        <w:t>Price: around $6.28 per converter, making it not a super expensive part</w:t>
+      </w:r>
+    </w:p>
+    <w:p>
+      <w:pPr>
+        <w:numPr>
+          <w:ilvl w:val="0"/>
+          <w:numId w:val="8"/>
+        </w:numPr>
+        <w:rPr>
+          <w:lang w:val="en-US"/>
+        </w:rPr>
+      </w:pPr>
+      <w:r>
+        <w:rPr>
+          <w:lang w:val="en-US"/>
+        </w:rPr>
+        <w:t>Contains short-circuit protection</w:t>
+      </w:r>
+    </w:p>
+    <w:p>
+      <w:pPr>
+        <w:rPr>
+          <w:lang w:val="en-US"/>
+        </w:rPr>
+      </w:pPr>
+    </w:p>
+    <w:p>
+      <w:pPr>
+        <w:rPr>
+          <w:lang w:val="en-US"/>
+        </w:rPr>
+      </w:pPr>
+      <w:r>
+        <w:rPr>
+          <w:lang w:val="en-US"/>
+        </w:rPr>
+        <w:t>We still need a way to signify if the temperature goes above the threshold, via an LED</w:t>
+      </w:r>
+      <w:r>
+        <w:rPr>
+          <w:lang w:val="en-US"/>
+        </w:rPr>
+        <w:br/>
+        <w:t xml:space="preserve">Sample LED (Unsure if we needed in Doc but included): </w:t>
+      </w:r>
+      <w:hyperlink r:id="rId9" w:history="1">
+        <w:r>
+          <w:rPr>
+            <w:rStyle w:val="Hyperlink"/>
+            <w:lang w:val="en-US"/>
+          </w:rPr>
+          <w:t>RED LED</w:t>
+        </w:r>
+      </w:hyperlink>
+    </w:p>
+    <w:p>
+      <w:pPr>
+        <w:numPr>
+          <w:ilvl w:val="0"/>
+          <w:numId w:val="9"/>
+        </w:numPr>
+        <w:rPr>
+          <w:lang w:val="en-US"/>
+        </w:rPr>
+      </w:pPr>
+      <w:r>
+        <w:rPr>
+          <w:lang w:val="en-US"/>
+        </w:rPr>
+        <w:t>Typical forward voltage of 1.9V</w:t>
+      </w:r>
+    </w:p>
+    <w:p>
+      <w:pPr>
+        <w:numPr>
+          <w:ilvl w:val="0"/>
+          <w:numId w:val="9"/>
+        </w:numPr>
+        <w:rPr>
+          <w:lang w:val="en-US"/>
+        </w:rPr>
+      </w:pPr>
+      <w:r>
+        <w:rPr>
+          <w:lang w:val="en-US"/>
+        </w:rPr>
+        <w:t>Forward current of 10mA</w:t>
+      </w:r>
+    </w:p>
+    <w:p>
+      <w:pPr>
+        <w:numPr>
+          <w:ilvl w:val="0"/>
+          <w:numId w:val="9"/>
+        </w:numPr>
+        <w:rPr>
+          <w:lang w:val="en-US"/>
+        </w:rPr>
+      </w:pPr>
+      <w:r>
+        <w:rPr>
+          <w:lang w:val="en-US"/>
+        </w:rPr>
+        <w:t>Therefore, needs a 300 Ω resistor via R = (</w:t>
+      </w:r>
+      <w:proofErr w:type="spellStart"/>
+      <w:r>
+        <w:rPr>
+          <w:lang w:val="en-US"/>
+        </w:rPr>
+        <w:t>Vcc-Vf</w:t>
+      </w:r>
+      <w:proofErr w:type="spellEnd"/>
+      <w:r>
+        <w:rPr>
+          <w:lang w:val="en-US"/>
+        </w:rPr>
+        <w:t>)/(If)</w:t>
+      </w:r>
+    </w:p>
+    <w:p/>
     <w:p>
       <w:pPr>
         <w:pStyle w:val="Heading1"/>
-        <w:rPr/>
-      </w:pPr>
-      <w:bookmarkStart w:colFirst="0" w:colLast="0" w:name="_n2z6z4fmr7sl" w:id="3"/>
+      </w:pPr>
+      <w:bookmarkStart w:id="3" w:name="_Toc243519995"/>
+      <w:r>
+        <w:t>Design</w:t>
+      </w:r>
+      <w:r>
+        <w:t xml:space="preserve"> &amp; Justification</w:t>
+      </w:r>
       <w:bookmarkEnd w:id="3"/>
-      <w:r>
-        <w:rPr>
-          <w:rtl w:val="0"/>
-        </w:rPr>
-        <w:t xml:space="preserve">Design</w:t>
-      </w:r>
-    </w:p>
-    <w:p>
-      <w:pPr>
-        <w:rPr/>
-      </w:pPr>
-      <w:r>
-        <w:rPr>
-          <w:rtl w:val="0"/>
-        </w:rPr>
-        <w:t xml:space="preserve">(start writing here)</w:t>
-      </w:r>
-    </w:p>
-    <w:p>
-      <w:pPr>
-        <w:rPr/>
-      </w:pPr>
-      <w:r>
-        <w:rPr>
-          <w:rtl w:val="0"/>
-        </w:rPr>
-      </w:r>
-    </w:p>
+    </w:p>
+    <w:p>
+      <w:r>
+        <w:t>(start writing here)</w:t>
+      </w:r>
+    </w:p>
+    <w:p/>
     <w:sectPr>
-      <w:pgSz w:h="15840" w:w="12240" w:orient="portrait"/>
-      <w:pgMar w:bottom="1440" w:top="1440" w:left="1440" w:right="1440" w:header="720" w:footer="720"/>
+      <w:pgSz w:w="12240" w:h="15840"/>
+      <w:pgMar w:top="1440" w:right="1440" w:bottom="1440" w:left="1440" w:header="720" w:footer="720" w:gutter="0"/>
       <w:pgNumType w:start="1"/>
+      <w:cols w:space="720"/>
     </w:sectPr>
   </w:body>
 </w:document>
 </file>
 
 <file path=word/numbering.xml><?xml version="1.0" encoding="utf-8"?>
-<w:numbering xmlns:mc="http://schemas.openxmlformats.org/markup-compatibility/2006" xmlns:o="urn:schemas-microsoft-com:office:office" xmlns:r="http://schemas.openxmlformats.org/officeDocument/2006/relationships" xmlns:m="http://schemas.openxmlformats.org/officeDocument/2006/math" xmlns:v="urn:schemas-microsoft-com:vml" xmlns:wp="http://schemas.openxmlformats.org/drawingml/2006/wordprocessingDrawing" xmlns:w10="urn:schemas-microsoft-com:office:word" xmlns:w="http://schemas.openxmlformats.org/wordprocessingml/2006/main" xmlns:wne="http://schemas.microsoft.com/office/word/2006/wordml" xmlns:sl="http://schemas.openxmlformats.org/schemaLibrary/2006/main" xmlns:a="http://schemas.openxmlformats.org/drawingml/2006/main" xmlns:pic="http://schemas.openxmlformats.org/drawingml/2006/picture" xmlns:c="http://schemas.openxmlformats.org/drawingml/2006/chart" xmlns:lc="http://schemas.openxmlformats.org/drawingml/2006/lockedCanvas" xmlns:dgm="http://schemas.openxmlformats.org/drawingml/2006/diagram" xmlns:wps="http://schemas.microsoft.com/office/word/2010/wordprocessingShape" xmlns:wpg="http://schemas.microsoft.com/office/word/2010/wordprocessingGroup" xmlns:w14="http://schemas.microsoft.com/office/word/2010/wordml" xmlns:w15="http://schemas.microsoft.com/office/word/2012/wordml" xmlns:w16="http://schemas.microsoft.com/office/word/2018/wordml" xmlns:w16cex="http://schemas.microsoft.com/office/word/2018/wordml/cex" xmlns:w16cid="http://schemas.microsoft.com/office/word/2016/wordml/cid" xmlns="http://schemas.microsoft.com/office/tasks/2019/documenttasks" xmlns:cr="http://schemas.microsoft.com/office/comments/2020/reactions">
-  <w:abstractNum w:abstractNumId="1">
+<w:numbering xmlns:wpc="http://schemas.microsoft.com/office/word/2010/wordprocessingCanvas" xmlns:cx="http://schemas.microsoft.com/office/drawing/2014/chartex" xmlns:cx1="http://schemas.microsoft.com/office/drawing/2015/9/8/chartex" xmlns:cx2="http://schemas.microsoft.com/office/drawing/2015/10/21/chartex" xmlns:cx3="http://schemas.microsoft.com/office/drawing/2016/5/9/chartex" xmlns:cx4="http://schemas.microsoft.com/office/drawing/2016/5/10/chartex" xmlns:cx5="http://schemas.microsoft.com/office/drawing/2016/5/11/chartex" xmlns:cx6="http://schemas.microsoft.com/office/drawing/2016/5/12/chartex" xmlns:cx7="http://schemas.microsoft.com/office/drawing/2016/5/13/chartex" xmlns:cx8="http://schemas.microsoft.com/office/drawing/2016/5/14/chartex" xmlns:mc="http://schemas.openxmlformats.org/markup-compatibility/2006" xmlns:aink="http://schemas.microsoft.com/office/drawing/2016/ink" xmlns:am3d="http://schemas.microsoft.com/office/drawing/2017/model3d" xmlns:o="urn:schemas-microsoft-com:office:office" xmlns:oel="http://schemas.microsoft.com/office/2019/extlst" xmlns:r="http://schemas.openxmlformats.org/officeDocument/2006/relationships" xmlns:m="http://schemas.openxmlformats.org/officeDocument/2006/math" xmlns:v="urn:schemas-microsoft-com:vml" xmlns:wp14="http://schemas.microsoft.com/office/word/2010/wordprocessingDrawing" xmlns:wp="http://schemas.openxmlformats.org/drawingml/2006/wordprocessingDrawing" xmlns:w10="urn:schemas-microsoft-com:office:word" xmlns:w="http://schemas.openxmlformats.org/wordprocessingml/2006/main" xmlns:w14="http://schemas.microsoft.com/office/word/2010/wordml" xmlns:w15="http://schemas.microsoft.com/office/word/2012/wordml" xmlns:w16cex="http://schemas.microsoft.com/office/word/2018/wordml/cex" xmlns:w16cid="http://schemas.microsoft.com/office/word/2016/wordml/cid" xmlns:w16="http://schemas.microsoft.com/office/word/2018/wordml" xmlns:w16du="http://schemas.microsoft.com/office/word/2023/wordml/word16du" xmlns:w16sdtdh="http://schemas.microsoft.com/office/word/2020/wordml/sdtdatahash" xmlns:w16sdtfl="http://schemas.microsoft.com/office/word/2024/wordml/sdtformatlock" xmlns:w16se="http://schemas.microsoft.com/office/word/2015/wordml/symex" xmlns:wpg="http://schemas.microsoft.com/office/word/2010/wordprocessingGroup" xmlns:wpi="http://schemas.microsoft.com/office/word/2010/wordprocessingInk" xmlns:wne="http://schemas.microsoft.com/office/word/2006/wordml" xmlns:wps="http://schemas.microsoft.com/office/word/2010/wordprocessingShape" mc:Ignorable="w14 w15 w16se w16cid w16 w16cex w16sdtdh w16sdtfl w16du wp14">
+  <w:abstractNum w:abstractNumId="0" w15:restartNumberingAfterBreak="0">
+    <w:nsid w:val="028E437E"/>
+    <w:multiLevelType w:val="multilevel"/>
+    <w:tmpl w:val="D7FC9EBC"/>
     <w:lvl w:ilvl="0">
       <w:start w:val="1"/>
       <w:numFmt w:val="bullet"/>
+      <w:lvlText w:val=""/>
+      <w:lvlJc w:val="left"/>
+      <w:pPr>
+        <w:tabs>
+          <w:tab w:val="num" w:pos="720"/>
+        </w:tabs>
+        <w:ind w:left="720" w:hanging="360"/>
+      </w:pPr>
+      <w:rPr>
+        <w:rFonts w:ascii="Symbol" w:hAnsi="Symbol" w:hint="default"/>
+        <w:sz w:val="20"/>
+      </w:rPr>
+    </w:lvl>
+    <w:lvl w:ilvl="1">
+      <w:start w:val="1"/>
+      <w:numFmt w:val="bullet"/>
+      <w:lvlText w:val="o"/>
+      <w:lvlJc w:val="left"/>
+      <w:pPr>
+        <w:tabs>
+          <w:tab w:val="num" w:pos="1440"/>
+        </w:tabs>
+        <w:ind w:left="1440" w:hanging="360"/>
+      </w:pPr>
+      <w:rPr>
+        <w:rFonts w:ascii="Courier New" w:hAnsi="Courier New" w:hint="default"/>
+        <w:sz w:val="20"/>
+      </w:rPr>
+    </w:lvl>
+    <w:lvl w:ilvl="2" w:tentative="1">
+      <w:start w:val="1"/>
+      <w:numFmt w:val="bullet"/>
+      <w:lvlText w:val=""/>
+      <w:lvlJc w:val="left"/>
+      <w:pPr>
+        <w:tabs>
+          <w:tab w:val="num" w:pos="2160"/>
+        </w:tabs>
+        <w:ind w:left="2160" w:hanging="360"/>
+      </w:pPr>
+      <w:rPr>
+        <w:rFonts w:ascii="Wingdings" w:hAnsi="Wingdings" w:hint="default"/>
+        <w:sz w:val="20"/>
+      </w:rPr>
+    </w:lvl>
+    <w:lvl w:ilvl="3" w:tentative="1">
+      <w:start w:val="1"/>
+      <w:numFmt w:val="bullet"/>
+      <w:lvlText w:val=""/>
+      <w:lvlJc w:val="left"/>
+      <w:pPr>
+        <w:tabs>
+          <w:tab w:val="num" w:pos="2880"/>
+        </w:tabs>
+        <w:ind w:left="2880" w:hanging="360"/>
+      </w:pPr>
+      <w:rPr>
+        <w:rFonts w:ascii="Wingdings" w:hAnsi="Wingdings" w:hint="default"/>
+        <w:sz w:val="20"/>
+      </w:rPr>
+    </w:lvl>
+    <w:lvl w:ilvl="4" w:tentative="1">
+      <w:start w:val="1"/>
+      <w:numFmt w:val="bullet"/>
+      <w:lvlText w:val=""/>
+      <w:lvlJc w:val="left"/>
+      <w:pPr>
+        <w:tabs>
+          <w:tab w:val="num" w:pos="3600"/>
+        </w:tabs>
+        <w:ind w:left="3600" w:hanging="360"/>
+      </w:pPr>
+      <w:rPr>
+        <w:rFonts w:ascii="Wingdings" w:hAnsi="Wingdings" w:hint="default"/>
+        <w:sz w:val="20"/>
+      </w:rPr>
+    </w:lvl>
+    <w:lvl w:ilvl="5" w:tentative="1">
+      <w:start w:val="1"/>
+      <w:numFmt w:val="bullet"/>
+      <w:lvlText w:val=""/>
+      <w:lvlJc w:val="left"/>
+      <w:pPr>
+        <w:tabs>
+          <w:tab w:val="num" w:pos="4320"/>
+        </w:tabs>
+        <w:ind w:left="4320" w:hanging="360"/>
+      </w:pPr>
+      <w:rPr>
+        <w:rFonts w:ascii="Wingdings" w:hAnsi="Wingdings" w:hint="default"/>
+        <w:sz w:val="20"/>
+      </w:rPr>
+    </w:lvl>
+    <w:lvl w:ilvl="6" w:tentative="1">
+      <w:start w:val="1"/>
+      <w:numFmt w:val="bullet"/>
+      <w:lvlText w:val=""/>
+      <w:lvlJc w:val="left"/>
+      <w:pPr>
+        <w:tabs>
+          <w:tab w:val="num" w:pos="5040"/>
+        </w:tabs>
+        <w:ind w:left="5040" w:hanging="360"/>
+      </w:pPr>
+      <w:rPr>
+        <w:rFonts w:ascii="Wingdings" w:hAnsi="Wingdings" w:hint="default"/>
+        <w:sz w:val="20"/>
+      </w:rPr>
+    </w:lvl>
+    <w:lvl w:ilvl="7" w:tentative="1">
+      <w:start w:val="1"/>
+      <w:numFmt w:val="bullet"/>
+      <w:lvlText w:val=""/>
+      <w:lvlJc w:val="left"/>
+      <w:pPr>
+        <w:tabs>
+          <w:tab w:val="num" w:pos="5760"/>
+        </w:tabs>
+        <w:ind w:left="5760" w:hanging="360"/>
+      </w:pPr>
+      <w:rPr>
+        <w:rFonts w:ascii="Wingdings" w:hAnsi="Wingdings" w:hint="default"/>
+        <w:sz w:val="20"/>
+      </w:rPr>
+    </w:lvl>
+    <w:lvl w:ilvl="8" w:tentative="1">
+      <w:start w:val="1"/>
+      <w:numFmt w:val="bullet"/>
+      <w:lvlText w:val=""/>
+      <w:lvlJc w:val="left"/>
+      <w:pPr>
+        <w:tabs>
+          <w:tab w:val="num" w:pos="6480"/>
+        </w:tabs>
+        <w:ind w:left="6480" w:hanging="360"/>
+      </w:pPr>
+      <w:rPr>
+        <w:rFonts w:ascii="Wingdings" w:hAnsi="Wingdings" w:hint="default"/>
+        <w:sz w:val="20"/>
+      </w:rPr>
+    </w:lvl>
+  </w:abstractNum>
+  <w:abstractNum w:abstractNumId="1" w15:restartNumberingAfterBreak="0">
+    <w:nsid w:val="09C03D0F"/>
+    <w:multiLevelType w:val="multilevel"/>
+    <w:tmpl w:val="2C2ABCB2"/>
+    <w:lvl w:ilvl="0">
+      <w:start w:val="1"/>
+      <w:numFmt w:val="bullet"/>
+      <w:lvlText w:val=""/>
+      <w:lvlJc w:val="left"/>
+      <w:pPr>
+        <w:tabs>
+          <w:tab w:val="num" w:pos="720"/>
+        </w:tabs>
+        <w:ind w:left="720" w:hanging="360"/>
+      </w:pPr>
+      <w:rPr>
+        <w:rFonts w:ascii="Symbol" w:hAnsi="Symbol" w:hint="default"/>
+        <w:sz w:val="20"/>
+      </w:rPr>
+    </w:lvl>
+    <w:lvl w:ilvl="1">
+      <w:start w:val="1"/>
+      <w:numFmt w:val="bullet"/>
+      <w:lvlText w:val="o"/>
+      <w:lvlJc w:val="left"/>
+      <w:pPr>
+        <w:tabs>
+          <w:tab w:val="num" w:pos="1440"/>
+        </w:tabs>
+        <w:ind w:left="1440" w:hanging="360"/>
+      </w:pPr>
+      <w:rPr>
+        <w:rFonts w:ascii="Courier New" w:hAnsi="Courier New" w:hint="default"/>
+        <w:sz w:val="20"/>
+      </w:rPr>
+    </w:lvl>
+    <w:lvl w:ilvl="2" w:tentative="1">
+      <w:start w:val="1"/>
+      <w:numFmt w:val="bullet"/>
+      <w:lvlText w:val=""/>
+      <w:lvlJc w:val="left"/>
+      <w:pPr>
+        <w:tabs>
+          <w:tab w:val="num" w:pos="2160"/>
+        </w:tabs>
+        <w:ind w:left="2160" w:hanging="360"/>
+      </w:pPr>
+      <w:rPr>
+        <w:rFonts w:ascii="Wingdings" w:hAnsi="Wingdings" w:hint="default"/>
+        <w:sz w:val="20"/>
+      </w:rPr>
+    </w:lvl>
+    <w:lvl w:ilvl="3" w:tentative="1">
+      <w:start w:val="1"/>
+      <w:numFmt w:val="bullet"/>
+      <w:lvlText w:val=""/>
+      <w:lvlJc w:val="left"/>
+      <w:pPr>
+        <w:tabs>
+          <w:tab w:val="num" w:pos="2880"/>
+        </w:tabs>
+        <w:ind w:left="2880" w:hanging="360"/>
+      </w:pPr>
+      <w:rPr>
+        <w:rFonts w:ascii="Wingdings" w:hAnsi="Wingdings" w:hint="default"/>
+        <w:sz w:val="20"/>
+      </w:rPr>
+    </w:lvl>
+    <w:lvl w:ilvl="4" w:tentative="1">
+      <w:start w:val="1"/>
+      <w:numFmt w:val="bullet"/>
+      <w:lvlText w:val=""/>
+      <w:lvlJc w:val="left"/>
+      <w:pPr>
+        <w:tabs>
+          <w:tab w:val="num" w:pos="3600"/>
+        </w:tabs>
+        <w:ind w:left="3600" w:hanging="360"/>
+      </w:pPr>
+      <w:rPr>
+        <w:rFonts w:ascii="Wingdings" w:hAnsi="Wingdings" w:hint="default"/>
+        <w:sz w:val="20"/>
+      </w:rPr>
+    </w:lvl>
+    <w:lvl w:ilvl="5" w:tentative="1">
+      <w:start w:val="1"/>
+      <w:numFmt w:val="bullet"/>
+      <w:lvlText w:val=""/>
+      <w:lvlJc w:val="left"/>
+      <w:pPr>
+        <w:tabs>
+          <w:tab w:val="num" w:pos="4320"/>
+        </w:tabs>
+        <w:ind w:left="4320" w:hanging="360"/>
+      </w:pPr>
+      <w:rPr>
+        <w:rFonts w:ascii="Wingdings" w:hAnsi="Wingdings" w:hint="default"/>
+        <w:sz w:val="20"/>
+      </w:rPr>
+    </w:lvl>
+    <w:lvl w:ilvl="6" w:tentative="1">
+      <w:start w:val="1"/>
+      <w:numFmt w:val="bullet"/>
+      <w:lvlText w:val=""/>
+      <w:lvlJc w:val="left"/>
+      <w:pPr>
+        <w:tabs>
+          <w:tab w:val="num" w:pos="5040"/>
+        </w:tabs>
+        <w:ind w:left="5040" w:hanging="360"/>
+      </w:pPr>
+      <w:rPr>
+        <w:rFonts w:ascii="Wingdings" w:hAnsi="Wingdings" w:hint="default"/>
+        <w:sz w:val="20"/>
+      </w:rPr>
+    </w:lvl>
+    <w:lvl w:ilvl="7" w:tentative="1">
+      <w:start w:val="1"/>
+      <w:numFmt w:val="bullet"/>
+      <w:lvlText w:val=""/>
+      <w:lvlJc w:val="left"/>
+      <w:pPr>
+        <w:tabs>
+          <w:tab w:val="num" w:pos="5760"/>
+        </w:tabs>
+        <w:ind w:left="5760" w:hanging="360"/>
+      </w:pPr>
+      <w:rPr>
+        <w:rFonts w:ascii="Wingdings" w:hAnsi="Wingdings" w:hint="default"/>
+        <w:sz w:val="20"/>
+      </w:rPr>
+    </w:lvl>
+    <w:lvl w:ilvl="8" w:tentative="1">
+      <w:start w:val="1"/>
+      <w:numFmt w:val="bullet"/>
+      <w:lvlText w:val=""/>
+      <w:lvlJc w:val="left"/>
+      <w:pPr>
+        <w:tabs>
+          <w:tab w:val="num" w:pos="6480"/>
+        </w:tabs>
+        <w:ind w:left="6480" w:hanging="360"/>
+      </w:pPr>
+      <w:rPr>
+        <w:rFonts w:ascii="Wingdings" w:hAnsi="Wingdings" w:hint="default"/>
+        <w:sz w:val="20"/>
+      </w:rPr>
+    </w:lvl>
+  </w:abstractNum>
+  <w:abstractNum w:abstractNumId="2" w15:restartNumberingAfterBreak="0">
+    <w:nsid w:val="33672E2A"/>
+    <w:multiLevelType w:val="multilevel"/>
+    <w:tmpl w:val="712AFBFE"/>
+    <w:lvl w:ilvl="0">
+      <w:start w:val="1"/>
+      <w:numFmt w:val="bullet"/>
+      <w:lvlText w:val=""/>
+      <w:lvlJc w:val="left"/>
+      <w:pPr>
+        <w:tabs>
+          <w:tab w:val="num" w:pos="720"/>
+        </w:tabs>
+        <w:ind w:left="720" w:hanging="360"/>
+      </w:pPr>
+      <w:rPr>
+        <w:rFonts w:ascii="Symbol" w:hAnsi="Symbol" w:hint="default"/>
+        <w:sz w:val="20"/>
+      </w:rPr>
+    </w:lvl>
+    <w:lvl w:ilvl="1">
+      <w:start w:val="1"/>
+      <w:numFmt w:val="bullet"/>
+      <w:lvlText w:val="o"/>
+      <w:lvlJc w:val="left"/>
+      <w:pPr>
+        <w:tabs>
+          <w:tab w:val="num" w:pos="1440"/>
+        </w:tabs>
+        <w:ind w:left="1440" w:hanging="360"/>
+      </w:pPr>
+      <w:rPr>
+        <w:rFonts w:ascii="Courier New" w:hAnsi="Courier New" w:hint="default"/>
+        <w:sz w:val="20"/>
+      </w:rPr>
+    </w:lvl>
+    <w:lvl w:ilvl="2" w:tentative="1">
+      <w:start w:val="1"/>
+      <w:numFmt w:val="bullet"/>
+      <w:lvlText w:val=""/>
+      <w:lvlJc w:val="left"/>
+      <w:pPr>
+        <w:tabs>
+          <w:tab w:val="num" w:pos="2160"/>
+        </w:tabs>
+        <w:ind w:left="2160" w:hanging="360"/>
+      </w:pPr>
+      <w:rPr>
+        <w:rFonts w:ascii="Wingdings" w:hAnsi="Wingdings" w:hint="default"/>
+        <w:sz w:val="20"/>
+      </w:rPr>
+    </w:lvl>
+    <w:lvl w:ilvl="3" w:tentative="1">
+      <w:start w:val="1"/>
+      <w:numFmt w:val="bullet"/>
+      <w:lvlText w:val=""/>
+      <w:lvlJc w:val="left"/>
+      <w:pPr>
+        <w:tabs>
+          <w:tab w:val="num" w:pos="2880"/>
+        </w:tabs>
+        <w:ind w:left="2880" w:hanging="360"/>
+      </w:pPr>
+      <w:rPr>
+        <w:rFonts w:ascii="Wingdings" w:hAnsi="Wingdings" w:hint="default"/>
+        <w:sz w:val="20"/>
+      </w:rPr>
+    </w:lvl>
+    <w:lvl w:ilvl="4" w:tentative="1">
+      <w:start w:val="1"/>
+      <w:numFmt w:val="bullet"/>
+      <w:lvlText w:val=""/>
+      <w:lvlJc w:val="left"/>
+      <w:pPr>
+        <w:tabs>
+          <w:tab w:val="num" w:pos="3600"/>
+        </w:tabs>
+        <w:ind w:left="3600" w:hanging="360"/>
+      </w:pPr>
+      <w:rPr>
+        <w:rFonts w:ascii="Wingdings" w:hAnsi="Wingdings" w:hint="default"/>
+        <w:sz w:val="20"/>
+      </w:rPr>
+    </w:lvl>
+    <w:lvl w:ilvl="5" w:tentative="1">
+      <w:start w:val="1"/>
+      <w:numFmt w:val="bullet"/>
+      <w:lvlText w:val=""/>
+      <w:lvlJc w:val="left"/>
+      <w:pPr>
+        <w:tabs>
+          <w:tab w:val="num" w:pos="4320"/>
+        </w:tabs>
+        <w:ind w:left="4320" w:hanging="360"/>
+      </w:pPr>
+      <w:rPr>
+        <w:rFonts w:ascii="Wingdings" w:hAnsi="Wingdings" w:hint="default"/>
+        <w:sz w:val="20"/>
+      </w:rPr>
+    </w:lvl>
+    <w:lvl w:ilvl="6" w:tentative="1">
+      <w:start w:val="1"/>
+      <w:numFmt w:val="bullet"/>
+      <w:lvlText w:val=""/>
+      <w:lvlJc w:val="left"/>
+      <w:pPr>
+        <w:tabs>
+          <w:tab w:val="num" w:pos="5040"/>
+        </w:tabs>
+        <w:ind w:left="5040" w:hanging="360"/>
+      </w:pPr>
+      <w:rPr>
+        <w:rFonts w:ascii="Wingdings" w:hAnsi="Wingdings" w:hint="default"/>
+        <w:sz w:val="20"/>
+      </w:rPr>
+    </w:lvl>
+    <w:lvl w:ilvl="7" w:tentative="1">
+      <w:start w:val="1"/>
+      <w:numFmt w:val="bullet"/>
+      <w:lvlText w:val=""/>
+      <w:lvlJc w:val="left"/>
+      <w:pPr>
+        <w:tabs>
+          <w:tab w:val="num" w:pos="5760"/>
+        </w:tabs>
+        <w:ind w:left="5760" w:hanging="360"/>
+      </w:pPr>
+      <w:rPr>
+        <w:rFonts w:ascii="Wingdings" w:hAnsi="Wingdings" w:hint="default"/>
+        <w:sz w:val="20"/>
+      </w:rPr>
+    </w:lvl>
+    <w:lvl w:ilvl="8" w:tentative="1">
+      <w:start w:val="1"/>
+      <w:numFmt w:val="bullet"/>
+      <w:lvlText w:val=""/>
+      <w:lvlJc w:val="left"/>
+      <w:pPr>
+        <w:tabs>
+          <w:tab w:val="num" w:pos="6480"/>
+        </w:tabs>
+        <w:ind w:left="6480" w:hanging="360"/>
+      </w:pPr>
+      <w:rPr>
+        <w:rFonts w:ascii="Wingdings" w:hAnsi="Wingdings" w:hint="default"/>
+        <w:sz w:val="20"/>
+      </w:rPr>
+    </w:lvl>
+  </w:abstractNum>
+  <w:abstractNum w:abstractNumId="3" w15:restartNumberingAfterBreak="0">
+    <w:nsid w:val="3B2403FF"/>
+    <w:multiLevelType w:val="multilevel"/>
+    <w:tmpl w:val="1BEC6FCA"/>
+    <w:lvl w:ilvl="0">
+      <w:start w:val="1"/>
+      <w:numFmt w:val="bullet"/>
       <w:lvlText w:val="●"/>
       <w:lvlJc w:val="left"/>
       <w:pPr>
@@ -745,10 +1761,162 @@
       </w:rPr>
     </w:lvl>
   </w:abstractNum>
-  <w:abstractNum w:abstractNumId="2">
+  <w:abstractNum w:abstractNumId="4" w15:restartNumberingAfterBreak="0">
+    <w:nsid w:val="45C26828"/>
+    <w:multiLevelType w:val="multilevel"/>
+    <w:tmpl w:val="35A42F8C"/>
     <w:lvl w:ilvl="0">
       <w:start w:val="1"/>
       <w:numFmt w:val="bullet"/>
+      <w:lvlText w:val=""/>
+      <w:lvlJc w:val="left"/>
+      <w:pPr>
+        <w:tabs>
+          <w:tab w:val="num" w:pos="720"/>
+        </w:tabs>
+        <w:ind w:left="720" w:hanging="360"/>
+      </w:pPr>
+      <w:rPr>
+        <w:rFonts w:ascii="Symbol" w:hAnsi="Symbol" w:hint="default"/>
+        <w:sz w:val="20"/>
+      </w:rPr>
+    </w:lvl>
+    <w:lvl w:ilvl="1" w:tentative="1">
+      <w:start w:val="1"/>
+      <w:numFmt w:val="bullet"/>
+      <w:lvlText w:val="o"/>
+      <w:lvlJc w:val="left"/>
+      <w:pPr>
+        <w:tabs>
+          <w:tab w:val="num" w:pos="1440"/>
+        </w:tabs>
+        <w:ind w:left="1440" w:hanging="360"/>
+      </w:pPr>
+      <w:rPr>
+        <w:rFonts w:ascii="Courier New" w:hAnsi="Courier New" w:hint="default"/>
+        <w:sz w:val="20"/>
+      </w:rPr>
+    </w:lvl>
+    <w:lvl w:ilvl="2" w:tentative="1">
+      <w:start w:val="1"/>
+      <w:numFmt w:val="bullet"/>
+      <w:lvlText w:val=""/>
+      <w:lvlJc w:val="left"/>
+      <w:pPr>
+        <w:tabs>
+          <w:tab w:val="num" w:pos="2160"/>
+        </w:tabs>
+        <w:ind w:left="2160" w:hanging="360"/>
+      </w:pPr>
+      <w:rPr>
+        <w:rFonts w:ascii="Wingdings" w:hAnsi="Wingdings" w:hint="default"/>
+        <w:sz w:val="20"/>
+      </w:rPr>
+    </w:lvl>
+    <w:lvl w:ilvl="3" w:tentative="1">
+      <w:start w:val="1"/>
+      <w:numFmt w:val="bullet"/>
+      <w:lvlText w:val=""/>
+      <w:lvlJc w:val="left"/>
+      <w:pPr>
+        <w:tabs>
+          <w:tab w:val="num" w:pos="2880"/>
+        </w:tabs>
+        <w:ind w:left="2880" w:hanging="360"/>
+      </w:pPr>
+      <w:rPr>
+        <w:rFonts w:ascii="Wingdings" w:hAnsi="Wingdings" w:hint="default"/>
+        <w:sz w:val="20"/>
+      </w:rPr>
+    </w:lvl>
+    <w:lvl w:ilvl="4" w:tentative="1">
+      <w:start w:val="1"/>
+      <w:numFmt w:val="bullet"/>
+      <w:lvlText w:val=""/>
+      <w:lvlJc w:val="left"/>
+      <w:pPr>
+        <w:tabs>
+          <w:tab w:val="num" w:pos="3600"/>
+        </w:tabs>
+        <w:ind w:left="3600" w:hanging="360"/>
+      </w:pPr>
+      <w:rPr>
+        <w:rFonts w:ascii="Wingdings" w:hAnsi="Wingdings" w:hint="default"/>
+        <w:sz w:val="20"/>
+      </w:rPr>
+    </w:lvl>
+    <w:lvl w:ilvl="5" w:tentative="1">
+      <w:start w:val="1"/>
+      <w:numFmt w:val="bullet"/>
+      <w:lvlText w:val=""/>
+      <w:lvlJc w:val="left"/>
+      <w:pPr>
+        <w:tabs>
+          <w:tab w:val="num" w:pos="4320"/>
+        </w:tabs>
+        <w:ind w:left="4320" w:hanging="360"/>
+      </w:pPr>
+      <w:rPr>
+        <w:rFonts w:ascii="Wingdings" w:hAnsi="Wingdings" w:hint="default"/>
+        <w:sz w:val="20"/>
+      </w:rPr>
+    </w:lvl>
+    <w:lvl w:ilvl="6" w:tentative="1">
+      <w:start w:val="1"/>
+      <w:numFmt w:val="bullet"/>
+      <w:lvlText w:val=""/>
+      <w:lvlJc w:val="left"/>
+      <w:pPr>
+        <w:tabs>
+          <w:tab w:val="num" w:pos="5040"/>
+        </w:tabs>
+        <w:ind w:left="5040" w:hanging="360"/>
+      </w:pPr>
+      <w:rPr>
+        <w:rFonts w:ascii="Wingdings" w:hAnsi="Wingdings" w:hint="default"/>
+        <w:sz w:val="20"/>
+      </w:rPr>
+    </w:lvl>
+    <w:lvl w:ilvl="7" w:tentative="1">
+      <w:start w:val="1"/>
+      <w:numFmt w:val="bullet"/>
+      <w:lvlText w:val=""/>
+      <w:lvlJc w:val="left"/>
+      <w:pPr>
+        <w:tabs>
+          <w:tab w:val="num" w:pos="5760"/>
+        </w:tabs>
+        <w:ind w:left="5760" w:hanging="360"/>
+      </w:pPr>
+      <w:rPr>
+        <w:rFonts w:ascii="Wingdings" w:hAnsi="Wingdings" w:hint="default"/>
+        <w:sz w:val="20"/>
+      </w:rPr>
+    </w:lvl>
+    <w:lvl w:ilvl="8" w:tentative="1">
+      <w:start w:val="1"/>
+      <w:numFmt w:val="bullet"/>
+      <w:lvlText w:val=""/>
+      <w:lvlJc w:val="left"/>
+      <w:pPr>
+        <w:tabs>
+          <w:tab w:val="num" w:pos="6480"/>
+        </w:tabs>
+        <w:ind w:left="6480" w:hanging="360"/>
+      </w:pPr>
+      <w:rPr>
+        <w:rFonts w:ascii="Wingdings" w:hAnsi="Wingdings" w:hint="default"/>
+        <w:sz w:val="20"/>
+      </w:rPr>
+    </w:lvl>
+  </w:abstractNum>
+  <w:abstractNum w:abstractNumId="5" w15:restartNumberingAfterBreak="0">
+    <w:nsid w:val="575A5F94"/>
+    <w:multiLevelType w:val="multilevel"/>
+    <w:tmpl w:val="00AC09E2"/>
+    <w:lvl w:ilvl="0">
+      <w:start w:val="1"/>
+      <w:numFmt w:val="bullet"/>
       <w:lvlText w:val="●"/>
       <w:lvlJc w:val="left"/>
       <w:pPr>
@@ -855,24 +2023,492 @@
       </w:rPr>
     </w:lvl>
   </w:abstractNum>
-  <w:num w:numId="1">
+  <w:abstractNum w:abstractNumId="6" w15:restartNumberingAfterBreak="0">
+    <w:nsid w:val="6F6B3BF7"/>
+    <w:multiLevelType w:val="multilevel"/>
+    <w:tmpl w:val="6CD20C66"/>
+    <w:lvl w:ilvl="0">
+      <w:start w:val="1"/>
+      <w:numFmt w:val="bullet"/>
+      <w:lvlText w:val=""/>
+      <w:lvlJc w:val="left"/>
+      <w:pPr>
+        <w:tabs>
+          <w:tab w:val="num" w:pos="720"/>
+        </w:tabs>
+        <w:ind w:left="720" w:hanging="360"/>
+      </w:pPr>
+      <w:rPr>
+        <w:rFonts w:ascii="Symbol" w:hAnsi="Symbol" w:hint="default"/>
+        <w:sz w:val="20"/>
+      </w:rPr>
+    </w:lvl>
+    <w:lvl w:ilvl="1" w:tentative="1">
+      <w:start w:val="1"/>
+      <w:numFmt w:val="bullet"/>
+      <w:lvlText w:val="o"/>
+      <w:lvlJc w:val="left"/>
+      <w:pPr>
+        <w:tabs>
+          <w:tab w:val="num" w:pos="1440"/>
+        </w:tabs>
+        <w:ind w:left="1440" w:hanging="360"/>
+      </w:pPr>
+      <w:rPr>
+        <w:rFonts w:ascii="Courier New" w:hAnsi="Courier New" w:hint="default"/>
+        <w:sz w:val="20"/>
+      </w:rPr>
+    </w:lvl>
+    <w:lvl w:ilvl="2" w:tentative="1">
+      <w:start w:val="1"/>
+      <w:numFmt w:val="bullet"/>
+      <w:lvlText w:val=""/>
+      <w:lvlJc w:val="left"/>
+      <w:pPr>
+        <w:tabs>
+          <w:tab w:val="num" w:pos="2160"/>
+        </w:tabs>
+        <w:ind w:left="2160" w:hanging="360"/>
+      </w:pPr>
+      <w:rPr>
+        <w:rFonts w:ascii="Wingdings" w:hAnsi="Wingdings" w:hint="default"/>
+        <w:sz w:val="20"/>
+      </w:rPr>
+    </w:lvl>
+    <w:lvl w:ilvl="3" w:tentative="1">
+      <w:start w:val="1"/>
+      <w:numFmt w:val="bullet"/>
+      <w:lvlText w:val=""/>
+      <w:lvlJc w:val="left"/>
+      <w:pPr>
+        <w:tabs>
+          <w:tab w:val="num" w:pos="2880"/>
+        </w:tabs>
+        <w:ind w:left="2880" w:hanging="360"/>
+      </w:pPr>
+      <w:rPr>
+        <w:rFonts w:ascii="Wingdings" w:hAnsi="Wingdings" w:hint="default"/>
+        <w:sz w:val="20"/>
+      </w:rPr>
+    </w:lvl>
+    <w:lvl w:ilvl="4" w:tentative="1">
+      <w:start w:val="1"/>
+      <w:numFmt w:val="bullet"/>
+      <w:lvlText w:val=""/>
+      <w:lvlJc w:val="left"/>
+      <w:pPr>
+        <w:tabs>
+          <w:tab w:val="num" w:pos="3600"/>
+        </w:tabs>
+        <w:ind w:left="3600" w:hanging="360"/>
+      </w:pPr>
+      <w:rPr>
+        <w:rFonts w:ascii="Wingdings" w:hAnsi="Wingdings" w:hint="default"/>
+        <w:sz w:val="20"/>
+      </w:rPr>
+    </w:lvl>
+    <w:lvl w:ilvl="5" w:tentative="1">
+      <w:start w:val="1"/>
+      <w:numFmt w:val="bullet"/>
+      <w:lvlText w:val=""/>
+      <w:lvlJc w:val="left"/>
+      <w:pPr>
+        <w:tabs>
+          <w:tab w:val="num" w:pos="4320"/>
+        </w:tabs>
+        <w:ind w:left="4320" w:hanging="360"/>
+      </w:pPr>
+      <w:rPr>
+        <w:rFonts w:ascii="Wingdings" w:hAnsi="Wingdings" w:hint="default"/>
+        <w:sz w:val="20"/>
+      </w:rPr>
+    </w:lvl>
+    <w:lvl w:ilvl="6" w:tentative="1">
+      <w:start w:val="1"/>
+      <w:numFmt w:val="bullet"/>
+      <w:lvlText w:val=""/>
+      <w:lvlJc w:val="left"/>
+      <w:pPr>
+        <w:tabs>
+          <w:tab w:val="num" w:pos="5040"/>
+        </w:tabs>
+        <w:ind w:left="5040" w:hanging="360"/>
+      </w:pPr>
+      <w:rPr>
+        <w:rFonts w:ascii="Wingdings" w:hAnsi="Wingdings" w:hint="default"/>
+        <w:sz w:val="20"/>
+      </w:rPr>
+    </w:lvl>
+    <w:lvl w:ilvl="7" w:tentative="1">
+      <w:start w:val="1"/>
+      <w:numFmt w:val="bullet"/>
+      <w:lvlText w:val=""/>
+      <w:lvlJc w:val="left"/>
+      <w:pPr>
+        <w:tabs>
+          <w:tab w:val="num" w:pos="5760"/>
+        </w:tabs>
+        <w:ind w:left="5760" w:hanging="360"/>
+      </w:pPr>
+      <w:rPr>
+        <w:rFonts w:ascii="Wingdings" w:hAnsi="Wingdings" w:hint="default"/>
+        <w:sz w:val="20"/>
+      </w:rPr>
+    </w:lvl>
+    <w:lvl w:ilvl="8" w:tentative="1">
+      <w:start w:val="1"/>
+      <w:numFmt w:val="bullet"/>
+      <w:lvlText w:val=""/>
+      <w:lvlJc w:val="left"/>
+      <w:pPr>
+        <w:tabs>
+          <w:tab w:val="num" w:pos="6480"/>
+        </w:tabs>
+        <w:ind w:left="6480" w:hanging="360"/>
+      </w:pPr>
+      <w:rPr>
+        <w:rFonts w:ascii="Wingdings" w:hAnsi="Wingdings" w:hint="default"/>
+        <w:sz w:val="20"/>
+      </w:rPr>
+    </w:lvl>
+  </w:abstractNum>
+  <w:abstractNum w:abstractNumId="7" w15:restartNumberingAfterBreak="0">
+    <w:nsid w:val="71E778E8"/>
+    <w:multiLevelType w:val="multilevel"/>
+    <w:tmpl w:val="448ABAF0"/>
+    <w:lvl w:ilvl="0">
+      <w:start w:val="1"/>
+      <w:numFmt w:val="bullet"/>
+      <w:lvlText w:val=""/>
+      <w:lvlJc w:val="left"/>
+      <w:pPr>
+        <w:tabs>
+          <w:tab w:val="num" w:pos="720"/>
+        </w:tabs>
+        <w:ind w:left="720" w:hanging="360"/>
+      </w:pPr>
+      <w:rPr>
+        <w:rFonts w:ascii="Symbol" w:hAnsi="Symbol" w:hint="default"/>
+        <w:sz w:val="20"/>
+      </w:rPr>
+    </w:lvl>
+    <w:lvl w:ilvl="1" w:tentative="1">
+      <w:start w:val="1"/>
+      <w:numFmt w:val="bullet"/>
+      <w:lvlText w:val="o"/>
+      <w:lvlJc w:val="left"/>
+      <w:pPr>
+        <w:tabs>
+          <w:tab w:val="num" w:pos="1440"/>
+        </w:tabs>
+        <w:ind w:left="1440" w:hanging="360"/>
+      </w:pPr>
+      <w:rPr>
+        <w:rFonts w:ascii="Courier New" w:hAnsi="Courier New" w:hint="default"/>
+        <w:sz w:val="20"/>
+      </w:rPr>
+    </w:lvl>
+    <w:lvl w:ilvl="2" w:tentative="1">
+      <w:start w:val="1"/>
+      <w:numFmt w:val="bullet"/>
+      <w:lvlText w:val=""/>
+      <w:lvlJc w:val="left"/>
+      <w:pPr>
+        <w:tabs>
+          <w:tab w:val="num" w:pos="2160"/>
+        </w:tabs>
+        <w:ind w:left="2160" w:hanging="360"/>
+      </w:pPr>
+      <w:rPr>
+        <w:rFonts w:ascii="Wingdings" w:hAnsi="Wingdings" w:hint="default"/>
+        <w:sz w:val="20"/>
+      </w:rPr>
+    </w:lvl>
+    <w:lvl w:ilvl="3" w:tentative="1">
+      <w:start w:val="1"/>
+      <w:numFmt w:val="bullet"/>
+      <w:lvlText w:val=""/>
+      <w:lvlJc w:val="left"/>
+      <w:pPr>
+        <w:tabs>
+          <w:tab w:val="num" w:pos="2880"/>
+        </w:tabs>
+        <w:ind w:left="2880" w:hanging="360"/>
+      </w:pPr>
+      <w:rPr>
+        <w:rFonts w:ascii="Wingdings" w:hAnsi="Wingdings" w:hint="default"/>
+        <w:sz w:val="20"/>
+      </w:rPr>
+    </w:lvl>
+    <w:lvl w:ilvl="4" w:tentative="1">
+      <w:start w:val="1"/>
+      <w:numFmt w:val="bullet"/>
+      <w:lvlText w:val=""/>
+      <w:lvlJc w:val="left"/>
+      <w:pPr>
+        <w:tabs>
+          <w:tab w:val="num" w:pos="3600"/>
+        </w:tabs>
+        <w:ind w:left="3600" w:hanging="360"/>
+      </w:pPr>
+      <w:rPr>
+        <w:rFonts w:ascii="Wingdings" w:hAnsi="Wingdings" w:hint="default"/>
+        <w:sz w:val="20"/>
+      </w:rPr>
+    </w:lvl>
+    <w:lvl w:ilvl="5" w:tentative="1">
+      <w:start w:val="1"/>
+      <w:numFmt w:val="bullet"/>
+      <w:lvlText w:val=""/>
+      <w:lvlJc w:val="left"/>
+      <w:pPr>
+        <w:tabs>
+          <w:tab w:val="num" w:pos="4320"/>
+        </w:tabs>
+        <w:ind w:left="4320" w:hanging="360"/>
+      </w:pPr>
+      <w:rPr>
+        <w:rFonts w:ascii="Wingdings" w:hAnsi="Wingdings" w:hint="default"/>
+        <w:sz w:val="20"/>
+      </w:rPr>
+    </w:lvl>
+    <w:lvl w:ilvl="6" w:tentative="1">
+      <w:start w:val="1"/>
+      <w:numFmt w:val="bullet"/>
+      <w:lvlText w:val=""/>
+      <w:lvlJc w:val="left"/>
+      <w:pPr>
+        <w:tabs>
+          <w:tab w:val="num" w:pos="5040"/>
+        </w:tabs>
+        <w:ind w:left="5040" w:hanging="360"/>
+      </w:pPr>
+      <w:rPr>
+        <w:rFonts w:ascii="Wingdings" w:hAnsi="Wingdings" w:hint="default"/>
+        <w:sz w:val="20"/>
+      </w:rPr>
+    </w:lvl>
+    <w:lvl w:ilvl="7" w:tentative="1">
+      <w:start w:val="1"/>
+      <w:numFmt w:val="bullet"/>
+      <w:lvlText w:val=""/>
+      <w:lvlJc w:val="left"/>
+      <w:pPr>
+        <w:tabs>
+          <w:tab w:val="num" w:pos="5760"/>
+        </w:tabs>
+        <w:ind w:left="5760" w:hanging="360"/>
+      </w:pPr>
+      <w:rPr>
+        <w:rFonts w:ascii="Wingdings" w:hAnsi="Wingdings" w:hint="default"/>
+        <w:sz w:val="20"/>
+      </w:rPr>
+    </w:lvl>
+    <w:lvl w:ilvl="8" w:tentative="1">
+      <w:start w:val="1"/>
+      <w:numFmt w:val="bullet"/>
+      <w:lvlText w:val=""/>
+      <w:lvlJc w:val="left"/>
+      <w:pPr>
+        <w:tabs>
+          <w:tab w:val="num" w:pos="6480"/>
+        </w:tabs>
+        <w:ind w:left="6480" w:hanging="360"/>
+      </w:pPr>
+      <w:rPr>
+        <w:rFonts w:ascii="Wingdings" w:hAnsi="Wingdings" w:hint="default"/>
+        <w:sz w:val="20"/>
+      </w:rPr>
+    </w:lvl>
+  </w:abstractNum>
+  <w:abstractNum w:abstractNumId="8" w15:restartNumberingAfterBreak="0">
+    <w:nsid w:val="73973AFE"/>
+    <w:multiLevelType w:val="multilevel"/>
+    <w:tmpl w:val="E5323B9C"/>
+    <w:lvl w:ilvl="0">
+      <w:start w:val="1"/>
+      <w:numFmt w:val="bullet"/>
+      <w:lvlText w:val=""/>
+      <w:lvlJc w:val="left"/>
+      <w:pPr>
+        <w:tabs>
+          <w:tab w:val="num" w:pos="720"/>
+        </w:tabs>
+        <w:ind w:left="720" w:hanging="360"/>
+      </w:pPr>
+      <w:rPr>
+        <w:rFonts w:ascii="Symbol" w:hAnsi="Symbol" w:hint="default"/>
+        <w:sz w:val="20"/>
+      </w:rPr>
+    </w:lvl>
+    <w:lvl w:ilvl="1">
+      <w:start w:val="1"/>
+      <w:numFmt w:val="bullet"/>
+      <w:lvlText w:val="o"/>
+      <w:lvlJc w:val="left"/>
+      <w:pPr>
+        <w:tabs>
+          <w:tab w:val="num" w:pos="1440"/>
+        </w:tabs>
+        <w:ind w:left="1440" w:hanging="360"/>
+      </w:pPr>
+      <w:rPr>
+        <w:rFonts w:ascii="Courier New" w:hAnsi="Courier New" w:hint="default"/>
+        <w:sz w:val="20"/>
+      </w:rPr>
+    </w:lvl>
+    <w:lvl w:ilvl="2" w:tentative="1">
+      <w:start w:val="1"/>
+      <w:numFmt w:val="bullet"/>
+      <w:lvlText w:val=""/>
+      <w:lvlJc w:val="left"/>
+      <w:pPr>
+        <w:tabs>
+          <w:tab w:val="num" w:pos="2160"/>
+        </w:tabs>
+        <w:ind w:left="2160" w:hanging="360"/>
+      </w:pPr>
+      <w:rPr>
+        <w:rFonts w:ascii="Wingdings" w:hAnsi="Wingdings" w:hint="default"/>
+        <w:sz w:val="20"/>
+      </w:rPr>
+    </w:lvl>
+    <w:lvl w:ilvl="3" w:tentative="1">
+      <w:start w:val="1"/>
+      <w:numFmt w:val="bullet"/>
+      <w:lvlText w:val=""/>
+      <w:lvlJc w:val="left"/>
+      <w:pPr>
+        <w:tabs>
+          <w:tab w:val="num" w:pos="2880"/>
+        </w:tabs>
+        <w:ind w:left="2880" w:hanging="360"/>
+      </w:pPr>
+      <w:rPr>
+        <w:rFonts w:ascii="Wingdings" w:hAnsi="Wingdings" w:hint="default"/>
+        <w:sz w:val="20"/>
+      </w:rPr>
+    </w:lvl>
+    <w:lvl w:ilvl="4" w:tentative="1">
+      <w:start w:val="1"/>
+      <w:numFmt w:val="bullet"/>
+      <w:lvlText w:val=""/>
+      <w:lvlJc w:val="left"/>
+      <w:pPr>
+        <w:tabs>
+          <w:tab w:val="num" w:pos="3600"/>
+        </w:tabs>
+        <w:ind w:left="3600" w:hanging="360"/>
+      </w:pPr>
+      <w:rPr>
+        <w:rFonts w:ascii="Wingdings" w:hAnsi="Wingdings" w:hint="default"/>
+        <w:sz w:val="20"/>
+      </w:rPr>
+    </w:lvl>
+    <w:lvl w:ilvl="5" w:tentative="1">
+      <w:start w:val="1"/>
+      <w:numFmt w:val="bullet"/>
+      <w:lvlText w:val=""/>
+      <w:lvlJc w:val="left"/>
+      <w:pPr>
+        <w:tabs>
+          <w:tab w:val="num" w:pos="4320"/>
+        </w:tabs>
+        <w:ind w:left="4320" w:hanging="360"/>
+      </w:pPr>
+      <w:rPr>
+        <w:rFonts w:ascii="Wingdings" w:hAnsi="Wingdings" w:hint="default"/>
+        <w:sz w:val="20"/>
+      </w:rPr>
+    </w:lvl>
+    <w:lvl w:ilvl="6" w:tentative="1">
+      <w:start w:val="1"/>
+      <w:numFmt w:val="bullet"/>
+      <w:lvlText w:val=""/>
+      <w:lvlJc w:val="left"/>
+      <w:pPr>
+        <w:tabs>
+          <w:tab w:val="num" w:pos="5040"/>
+        </w:tabs>
+        <w:ind w:left="5040" w:hanging="360"/>
+      </w:pPr>
+      <w:rPr>
+        <w:rFonts w:ascii="Wingdings" w:hAnsi="Wingdings" w:hint="default"/>
+        <w:sz w:val="20"/>
+      </w:rPr>
+    </w:lvl>
+    <w:lvl w:ilvl="7" w:tentative="1">
+      <w:start w:val="1"/>
+      <w:numFmt w:val="bullet"/>
+      <w:lvlText w:val=""/>
+      <w:lvlJc w:val="left"/>
+      <w:pPr>
+        <w:tabs>
+          <w:tab w:val="num" w:pos="5760"/>
+        </w:tabs>
+        <w:ind w:left="5760" w:hanging="360"/>
+      </w:pPr>
+      <w:rPr>
+        <w:rFonts w:ascii="Wingdings" w:hAnsi="Wingdings" w:hint="default"/>
+        <w:sz w:val="20"/>
+      </w:rPr>
+    </w:lvl>
+    <w:lvl w:ilvl="8" w:tentative="1">
+      <w:start w:val="1"/>
+      <w:numFmt w:val="bullet"/>
+      <w:lvlText w:val=""/>
+      <w:lvlJc w:val="left"/>
+      <w:pPr>
+        <w:tabs>
+          <w:tab w:val="num" w:pos="6480"/>
+        </w:tabs>
+        <w:ind w:left="6480" w:hanging="360"/>
+      </w:pPr>
+      <w:rPr>
+        <w:rFonts w:ascii="Wingdings" w:hAnsi="Wingdings" w:hint="default"/>
+        <w:sz w:val="20"/>
+      </w:rPr>
+    </w:lvl>
+  </w:abstractNum>
+  <w:num w:numId="1" w16cid:durableId="842360072">
+    <w:abstractNumId w:val="5"/>
+  </w:num>
+  <w:num w:numId="2" w16cid:durableId="1038898480">
+    <w:abstractNumId w:val="3"/>
+  </w:num>
+  <w:num w:numId="3" w16cid:durableId="560941626">
+    <w:abstractNumId w:val="8"/>
+  </w:num>
+  <w:num w:numId="4" w16cid:durableId="746465899">
+    <w:abstractNumId w:val="4"/>
+  </w:num>
+  <w:num w:numId="5" w16cid:durableId="330526054">
+    <w:abstractNumId w:val="0"/>
+  </w:num>
+  <w:num w:numId="6" w16cid:durableId="1800224471">
+    <w:abstractNumId w:val="2"/>
+  </w:num>
+  <w:num w:numId="7" w16cid:durableId="2012482960">
+    <w:abstractNumId w:val="6"/>
+  </w:num>
+  <w:num w:numId="8" w16cid:durableId="1279292242">
     <w:abstractNumId w:val="1"/>
   </w:num>
-  <w:num w:numId="2">
-    <w:abstractNumId w:val="2"/>
+  <w:num w:numId="9" w16cid:durableId="63340339">
+    <w:abstractNumId w:val="7"/>
   </w:num>
 </w:numbering>
 </file>
 
 <file path=word/styles.xml><?xml version="1.0" encoding="utf-8"?>
-<w:styles xmlns:mc="http://schemas.openxmlformats.org/markup-compatibility/2006" xmlns:o="urn:schemas-microsoft-com:office:office" xmlns:r="http://schemas.openxmlformats.org/officeDocument/2006/relationships" xmlns:m="http://schemas.openxmlformats.org/officeDocument/2006/math" xmlns:v="urn:schemas-microsoft-com:vml" xmlns:wp="http://schemas.openxmlformats.org/drawingml/2006/wordprocessingDrawing" xmlns:w10="urn:schemas-microsoft-com:office:word" xmlns:w="http://schemas.openxmlformats.org/wordprocessingml/2006/main" xmlns:wne="http://schemas.microsoft.com/office/word/2006/wordml" xmlns:sl="http://schemas.openxmlformats.org/schemaLibrary/2006/main" xmlns:a="http://schemas.openxmlformats.org/drawingml/2006/main" xmlns:pic="http://schemas.openxmlformats.org/drawingml/2006/picture" xmlns:c="http://schemas.openxmlformats.org/drawingml/2006/chart" xmlns:lc="http://schemas.openxmlformats.org/drawingml/2006/lockedCanvas" xmlns:dgm="http://schemas.openxmlformats.org/drawingml/2006/diagram" xmlns:wps="http://schemas.microsoft.com/office/word/2010/wordprocessingShape" xmlns:wpg="http://schemas.microsoft.com/office/word/2010/wordprocessingGroup" xmlns:w14="http://schemas.microsoft.com/office/word/2010/wordml" xmlns:w15="http://schemas.microsoft.com/office/word/2012/wordml" xmlns:w16="http://schemas.microsoft.com/office/word/2018/wordml" xmlns:w16cex="http://schemas.microsoft.com/office/word/2018/wordml/cex" xmlns:w16cid="http://schemas.microsoft.com/office/word/2016/wordml/cid" xmlns="http://schemas.microsoft.com/office/tasks/2019/documenttasks" xmlns:cr="http://schemas.microsoft.com/office/comments/2020/reactions">
+<w:styles xmlns:mc="http://schemas.openxmlformats.org/markup-compatibility/2006" xmlns:r="http://schemas.openxmlformats.org/officeDocument/2006/relationships" xmlns:w="http://schemas.openxmlformats.org/wordprocessingml/2006/main" xmlns:w14="http://schemas.microsoft.com/office/word/2010/wordml" xmlns:w15="http://schemas.microsoft.com/office/word/2012/wordml" xmlns:w16cex="http://schemas.microsoft.com/office/word/2018/wordml/cex" xmlns:w16cid="http://schemas.microsoft.com/office/word/2016/wordml/cid" xmlns:w16="http://schemas.microsoft.com/office/word/2018/wordml" xmlns:w16du="http://schemas.microsoft.com/office/word/2023/wordml/word16du" xmlns:w16sdtdh="http://schemas.microsoft.com/office/word/2020/wordml/sdtdatahash" xmlns:w16sdtfl="http://schemas.microsoft.com/office/word/2024/wordml/sdtformatlock" xmlns:w16se="http://schemas.microsoft.com/office/word/2015/wordml/symex" mc:Ignorable="w14 w15 w16se w16cid w16 w16cex w16sdtdh w16sdtfl w16du">
   <w:docDefaults>
     <w:rPrDefault>
       <w:rPr>
-        <w:rFonts w:ascii="Arial" w:cs="Arial" w:eastAsia="Arial" w:hAnsi="Arial"/>
+        <w:rFonts w:ascii="Arial" w:eastAsia="Arial" w:hAnsi="Arial" w:cs="Arial"/>
         <w:sz w:val="22"/>
         <w:szCs w:val="22"/>
-        <w:lang w:val="en"/>
+        <w:lang w:val="en" w:eastAsia="en-US" w:bidi="ar-SA"/>
       </w:rPr>
     </w:rPrDefault>
     <w:pPrDefault>
@@ -881,29 +2517,399 @@
       </w:pPr>
     </w:pPrDefault>
   </w:docDefaults>
-  <w:style w:type="table" w:styleId="TableNormal" w:default="1">
-    <w:name w:val="TableNormal"/>
-    <w:tblPr>
-      <w:tblCellMar>
-        <w:top w:w="100.0" w:type="dxa"/>
-        <w:left w:w="100.0" w:type="dxa"/>
-        <w:bottom w:w="100.0" w:type="dxa"/>
-        <w:right w:w="100.0" w:type="dxa"/>
-      </w:tblCellMar>
-    </w:tblPr>
-  </w:style>
-  <w:style w:type="paragraph" w:styleId="Normal" w:default="1">
-    <w:name w:val="normal"/>
+  <w:latentStyles w:defLockedState="0" w:defUIPriority="99" w:defSemiHidden="0" w:defUnhideWhenUsed="0" w:defQFormat="0" w:count="376">
+    <w:lsdException w:name="Normal" w:uiPriority="0" w:qFormat="1"/>
+    <w:lsdException w:name="heading 1" w:uiPriority="9" w:qFormat="1"/>
+    <w:lsdException w:name="heading 2" w:semiHidden="1" w:uiPriority="9" w:unhideWhenUsed="1" w:qFormat="1"/>
+    <w:lsdException w:name="heading 3" w:semiHidden="1" w:uiPriority="9" w:unhideWhenUsed="1" w:qFormat="1"/>
+    <w:lsdException w:name="heading 4" w:semiHidden="1" w:uiPriority="9" w:unhideWhenUsed="1" w:qFormat="1"/>
+    <w:lsdException w:name="heading 5" w:semiHidden="1" w:uiPriority="9" w:unhideWhenUsed="1" w:qFormat="1"/>
+    <w:lsdException w:name="heading 6" w:semiHidden="1" w:uiPriority="9" w:unhideWhenUsed="1" w:qFormat="1"/>
+    <w:lsdException w:name="heading 7" w:semiHidden="1" w:uiPriority="9" w:unhideWhenUsed="1" w:qFormat="1"/>
+    <w:lsdException w:name="heading 8" w:semiHidden="1" w:uiPriority="9" w:unhideWhenUsed="1" w:qFormat="1"/>
+    <w:lsdException w:name="heading 9" w:semiHidden="1" w:uiPriority="9" w:unhideWhenUsed="1" w:qFormat="1"/>
+    <w:lsdException w:name="index 1" w:semiHidden="1" w:unhideWhenUsed="1"/>
+    <w:lsdException w:name="index 2" w:semiHidden="1" w:unhideWhenUsed="1"/>
+    <w:lsdException w:name="index 3" w:semiHidden="1" w:unhideWhenUsed="1"/>
+    <w:lsdException w:name="index 4" w:semiHidden="1" w:unhideWhenUsed="1"/>
+    <w:lsdException w:name="index 5" w:semiHidden="1" w:unhideWhenUsed="1"/>
+    <w:lsdException w:name="index 6" w:semiHidden="1" w:unhideWhenUsed="1"/>
+    <w:lsdException w:name="index 7" w:semiHidden="1" w:unhideWhenUsed="1"/>
+    <w:lsdException w:name="index 8" w:semiHidden="1" w:unhideWhenUsed="1"/>
+    <w:lsdException w:name="index 9" w:semiHidden="1" w:unhideWhenUsed="1"/>
+    <w:lsdException w:name="toc 1" w:semiHidden="1" w:uiPriority="39" w:unhideWhenUsed="1"/>
+    <w:lsdException w:name="toc 2" w:semiHidden="1" w:uiPriority="39" w:unhideWhenUsed="1"/>
+    <w:lsdException w:name="toc 3" w:semiHidden="1" w:uiPriority="39" w:unhideWhenUsed="1"/>
+    <w:lsdException w:name="toc 4" w:semiHidden="1" w:uiPriority="39" w:unhideWhenUsed="1"/>
+    <w:lsdException w:name="toc 5" w:semiHidden="1" w:uiPriority="39" w:unhideWhenUsed="1"/>
+    <w:lsdException w:name="toc 6" w:semiHidden="1" w:uiPriority="39" w:unhideWhenUsed="1"/>
+    <w:lsdException w:name="toc 7" w:semiHidden="1" w:uiPriority="39" w:unhideWhenUsed="1"/>
+    <w:lsdException w:name="toc 8" w:semiHidden="1" w:uiPriority="39" w:unhideWhenUsed="1"/>
+    <w:lsdException w:name="toc 9" w:semiHidden="1" w:uiPriority="39" w:unhideWhenUsed="1"/>
+    <w:lsdException w:name="Normal Indent" w:semiHidden="1" w:unhideWhenUsed="1"/>
+    <w:lsdException w:name="footnote text" w:semiHidden="1" w:unhideWhenUsed="1"/>
+    <w:lsdException w:name="annotation text" w:semiHidden="1" w:unhideWhenUsed="1"/>
+    <w:lsdException w:name="header" w:semiHidden="1" w:unhideWhenUsed="1"/>
+    <w:lsdException w:name="footer" w:semiHidden="1" w:unhideWhenUsed="1"/>
+    <w:lsdException w:name="index heading" w:semiHidden="1" w:unhideWhenUsed="1"/>
+    <w:lsdException w:name="caption" w:semiHidden="1" w:uiPriority="35" w:unhideWhenUsed="1" w:qFormat="1"/>
+    <w:lsdException w:name="table of figures" w:semiHidden="1" w:unhideWhenUsed="1"/>
+    <w:lsdException w:name="envelope address" w:semiHidden="1" w:unhideWhenUsed="1"/>
+    <w:lsdException w:name="envelope return" w:semiHidden="1" w:unhideWhenUsed="1"/>
+    <w:lsdException w:name="footnote reference" w:semiHidden="1" w:unhideWhenUsed="1"/>
+    <w:lsdException w:name="annotation reference" w:semiHidden="1" w:unhideWhenUsed="1"/>
+    <w:lsdException w:name="line number" w:semiHidden="1" w:unhideWhenUsed="1"/>
+    <w:lsdException w:name="page number" w:semiHidden="1" w:unhideWhenUsed="1"/>
+    <w:lsdException w:name="endnote reference" w:semiHidden="1" w:unhideWhenUsed="1"/>
+    <w:lsdException w:name="endnote text" w:semiHidden="1" w:unhideWhenUsed="1"/>
+    <w:lsdException w:name="table of authorities" w:semiHidden="1" w:unhideWhenUsed="1"/>
+    <w:lsdException w:name="macro" w:semiHidden="1" w:unhideWhenUsed="1"/>
+    <w:lsdException w:name="toa heading" w:semiHidden="1" w:unhideWhenUsed="1"/>
+    <w:lsdException w:name="List" w:semiHidden="1" w:unhideWhenUsed="1"/>
+    <w:lsdException w:name="List Bullet" w:semiHidden="1" w:unhideWhenUsed="1"/>
+    <w:lsdException w:name="List Number" w:semiHidden="1" w:unhideWhenUsed="1"/>
+    <w:lsdException w:name="List 2" w:semiHidden="1" w:unhideWhenUsed="1"/>
+    <w:lsdException w:name="List 3" w:semiHidden="1" w:unhideWhenUsed="1"/>
+    <w:lsdException w:name="List 4" w:semiHidden="1" w:unhideWhenUsed="1"/>
+    <w:lsdException w:name="List 5" w:semiHidden="1" w:unhideWhenUsed="1"/>
+    <w:lsdException w:name="List Bullet 2" w:semiHidden="1" w:unhideWhenUsed="1"/>
+    <w:lsdException w:name="List Bullet 3" w:semiHidden="1" w:unhideWhenUsed="1"/>
+    <w:lsdException w:name="List Bullet 4" w:semiHidden="1" w:unhideWhenUsed="1"/>
+    <w:lsdException w:name="List Bullet 5" w:semiHidden="1" w:unhideWhenUsed="1"/>
+    <w:lsdException w:name="List Number 2" w:semiHidden="1" w:unhideWhenUsed="1"/>
+    <w:lsdException w:name="List Number 3" w:semiHidden="1" w:unhideWhenUsed="1"/>
+    <w:lsdException w:name="List Number 4" w:semiHidden="1" w:unhideWhenUsed="1"/>
+    <w:lsdException w:name="List Number 5" w:semiHidden="1" w:unhideWhenUsed="1"/>
+    <w:lsdException w:name="Title" w:uiPriority="10" w:qFormat="1"/>
+    <w:lsdException w:name="Closing" w:semiHidden="1" w:unhideWhenUsed="1"/>
+    <w:lsdException w:name="Signature" w:semiHidden="1" w:unhideWhenUsed="1"/>
+    <w:lsdException w:name="Default Paragraph Font" w:semiHidden="1" w:uiPriority="1" w:unhideWhenUsed="1"/>
+    <w:lsdException w:name="Body Text" w:semiHidden="1" w:unhideWhenUsed="1"/>
+    <w:lsdException w:name="Body Text Indent" w:semiHidden="1" w:unhideWhenUsed="1"/>
+    <w:lsdException w:name="List Continue" w:semiHidden="1" w:unhideWhenUsed="1"/>
+    <w:lsdException w:name="List Continue 2" w:semiHidden="1" w:unhideWhenUsed="1"/>
+    <w:lsdException w:name="List Continue 3" w:semiHidden="1" w:unhideWhenUsed="1"/>
+    <w:lsdException w:name="List Continue 4" w:semiHidden="1" w:unhideWhenUsed="1"/>
+    <w:lsdException w:name="List Continue 5" w:semiHidden="1" w:unhideWhenUsed="1"/>
+    <w:lsdException w:name="Message Header" w:semiHidden="1" w:unhideWhenUsed="1"/>
+    <w:lsdException w:name="Subtitle" w:uiPriority="11" w:qFormat="1"/>
+    <w:lsdException w:name="Salutation" w:semiHidden="1" w:unhideWhenUsed="1"/>
+    <w:lsdException w:name="Date" w:semiHidden="1" w:unhideWhenUsed="1"/>
+    <w:lsdException w:name="Body Text First Indent" w:semiHidden="1" w:unhideWhenUsed="1"/>
+    <w:lsdException w:name="Body Text First Indent 2" w:semiHidden="1" w:unhideWhenUsed="1"/>
+    <w:lsdException w:name="Note Heading" w:semiHidden="1" w:unhideWhenUsed="1"/>
+    <w:lsdException w:name="Body Text 2" w:semiHidden="1" w:unhideWhenUsed="1"/>
+    <w:lsdException w:name="Body Text 3" w:semiHidden="1" w:unhideWhenUsed="1"/>
+    <w:lsdException w:name="Body Text Indent 2" w:semiHidden="1" w:unhideWhenUsed="1"/>
+    <w:lsdException w:name="Body Text Indent 3" w:semiHidden="1" w:unhideWhenUsed="1"/>
+    <w:lsdException w:name="Block Text" w:semiHidden="1" w:unhideWhenUsed="1"/>
+    <w:lsdException w:name="Hyperlink" w:semiHidden="1" w:unhideWhenUsed="1"/>
+    <w:lsdException w:name="FollowedHyperlink" w:semiHidden="1" w:unhideWhenUsed="1"/>
+    <w:lsdException w:name="Strong" w:uiPriority="22" w:qFormat="1"/>
+    <w:lsdException w:name="Emphasis" w:uiPriority="20" w:qFormat="1"/>
+    <w:lsdException w:name="Document Map" w:semiHidden="1" w:unhideWhenUsed="1"/>
+    <w:lsdException w:name="Plain Text" w:semiHidden="1" w:unhideWhenUsed="1"/>
+    <w:lsdException w:name="E-mail Signature" w:semiHidden="1" w:unhideWhenUsed="1"/>
+    <w:lsdException w:name="HTML Top of Form" w:semiHidden="1" w:unhideWhenUsed="1"/>
+    <w:lsdException w:name="HTML Bottom of Form" w:semiHidden="1" w:unhideWhenUsed="1"/>
+    <w:lsdException w:name="Normal (Web)" w:semiHidden="1" w:unhideWhenUsed="1"/>
+    <w:lsdException w:name="HTML Acronym" w:semiHidden="1" w:unhideWhenUsed="1"/>
+    <w:lsdException w:name="HTML Address" w:semiHidden="1" w:unhideWhenUsed="1"/>
+    <w:lsdException w:name="HTML Cite" w:semiHidden="1" w:unhideWhenUsed="1"/>
+    <w:lsdException w:name="HTML Code" w:semiHidden="1" w:unhideWhenUsed="1"/>
+    <w:lsdException w:name="HTML Definition" w:semiHidden="1" w:unhideWhenUsed="1"/>
+    <w:lsdException w:name="HTML Keyboard" w:semiHidden="1" w:unhideWhenUsed="1"/>
+    <w:lsdException w:name="HTML Preformatted" w:semiHidden="1" w:unhideWhenUsed="1"/>
+    <w:lsdException w:name="HTML Sample" w:semiHidden="1" w:unhideWhenUsed="1"/>
+    <w:lsdException w:name="HTML Typewriter" w:semiHidden="1" w:unhideWhenUsed="1"/>
+    <w:lsdException w:name="HTML Variable" w:semiHidden="1" w:unhideWhenUsed="1"/>
+    <w:lsdException w:name="Normal Table" w:semiHidden="1" w:unhideWhenUsed="1"/>
+    <w:lsdException w:name="annotation subject" w:semiHidden="1" w:unhideWhenUsed="1"/>
+    <w:lsdException w:name="No List" w:semiHidden="1" w:unhideWhenUsed="1"/>
+    <w:lsdException w:name="Outline List 1" w:semiHidden="1" w:unhideWhenUsed="1"/>
+    <w:lsdException w:name="Outline List 2" w:semiHidden="1" w:unhideWhenUsed="1"/>
+    <w:lsdException w:name="Outline List 3" w:semiHidden="1" w:unhideWhenUsed="1"/>
+    <w:lsdException w:name="Table Simple 1" w:semiHidden="1" w:unhideWhenUsed="1"/>
+    <w:lsdException w:name="Table Simple 2" w:semiHidden="1" w:unhideWhenUsed="1"/>
+    <w:lsdException w:name="Table Simple 3" w:semiHidden="1" w:unhideWhenUsed="1"/>
+    <w:lsdException w:name="Table Classic 1" w:semiHidden="1" w:unhideWhenUsed="1"/>
+    <w:lsdException w:name="Table Classic 2" w:semiHidden="1" w:unhideWhenUsed="1"/>
+    <w:lsdException w:name="Table Classic 3" w:semiHidden="1" w:unhideWhenUsed="1"/>
+    <w:lsdException w:name="Table Classic 4" w:semiHidden="1" w:unhideWhenUsed="1"/>
+    <w:lsdException w:name="Table Colorful 1" w:semiHidden="1" w:unhideWhenUsed="1"/>
+    <w:lsdException w:name="Table Colorful 2" w:semiHidden="1" w:unhideWhenUsed="1"/>
+    <w:lsdException w:name="Table Colorful 3" w:semiHidden="1" w:unhideWhenUsed="1"/>
+    <w:lsdException w:name="Table Columns 1" w:semiHidden="1" w:unhideWhenUsed="1"/>
+    <w:lsdException w:name="Table Columns 2" w:semiHidden="1" w:unhideWhenUsed="1"/>
+    <w:lsdException w:name="Table Columns 3" w:semiHidden="1" w:unhideWhenUsed="1"/>
+    <w:lsdException w:name="Table Columns 4" w:semiHidden="1" w:unhideWhenUsed="1"/>
+    <w:lsdException w:name="Table Columns 5" w:semiHidden="1" w:unhideWhenUsed="1"/>
+    <w:lsdException w:name="Table Grid 1" w:semiHidden="1" w:unhideWhenUsed="1"/>
+    <w:lsdException w:name="Table Grid 2" w:semiHidden="1" w:unhideWhenUsed="1"/>
+    <w:lsdException w:name="Table Grid 3" w:semiHidden="1" w:unhideWhenUsed="1"/>
+    <w:lsdException w:name="Table Grid 4" w:semiHidden="1" w:unhideWhenUsed="1"/>
+    <w:lsdException w:name="Table Grid 5" w:semiHidden="1" w:unhideWhenUsed="1"/>
+    <w:lsdException w:name="Table Grid 6" w:semiHidden="1" w:unhideWhenUsed="1"/>
+    <w:lsdException w:name="Table Grid 7" w:semiHidden="1" w:unhideWhenUsed="1"/>
+    <w:lsdException w:name="Table Grid 8" w:semiHidden="1" w:unhideWhenUsed="1"/>
+    <w:lsdException w:name="Table List 1" w:semiHidden="1" w:unhideWhenUsed="1"/>
+    <w:lsdException w:name="Table List 2" w:semiHidden="1" w:unhideWhenUsed="1"/>
+    <w:lsdException w:name="Table List 3" w:semiHidden="1" w:unhideWhenUsed="1"/>
+    <w:lsdException w:name="Table List 4" w:semiHidden="1" w:unhideWhenUsed="1"/>
+    <w:lsdException w:name="Table List 5" w:semiHidden="1" w:unhideWhenUsed="1"/>
+    <w:lsdException w:name="Table List 6" w:semiHidden="1" w:unhideWhenUsed="1"/>
+    <w:lsdException w:name="Table List 7" w:semiHidden="1" w:unhideWhenUsed="1"/>
+    <w:lsdException w:name="Table List 8" w:semiHidden="1" w:unhideWhenUsed="1"/>
+    <w:lsdException w:name="Table 3D effects 1" w:semiHidden="1" w:unhideWhenUsed="1"/>
+    <w:lsdException w:name="Table 3D effects 2" w:semiHidden="1" w:unhideWhenUsed="1"/>
+    <w:lsdException w:name="Table 3D effects 3" w:semiHidden="1" w:unhideWhenUsed="1"/>
+    <w:lsdException w:name="Table Contemporary" w:semiHidden="1" w:unhideWhenUsed="1"/>
+    <w:lsdException w:name="Table Elegant" w:semiHidden="1" w:unhideWhenUsed="1"/>
+    <w:lsdException w:name="Table Professional" w:semiHidden="1" w:unhideWhenUsed="1"/>
+    <w:lsdException w:name="Table Subtle 1" w:semiHidden="1" w:unhideWhenUsed="1"/>
+    <w:lsdException w:name="Table Subtle 2" w:semiHidden="1" w:unhideWhenUsed="1"/>
+    <w:lsdException w:name="Table Web 1" w:semiHidden="1" w:unhideWhenUsed="1"/>
+    <w:lsdException w:name="Table Web 2" w:semiHidden="1" w:unhideWhenUsed="1"/>
+    <w:lsdException w:name="Table Web 3" w:semiHidden="1" w:unhideWhenUsed="1"/>
+    <w:lsdException w:name="Balloon Text" w:semiHidden="1" w:unhideWhenUsed="1"/>
+    <w:lsdException w:name="Table Grid" w:uiPriority="39"/>
+    <w:lsdException w:name="Table Theme" w:semiHidden="1" w:unhideWhenUsed="1"/>
+    <w:lsdException w:name="Placeholder Text" w:semiHidden="1"/>
+    <w:lsdException w:name="No Spacing" w:uiPriority="1" w:qFormat="1"/>
+    <w:lsdException w:name="Light Shading" w:uiPriority="60"/>
+    <w:lsdException w:name="Light List" w:uiPriority="61"/>
+    <w:lsdException w:name="Light Grid" w:uiPriority="62"/>
+    <w:lsdException w:name="Medium Shading 1" w:uiPriority="63"/>
+    <w:lsdException w:name="Medium Shading 2" w:uiPriority="64"/>
+    <w:lsdException w:name="Medium List 1" w:uiPriority="65"/>
+    <w:lsdException w:name="Medium List 2" w:uiPriority="66"/>
+    <w:lsdException w:name="Medium Grid 1" w:uiPriority="67"/>
+    <w:lsdException w:name="Medium Grid 2" w:uiPriority="68"/>
+    <w:lsdException w:name="Medium Grid 3" w:uiPriority="69"/>
+    <w:lsdException w:name="Dark List" w:uiPriority="70"/>
+    <w:lsdException w:name="Colorful Shading" w:uiPriority="71"/>
+    <w:lsdException w:name="Colorful List" w:uiPriority="72"/>
+    <w:lsdException w:name="Colorful Grid" w:uiPriority="73"/>
+    <w:lsdException w:name="Light Shading Accent 1" w:uiPriority="60"/>
+    <w:lsdException w:name="Light List Accent 1" w:uiPriority="61"/>
+    <w:lsdException w:name="Light Grid Accent 1" w:uiPriority="62"/>
+    <w:lsdException w:name="Medium Shading 1 Accent 1" w:uiPriority="63"/>
+    <w:lsdException w:name="Medium Shading 2 Accent 1" w:uiPriority="64"/>
+    <w:lsdException w:name="Medium List 1 Accent 1" w:uiPriority="65"/>
+    <w:lsdException w:name="Revision" w:semiHidden="1"/>
+    <w:lsdException w:name="List Paragraph" w:uiPriority="34" w:qFormat="1"/>
+    <w:lsdException w:name="Quote" w:uiPriority="29" w:qFormat="1"/>
+    <w:lsdException w:name="Intense Quote" w:uiPriority="30" w:qFormat="1"/>
+    <w:lsdException w:name="Medium List 2 Accent 1" w:uiPriority="66"/>
+    <w:lsdException w:name="Medium Grid 1 Accent 1" w:uiPriority="67"/>
+    <w:lsdException w:name="Medium Grid 2 Accent 1" w:uiPriority="68"/>
+    <w:lsdException w:name="Medium Grid 3 Accent 1" w:uiPriority="69"/>
+    <w:lsdException w:name="Dark List Accent 1" w:uiPriority="70"/>
+    <w:lsdException w:name="Colorful Shading Accent 1" w:uiPriority="71"/>
+    <w:lsdException w:name="Colorful List Accent 1" w:uiPriority="72"/>
+    <w:lsdException w:name="Colorful Grid Accent 1" w:uiPriority="73"/>
+    <w:lsdException w:name="Light Shading Accent 2" w:uiPriority="60"/>
+    <w:lsdException w:name="Light List Accent 2" w:uiPriority="61"/>
+    <w:lsdException w:name="Light Grid Accent 2" w:uiPriority="62"/>
+    <w:lsdException w:name="Medium Shading 1 Accent 2" w:uiPriority="63"/>
+    <w:lsdException w:name="Medium Shading 2 Accent 2" w:uiPriority="64"/>
+    <w:lsdException w:name="Medium List 1 Accent 2" w:uiPriority="65"/>
+    <w:lsdException w:name="Medium List 2 Accent 2" w:uiPriority="66"/>
+    <w:lsdException w:name="Medium Grid 1 Accent 2" w:uiPriority="67"/>
+    <w:lsdException w:name="Medium Grid 2 Accent 2" w:uiPriority="68"/>
+    <w:lsdException w:name="Medium Grid 3 Accent 2" w:uiPriority="69"/>
+    <w:lsdException w:name="Dark List Accent 2" w:uiPriority="70"/>
+    <w:lsdException w:name="Colorful Shading Accent 2" w:uiPriority="71"/>
+    <w:lsdException w:name="Colorful List Accent 2" w:uiPriority="72"/>
+    <w:lsdException w:name="Colorful Grid Accent 2" w:uiPriority="73"/>
+    <w:lsdException w:name="Light Shading Accent 3" w:uiPriority="60"/>
+    <w:lsdException w:name="Light List Accent 3" w:uiPriority="61"/>
+    <w:lsdException w:name="Light Grid Accent 3" w:uiPriority="62"/>
+    <w:lsdException w:name="Medium Shading 1 Accent 3" w:uiPriority="63"/>
+    <w:lsdException w:name="Medium Shading 2 Accent 3" w:uiPriority="64"/>
+    <w:lsdException w:name="Medium List 1 Accent 3" w:uiPriority="65"/>
+    <w:lsdException w:name="Medium List 2 Accent 3" w:uiPriority="66"/>
+    <w:lsdException w:name="Medium Grid 1 Accent 3" w:uiPriority="67"/>
+    <w:lsdException w:name="Medium Grid 2 Accent 3" w:uiPriority="68"/>
+    <w:lsdException w:name="Medium Grid 3 Accent 3" w:uiPriority="69"/>
+    <w:lsdException w:name="Dark List Accent 3" w:uiPriority="70"/>
+    <w:lsdException w:name="Colorful Shading Accent 3" w:uiPriority="71"/>
+    <w:lsdException w:name="Colorful List Accent 3" w:uiPriority="72"/>
+    <w:lsdException w:name="Colorful Grid Accent 3" w:uiPriority="73"/>
+    <w:lsdException w:name="Light Shading Accent 4" w:uiPriority="60"/>
+    <w:lsdException w:name="Light List Accent 4" w:uiPriority="61"/>
+    <w:lsdException w:name="Light Grid Accent 4" w:uiPriority="62"/>
+    <w:lsdException w:name="Medium Shading 1 Accent 4" w:uiPriority="63"/>
+    <w:lsdException w:name="Medium Shading 2 Accent 4" w:uiPriority="64"/>
+    <w:lsdException w:name="Medium List 1 Accent 4" w:uiPriority="65"/>
+    <w:lsdException w:name="Medium List 2 Accent 4" w:uiPriority="66"/>
+    <w:lsdException w:name="Medium Grid 1 Accent 4" w:uiPriority="67"/>
+    <w:lsdException w:name="Medium Grid 2 Accent 4" w:uiPriority="68"/>
+    <w:lsdException w:name="Medium Grid 3 Accent 4" w:uiPriority="69"/>
+    <w:lsdException w:name="Dark List Accent 4" w:uiPriority="70"/>
+    <w:lsdException w:name="Colorful Shading Accent 4" w:uiPriority="71"/>
+    <w:lsdException w:name="Colorful List Accent 4" w:uiPriority="72"/>
+    <w:lsdException w:name="Colorful Grid Accent 4" w:uiPriority="73"/>
+    <w:lsdException w:name="Light Shading Accent 5" w:uiPriority="60"/>
+    <w:lsdException w:name="Light List Accent 5" w:uiPriority="61"/>
+    <w:lsdException w:name="Light Grid Accent 5" w:uiPriority="62"/>
+    <w:lsdException w:name="Medium Shading 1 Accent 5" w:uiPriority="63"/>
+    <w:lsdException w:name="Medium Shading 2 Accent 5" w:uiPriority="64"/>
+    <w:lsdException w:name="Medium List 1 Accent 5" w:uiPriority="65"/>
+    <w:lsdException w:name="Medium List 2 Accent 5" w:uiPriority="66"/>
+    <w:lsdException w:name="Medium Grid 1 Accent 5" w:uiPriority="67"/>
+    <w:lsdException w:name="Medium Grid 2 Accent 5" w:uiPriority="68"/>
+    <w:lsdException w:name="Medium Grid 3 Accent 5" w:uiPriority="69"/>
+    <w:lsdException w:name="Dark List Accent 5" w:uiPriority="70"/>
+    <w:lsdException w:name="Colorful Shading Accent 5" w:uiPriority="71"/>
+    <w:lsdException w:name="Colorful List Accent 5" w:uiPriority="72"/>
+    <w:lsdException w:name="Colorful Grid Accent 5" w:uiPriority="73"/>
+    <w:lsdException w:name="Light Shading Accent 6" w:uiPriority="60"/>
+    <w:lsdException w:name="Light List Accent 6" w:uiPriority="61"/>
+    <w:lsdException w:name="Light Grid Accent 6" w:uiPriority="62"/>
+    <w:lsdException w:name="Medium Shading 1 Accent 6" w:uiPriority="63"/>
+    <w:lsdException w:name="Medium Shading 2 Accent 6" w:uiPriority="64"/>
+    <w:lsdException w:name="Medium List 1 Accent 6" w:uiPriority="65"/>
+    <w:lsdException w:name="Medium List 2 Accent 6" w:uiPriority="66"/>
+    <w:lsdException w:name="Medium Grid 1 Accent 6" w:uiPriority="67"/>
+    <w:lsdException w:name="Medium Grid 2 Accent 6" w:uiPriority="68"/>
+    <w:lsdException w:name="Medium Grid 3 Accent 6" w:uiPriority="69"/>
+    <w:lsdException w:name="Dark List Accent 6" w:uiPriority="70"/>
+    <w:lsdException w:name="Colorful Shading Accent 6" w:uiPriority="71"/>
+    <w:lsdException w:name="Colorful List Accent 6" w:uiPriority="72"/>
+    <w:lsdException w:name="Colorful Grid Accent 6" w:uiPriority="73"/>
+    <w:lsdException w:name="Subtle Emphasis" w:uiPriority="19" w:qFormat="1"/>
+    <w:lsdException w:name="Intense Emphasis" w:uiPriority="21" w:qFormat="1"/>
+    <w:lsdException w:name="Subtle Reference" w:uiPriority="31" w:qFormat="1"/>
+    <w:lsdException w:name="Intense Reference" w:uiPriority="32" w:qFormat="1"/>
+    <w:lsdException w:name="Book Title" w:uiPriority="33" w:qFormat="1"/>
+    <w:lsdException w:name="Bibliography" w:semiHidden="1" w:uiPriority="37" w:unhideWhenUsed="1"/>
+    <w:lsdException w:name="TOC Heading" w:semiHidden="1" w:uiPriority="39" w:unhideWhenUsed="1" w:qFormat="1"/>
+    <w:lsdException w:name="Plain Table 1" w:uiPriority="41"/>
+    <w:lsdException w:name="Plain Table 2" w:uiPriority="42"/>
+    <w:lsdException w:name="Plain Table 3" w:uiPriority="43"/>
+    <w:lsdException w:name="Plain Table 4" w:uiPriority="44"/>
+    <w:lsdException w:name="Plain Table 5" w:uiPriority="45"/>
+    <w:lsdException w:name="Grid Table Light" w:uiPriority="40"/>
+    <w:lsdException w:name="Grid Table 1 Light" w:uiPriority="46"/>
+    <w:lsdException w:name="Grid Table 2" w:uiPriority="47"/>
+    <w:lsdException w:name="Grid Table 3" w:uiPriority="48"/>
+    <w:lsdException w:name="Grid Table 4" w:uiPriority="49"/>
+    <w:lsdException w:name="Grid Table 5 Dark" w:uiPriority="50"/>
+    <w:lsdException w:name="Grid Table 6 Colorful" w:uiPriority="51"/>
+    <w:lsdException w:name="Grid Table 7 Colorful" w:uiPriority="52"/>
+    <w:lsdException w:name="Grid Table 1 Light Accent 1" w:uiPriority="46"/>
+    <w:lsdException w:name="Grid Table 2 Accent 1" w:uiPriority="47"/>
+    <w:lsdException w:name="Grid Table 3 Accent 1" w:uiPriority="48"/>
+    <w:lsdException w:name="Grid Table 4 Accent 1" w:uiPriority="49"/>
+    <w:lsdException w:name="Grid Table 5 Dark Accent 1" w:uiPriority="50"/>
+    <w:lsdException w:name="Grid Table 6 Colorful Accent 1" w:uiPriority="51"/>
+    <w:lsdException w:name="Grid Table 7 Colorful Accent 1" w:uiPriority="52"/>
+    <w:lsdException w:name="Grid Table 1 Light Accent 2" w:uiPriority="46"/>
+    <w:lsdException w:name="Grid Table 2 Accent 2" w:uiPriority="47"/>
+    <w:lsdException w:name="Grid Table 3 Accent 2" w:uiPriority="48"/>
+    <w:lsdException w:name="Grid Table 4 Accent 2" w:uiPriority="49"/>
+    <w:lsdException w:name="Grid Table 5 Dark Accent 2" w:uiPriority="50"/>
+    <w:lsdException w:name="Grid Table 6 Colorful Accent 2" w:uiPriority="51"/>
+    <w:lsdException w:name="Grid Table 7 Colorful Accent 2" w:uiPriority="52"/>
+    <w:lsdException w:name="Grid Table 1 Light Accent 3" w:uiPriority="46"/>
+    <w:lsdException w:name="Grid Table 2 Accent 3" w:uiPriority="47"/>
+    <w:lsdException w:name="Grid Table 3 Accent 3" w:uiPriority="48"/>
+    <w:lsdException w:name="Grid Table 4 Accent 3" w:uiPriority="49"/>
+    <w:lsdException w:name="Grid Table 5 Dark Accent 3" w:uiPriority="50"/>
+    <w:lsdException w:name="Grid Table 6 Colorful Accent 3" w:uiPriority="51"/>
+    <w:lsdException w:name="Grid Table 7 Colorful Accent 3" w:uiPriority="52"/>
+    <w:lsdException w:name="Grid Table 1 Light Accent 4" w:uiPriority="46"/>
+    <w:lsdException w:name="Grid Table 2 Accent 4" w:uiPriority="47"/>
+    <w:lsdException w:name="Grid Table 3 Accent 4" w:uiPriority="48"/>
+    <w:lsdException w:name="Grid Table 4 Accent 4" w:uiPriority="49"/>
+    <w:lsdException w:name="Grid Table 5 Dark Accent 4" w:uiPriority="50"/>
+    <w:lsdException w:name="Grid Table 6 Colorful Accent 4" w:uiPriority="51"/>
+    <w:lsdException w:name="Grid Table 7 Colorful Accent 4" w:uiPriority="52"/>
+    <w:lsdException w:name="Grid Table 1 Light Accent 5" w:uiPriority="46"/>
+    <w:lsdException w:name="Grid Table 2 Accent 5" w:uiPriority="47"/>
+    <w:lsdException w:name="Grid Table 3 Accent 5" w:uiPriority="48"/>
+    <w:lsdException w:name="Grid Table 4 Accent 5" w:uiPriority="49"/>
+    <w:lsdException w:name="Grid Table 5 Dark Accent 5" w:uiPriority="50"/>
+    <w:lsdException w:name="Grid Table 6 Colorful Accent 5" w:uiPriority="51"/>
+    <w:lsdException w:name="Grid Table 7 Colorful Accent 5" w:uiPriority="52"/>
+    <w:lsdException w:name="Grid Table 1 Light Accent 6" w:uiPriority="46"/>
+    <w:lsdException w:name="Grid Table 2 Accent 6" w:uiPriority="47"/>
+    <w:lsdException w:name="Grid Table 3 Accent 6" w:uiPriority="48"/>
+    <w:lsdException w:name="Grid Table 4 Accent 6" w:uiPriority="49"/>
+    <w:lsdException w:name="Grid Table 5 Dark Accent 6" w:uiPriority="50"/>
+    <w:lsdException w:name="Grid Table 6 Colorful Accent 6" w:uiPriority="51"/>
+    <w:lsdException w:name="Grid Table 7 Colorful Accent 6" w:uiPriority="52"/>
+    <w:lsdException w:name="List Table 1 Light" w:uiPriority="46"/>
+    <w:lsdException w:name="List Table 2" w:uiPriority="47"/>
+    <w:lsdException w:name="List Table 3" w:uiPriority="48"/>
+    <w:lsdException w:name="List Table 4" w:uiPriority="49"/>
+    <w:lsdException w:name="List Table 5 Dark" w:uiPriority="50"/>
+    <w:lsdException w:name="List Table 6 Colorful" w:uiPriority="51"/>
+    <w:lsdException w:name="List Table 7 Colorful" w:uiPriority="52"/>
+    <w:lsdException w:name="List Table 1 Light Accent 1" w:uiPriority="46"/>
+    <w:lsdException w:name="List Table 2 Accent 1" w:uiPriority="47"/>
+    <w:lsdException w:name="List Table 3 Accent 1" w:uiPriority="48"/>
+    <w:lsdException w:name="List Table 4 Accent 1" w:uiPriority="49"/>
+    <w:lsdException w:name="List Table 5 Dark Accent 1" w:uiPriority="50"/>
+    <w:lsdException w:name="List Table 6 Colorful Accent 1" w:uiPriority="51"/>
+    <w:lsdException w:name="List Table 7 Colorful Accent 1" w:uiPriority="52"/>
+    <w:lsdException w:name="List Table 1 Light Accent 2" w:uiPriority="46"/>
+    <w:lsdException w:name="List Table 2 Accent 2" w:uiPriority="47"/>
+    <w:lsdException w:name="List Table 3 Accent 2" w:uiPriority="48"/>
+    <w:lsdException w:name="List Table 4 Accent 2" w:uiPriority="49"/>
+    <w:lsdException w:name="List Table 5 Dark Accent 2" w:uiPriority="50"/>
+    <w:lsdException w:name="List Table 6 Colorful Accent 2" w:uiPriority="51"/>
+    <w:lsdException w:name="List Table 7 Colorful Accent 2" w:uiPriority="52"/>
+    <w:lsdException w:name="List Table 1 Light Accent 3" w:uiPriority="46"/>
+    <w:lsdException w:name="List Table 2 Accent 3" w:uiPriority="47"/>
+    <w:lsdException w:name="List Table 3 Accent 3" w:uiPriority="48"/>
+    <w:lsdException w:name="List Table 4 Accent 3" w:uiPriority="49"/>
+    <w:lsdException w:name="List Table 5 Dark Accent 3" w:uiPriority="50"/>
+    <w:lsdException w:name="List Table 6 Colorful Accent 3" w:uiPriority="51"/>
+    <w:lsdException w:name="List Table 7 Colorful Accent 3" w:uiPriority="52"/>
+    <w:lsdException w:name="List Table 1 Light Accent 4" w:uiPriority="46"/>
+    <w:lsdException w:name="List Table 2 Accent 4" w:uiPriority="47"/>
+    <w:lsdException w:name="List Table 3 Accent 4" w:uiPriority="48"/>
+    <w:lsdException w:name="List Table 4 Accent 4" w:uiPriority="49"/>
+    <w:lsdException w:name="List Table 5 Dark Accent 4" w:uiPriority="50"/>
+    <w:lsdException w:name="List Table 6 Colorful Accent 4" w:uiPriority="51"/>
+    <w:lsdException w:name="List Table 7 Colorful Accent 4" w:uiPriority="52"/>
+    <w:lsdException w:name="List Table 1 Light Accent 5" w:uiPriority="46"/>
+    <w:lsdException w:name="List Table 2 Accent 5" w:uiPriority="47"/>
+    <w:lsdException w:name="List Table 3 Accent 5" w:uiPriority="48"/>
+    <w:lsdException w:name="List Table 4 Accent 5" w:uiPriority="49"/>
+    <w:lsdException w:name="List Table 5 Dark Accent 5" w:uiPriority="50"/>
+    <w:lsdException w:name="List Table 6 Colorful Accent 5" w:uiPriority="51"/>
+    <w:lsdException w:name="List Table 7 Colorful Accent 5" w:uiPriority="52"/>
+    <w:lsdException w:name="List Table 1 Light Accent 6" w:uiPriority="46"/>
+    <w:lsdException w:name="List Table 2 Accent 6" w:uiPriority="47"/>
+    <w:lsdException w:name="List Table 3 Accent 6" w:uiPriority="48"/>
+    <w:lsdException w:name="List Table 4 Accent 6" w:uiPriority="49"/>
+    <w:lsdException w:name="List Table 5 Dark Accent 6" w:uiPriority="50"/>
+    <w:lsdException w:name="List Table 6 Colorful Accent 6" w:uiPriority="51"/>
+    <w:lsdException w:name="List Table 7 Colorful Accent 6" w:uiPriority="52"/>
+    <w:lsdException w:name="Mention" w:semiHidden="1" w:unhideWhenUsed="1"/>
+    <w:lsdException w:name="Smart Hyperlink" w:semiHidden="1" w:unhideWhenUsed="1"/>
+    <w:lsdException w:name="Hashtag" w:semiHidden="1" w:unhideWhenUsed="1"/>
+    <w:lsdException w:name="Unresolved Mention" w:semiHidden="1" w:unhideWhenUsed="1"/>
+    <w:lsdException w:name="Smart Link" w:semiHidden="1" w:unhideWhenUsed="1"/>
+  </w:latentStyles>
+  <w:style w:type="paragraph" w:default="1" w:styleId="Normal">
+    <w:name w:val="Normal"/>
+    <w:qFormat/>
   </w:style>
   <w:style w:type="paragraph" w:styleId="Heading1">
     <w:name w:val="heading 1"/>
     <w:basedOn w:val="Normal"/>
     <w:next w:val="Normal"/>
+    <w:uiPriority w:val="9"/>
+    <w:qFormat/>
     <w:pPr>
-      <w:keepNext w:val="1"/>
-      <w:keepLines w:val="1"/>
-      <w:pageBreakBefore w:val="0"/>
-      <w:spacing w:after="120" w:before="400" w:lineRule="auto"/>
+      <w:keepNext/>
+      <w:keepLines/>
+      <w:spacing w:before="400" w:after="120"/>
+      <w:outlineLvl w:val="0"/>
     </w:pPr>
     <w:rPr>
       <w:sz w:val="40"/>
@@ -914,15 +2920,17 @@
     <w:name w:val="heading 2"/>
     <w:basedOn w:val="Normal"/>
     <w:next w:val="Normal"/>
+    <w:uiPriority w:val="9"/>
+    <w:semiHidden/>
+    <w:unhideWhenUsed/>
+    <w:qFormat/>
     <w:pPr>
-      <w:keepNext w:val="1"/>
-      <w:keepLines w:val="1"/>
-      <w:pageBreakBefore w:val="0"/>
-      <w:spacing w:after="120" w:before="360" w:lineRule="auto"/>
+      <w:keepNext/>
+      <w:keepLines/>
+      <w:spacing w:before="360" w:after="120"/>
+      <w:outlineLvl w:val="1"/>
     </w:pPr>
     <w:rPr>
-      <w:b w:val="0"/>
-      <w:bCs w:val="0"/>
       <w:sz w:val="32"/>
       <w:szCs w:val="32"/>
     </w:rPr>
@@ -931,15 +2939,17 @@
     <w:name w:val="heading 3"/>
     <w:basedOn w:val="Normal"/>
     <w:next w:val="Normal"/>
+    <w:uiPriority w:val="9"/>
+    <w:semiHidden/>
+    <w:unhideWhenUsed/>
+    <w:qFormat/>
     <w:pPr>
-      <w:keepNext w:val="1"/>
-      <w:keepLines w:val="1"/>
-      <w:pageBreakBefore w:val="0"/>
-      <w:spacing w:after="80" w:before="320" w:lineRule="auto"/>
+      <w:keepNext/>
+      <w:keepLines/>
+      <w:spacing w:before="320" w:after="80"/>
+      <w:outlineLvl w:val="2"/>
     </w:pPr>
     <w:rPr>
-      <w:b w:val="0"/>
-      <w:bCs w:val="0"/>
       <w:color w:val="434343"/>
       <w:sz w:val="28"/>
       <w:szCs w:val="28"/>
@@ -949,11 +2959,15 @@
     <w:name w:val="heading 4"/>
     <w:basedOn w:val="Normal"/>
     <w:next w:val="Normal"/>
+    <w:uiPriority w:val="9"/>
+    <w:semiHidden/>
+    <w:unhideWhenUsed/>
+    <w:qFormat/>
     <w:pPr>
-      <w:keepNext w:val="1"/>
-      <w:keepLines w:val="1"/>
-      <w:pageBreakBefore w:val="0"/>
-      <w:spacing w:after="80" w:before="280" w:lineRule="auto"/>
+      <w:keepNext/>
+      <w:keepLines/>
+      <w:spacing w:before="280" w:after="80"/>
+      <w:outlineLvl w:val="3"/>
     </w:pPr>
     <w:rPr>
       <w:color w:val="666666"/>
@@ -965,45 +2979,87 @@
     <w:name w:val="heading 5"/>
     <w:basedOn w:val="Normal"/>
     <w:next w:val="Normal"/>
+    <w:uiPriority w:val="9"/>
+    <w:semiHidden/>
+    <w:unhideWhenUsed/>
+    <w:qFormat/>
     <w:pPr>
-      <w:keepNext w:val="1"/>
-      <w:keepLines w:val="1"/>
-      <w:pageBreakBefore w:val="0"/>
-      <w:spacing w:after="80" w:before="240" w:lineRule="auto"/>
+      <w:keepNext/>
+      <w:keepLines/>
+      <w:spacing w:before="240" w:after="80"/>
+      <w:outlineLvl w:val="4"/>
     </w:pPr>
     <w:rPr>
       <w:color w:val="666666"/>
-      <w:sz w:val="22"/>
-      <w:szCs w:val="22"/>
     </w:rPr>
   </w:style>
   <w:style w:type="paragraph" w:styleId="Heading6">
     <w:name w:val="heading 6"/>
     <w:basedOn w:val="Normal"/>
     <w:next w:val="Normal"/>
+    <w:uiPriority w:val="9"/>
+    <w:semiHidden/>
+    <w:unhideWhenUsed/>
+    <w:qFormat/>
     <w:pPr>
-      <w:keepNext w:val="1"/>
-      <w:keepLines w:val="1"/>
-      <w:pageBreakBefore w:val="0"/>
-      <w:spacing w:after="80" w:before="240" w:lineRule="auto"/>
+      <w:keepNext/>
+      <w:keepLines/>
+      <w:spacing w:before="240" w:after="80"/>
+      <w:outlineLvl w:val="5"/>
     </w:pPr>
     <w:rPr>
-      <w:i w:val="1"/>
-      <w:iCs w:val="1"/>
+      <w:i/>
+      <w:iCs/>
       <w:color w:val="666666"/>
-      <w:sz w:val="22"/>
-      <w:szCs w:val="22"/>
     </w:rPr>
+  </w:style>
+  <w:style w:type="character" w:default="1" w:styleId="DefaultParagraphFont">
+    <w:name w:val="Default Paragraph Font"/>
+    <w:uiPriority w:val="1"/>
+    <w:unhideWhenUsed/>
+  </w:style>
+  <w:style w:type="table" w:default="1" w:styleId="TableNormal">
+    <w:name w:val="Normal Table"/>
+    <w:uiPriority w:val="99"/>
+    <w:semiHidden/>
+    <w:unhideWhenUsed/>
+    <w:tblPr>
+      <w:tblInd w:w="0" w:type="dxa"/>
+      <w:tblCellMar>
+        <w:top w:w="0" w:type="dxa"/>
+        <w:left w:w="108" w:type="dxa"/>
+        <w:bottom w:w="0" w:type="dxa"/>
+        <w:right w:w="108" w:type="dxa"/>
+      </w:tblCellMar>
+    </w:tblPr>
+  </w:style>
+  <w:style w:type="numbering" w:default="1" w:styleId="NoList">
+    <w:name w:val="No List"/>
+    <w:uiPriority w:val="99"/>
+    <w:semiHidden/>
+    <w:unhideWhenUsed/>
+  </w:style>
+  <w:style w:type="table" w:customStyle="1" w:styleId="TableNormal0">
+    <w:name w:val="TableNormal"/>
+    <w:tblPr>
+      <w:tblCellMar>
+        <w:top w:w="100" w:type="dxa"/>
+        <w:left w:w="100" w:type="dxa"/>
+        <w:bottom w:w="100" w:type="dxa"/>
+        <w:right w:w="100" w:type="dxa"/>
+      </w:tblCellMar>
+    </w:tblPr>
   </w:style>
   <w:style w:type="paragraph" w:styleId="Title">
     <w:name w:val="Title"/>
     <w:basedOn w:val="Normal"/>
     <w:next w:val="Normal"/>
+    <w:uiPriority w:val="10"/>
+    <w:qFormat/>
     <w:pPr>
-      <w:keepNext w:val="1"/>
-      <w:keepLines w:val="1"/>
-      <w:pageBreakBefore w:val="0"/>
-      <w:spacing w:after="60" w:before="0" w:lineRule="auto"/>
+      <w:keepNext/>
+      <w:keepLines/>
+      <w:spacing w:after="60"/>
     </w:pPr>
     <w:rPr>
       <w:sz w:val="52"/>
@@ -1014,20 +3070,53 @@
     <w:name w:val="Subtitle"/>
     <w:basedOn w:val="Normal"/>
     <w:next w:val="Normal"/>
+    <w:uiPriority w:val="11"/>
+    <w:qFormat/>
     <w:pPr>
-      <w:keepNext w:val="1"/>
-      <w:keepLines w:val="1"/>
-      <w:pageBreakBefore w:val="0"/>
-      <w:spacing w:after="320" w:before="0" w:lineRule="auto"/>
+      <w:keepNext/>
+      <w:keepLines/>
+      <w:spacing w:after="320"/>
     </w:pPr>
     <w:rPr>
-      <w:rFonts w:ascii="Arial" w:cs="Arial" w:eastAsia="Arial" w:hAnsi="Arial"/>
-      <w:i w:val="0"/>
-      <w:iCs w:val="0"/>
       <w:color w:val="666666"/>
       <w:sz w:val="30"/>
       <w:szCs w:val="30"/>
     </w:rPr>
+  </w:style>
+  <w:style w:type="character" w:styleId="Hyperlink">
+    <w:name w:val="Hyperlink"/>
+    <w:basedOn w:val="DefaultParagraphFont"/>
+    <w:uiPriority w:val="99"/>
+    <w:unhideWhenUsed/>
+    <w:rsid w:val="00F73982"/>
+    <w:rPr>
+      <w:color w:val="0000FF" w:themeColor="hyperlink"/>
+      <w:u w:val="single"/>
+    </w:rPr>
+  </w:style>
+  <w:style w:type="character" w:styleId="UnresolvedMention">
+    <w:name w:val="Unresolved Mention"/>
+    <w:basedOn w:val="DefaultParagraphFont"/>
+    <w:uiPriority w:val="99"/>
+    <w:semiHidden/>
+    <w:unhideWhenUsed/>
+    <w:rsid w:val="00F73982"/>
+    <w:rPr>
+      <w:color w:val="605E5C"/>
+      <w:shd w:val="clear" w:color="auto" w:fill="E1DFDD"/>
+    </w:rPr>
+  </w:style>
+  <w:style w:type="paragraph" w:styleId="TOC1">
+    <w:name w:val="toc 1"/>
+    <w:basedOn w:val="Normal"/>
+    <w:next w:val="Normal"/>
+    <w:autoRedefine/>
+    <w:uiPriority w:val="39"/>
+    <w:unhideWhenUsed/>
+    <w:rsid w:val="00F73982"/>
+    <w:pPr>
+      <w:spacing w:after="100"/>
+    </w:pPr>
   </w:style>
 </w:styles>
 </file>

--- a/docs/RFR New Member Project Design Document.docx
+++ b/docs/RFR New Member Project Design Document.docx
@@ -195,7 +195,7 @@
       <w:pPr>
         <w:numPr>
           <w:ilvl w:val="0"/>
-          <w:numId w:val="3"/>
+          <w:numId w:val="10"/>
         </w:numPr>
         <w:rPr>
           <w:lang w:val="en-US"/>
@@ -212,7 +212,7 @@
       <w:pPr>
         <w:numPr>
           <w:ilvl w:val="0"/>
-          <w:numId w:val="3"/>
+          <w:numId w:val="10"/>
         </w:numPr>
         <w:rPr>
           <w:lang w:val="en-US"/>
@@ -229,7 +229,7 @@
       <w:pPr>
         <w:numPr>
           <w:ilvl w:val="0"/>
-          <w:numId w:val="3"/>
+          <w:numId w:val="10"/>
         </w:numPr>
         <w:rPr>
           <w:lang w:val="en-US"/>
@@ -246,7 +246,7 @@
       <w:pPr>
         <w:numPr>
           <w:ilvl w:val="0"/>
-          <w:numId w:val="3"/>
+          <w:numId w:val="10"/>
         </w:numPr>
         <w:rPr>
           <w:lang w:val="en-US"/>
@@ -263,7 +263,7 @@
       <w:pPr>
         <w:numPr>
           <w:ilvl w:val="1"/>
-          <w:numId w:val="3"/>
+          <w:numId w:val="10"/>
         </w:numPr>
         <w:rPr>
           <w:lang w:val="en-US"/>
@@ -280,7 +280,7 @@
       <w:pPr>
         <w:numPr>
           <w:ilvl w:val="1"/>
-          <w:numId w:val="3"/>
+          <w:numId w:val="10"/>
         </w:numPr>
         <w:rPr>
           <w:lang w:val="en-US"/>
@@ -297,7 +297,7 @@
       <w:pPr>
         <w:numPr>
           <w:ilvl w:val="1"/>
-          <w:numId w:val="3"/>
+          <w:numId w:val="10"/>
         </w:numPr>
         <w:rPr>
           <w:lang w:val="en-US"/>
@@ -314,7 +314,7 @@
       <w:pPr>
         <w:numPr>
           <w:ilvl w:val="1"/>
-          <w:numId w:val="3"/>
+          <w:numId w:val="10"/>
         </w:numPr>
         <w:rPr>
           <w:lang w:val="en-US"/>
@@ -331,7 +331,7 @@
       <w:pPr>
         <w:numPr>
           <w:ilvl w:val="1"/>
-          <w:numId w:val="3"/>
+          <w:numId w:val="10"/>
         </w:numPr>
         <w:rPr>
           <w:lang w:val="en-US"/>
@@ -346,6 +346,23 @@
     </w:p>
     <w:p>
       <w:pPr>
+        <w:numPr>
+          <w:ilvl w:val="1"/>
+          <w:numId w:val="10"/>
+        </w:numPr>
+        <w:rPr>
+          <w:lang w:val="en-US"/>
+        </w:rPr>
+      </w:pPr>
+      <w:r>
+        <w:rPr>
+          <w:lang w:val="en-US"/>
+        </w:rPr>
+        <w:t>MOSFET</w:t>
+      </w:r>
+    </w:p>
+    <w:p>
+      <w:pPr>
         <w:rPr>
           <w:lang w:val="en-US"/>
         </w:rPr>
@@ -361,7 +378,7 @@
       <w:pPr>
         <w:numPr>
           <w:ilvl w:val="0"/>
-          <w:numId w:val="4"/>
+          <w:numId w:val="11"/>
         </w:numPr>
         <w:rPr>
           <w:lang w:val="en-US"/>
@@ -378,7 +395,7 @@
       <w:pPr>
         <w:numPr>
           <w:ilvl w:val="0"/>
-          <w:numId w:val="4"/>
+          <w:numId w:val="11"/>
         </w:numPr>
         <w:rPr>
           <w:lang w:val="en-US"/>
@@ -409,7 +426,7 @@
       <w:pPr>
         <w:numPr>
           <w:ilvl w:val="0"/>
-          <w:numId w:val="4"/>
+          <w:numId w:val="11"/>
         </w:numPr>
         <w:rPr>
           <w:lang w:val="en-US"/>
@@ -426,7 +443,7 @@
       <w:pPr>
         <w:numPr>
           <w:ilvl w:val="0"/>
-          <w:numId w:val="4"/>
+          <w:numId w:val="11"/>
         </w:numPr>
         <w:rPr>
           <w:lang w:val="en-US"/>
@@ -443,7 +460,7 @@
       <w:pPr>
         <w:numPr>
           <w:ilvl w:val="0"/>
-          <w:numId w:val="4"/>
+          <w:numId w:val="11"/>
         </w:numPr>
         <w:rPr>
           <w:lang w:val="en-US"/>
@@ -456,7 +473,37 @@
         <w:t>Red LED to signify when a sensor is above 60 degrees C</w:t>
       </w:r>
     </w:p>
-    <w:p/>
+    <w:p>
+      <w:pPr>
+        <w:numPr>
+          <w:ilvl w:val="0"/>
+          <w:numId w:val="11"/>
+        </w:numPr>
+        <w:rPr>
+          <w:lang w:val="en-US"/>
+        </w:rPr>
+      </w:pPr>
+      <w:r>
+        <w:rPr>
+          <w:lang w:val="en-US"/>
+        </w:rPr>
+        <w:t xml:space="preserve">MOSFET </w:t>
+      </w:r>
+      <w:proofErr w:type="gramStart"/>
+      <w:r>
+        <w:rPr>
+          <w:lang w:val="en-US"/>
+        </w:rPr>
+        <w:t>in order to</w:t>
+      </w:r>
+      <w:proofErr w:type="gramEnd"/>
+      <w:r>
+        <w:rPr>
+          <w:lang w:val="en-US"/>
+        </w:rPr>
+        <w:t xml:space="preserve"> cycle Cn, Cn+2, Cn+4, etc., skipping adjacent cells. </w:t>
+      </w:r>
+    </w:p>
     <w:p/>
     <w:p>
       <w:pPr>
@@ -1140,9 +1187,679 @@
     </w:p>
     <w:p>
       <w:pPr>
+        <w:rPr>
+          <w:lang w:val="en-US"/>
+        </w:rPr>
+      </w:pPr>
+      <w:r>
+        <w:rPr>
+          <w:lang w:val="en-US"/>
+        </w:rPr>
+        <w:t xml:space="preserve">Temperature sensor: </w:t>
+      </w:r>
+      <w:hyperlink r:id="rId10" w:history="1">
+        <w:r>
+          <w:rPr>
+            <w:rStyle w:val="Hyperlink"/>
+            <w:lang w:val="en-US"/>
+          </w:rPr>
+          <w:t>Sony-Murata-VTC5A-Li-ion-Battery-Module-With-Temperature-Sensor</w:t>
+        </w:r>
+      </w:hyperlink>
+    </w:p>
+    <w:p>
+      <w:pPr>
         <w:numPr>
           <w:ilvl w:val="0"/>
-          <w:numId w:val="9"/>
+          <w:numId w:val="12"/>
+        </w:numPr>
+        <w:rPr>
+          <w:lang w:val="en-US"/>
+        </w:rPr>
+      </w:pPr>
+      <w:r>
+        <w:rPr>
+          <w:lang w:val="en-US"/>
+        </w:rPr>
+        <w:t>The output voltage decreases as the temperature read by the sensor increases by around 5mV per increase in C</w:t>
+      </w:r>
+    </w:p>
+    <w:p>
+      <w:pPr>
+        <w:numPr>
+          <w:ilvl w:val="1"/>
+          <w:numId w:val="12"/>
+        </w:numPr>
+        <w:rPr>
+          <w:lang w:val="en-US"/>
+        </w:rPr>
+      </w:pPr>
+      <w:r>
+        <w:rPr>
+          <w:lang w:val="en-US"/>
+        </w:rPr>
+        <w:t>With 60 degrees C being represented as 1.51 V output</w:t>
+      </w:r>
+    </w:p>
+    <w:p>
+      <w:pPr>
+        <w:numPr>
+          <w:ilvl w:val="0"/>
+          <w:numId w:val="12"/>
+        </w:numPr>
+        <w:rPr>
+          <w:lang w:val="en-US"/>
+        </w:rPr>
+      </w:pPr>
+      <w:r>
+        <w:rPr>
+          <w:lang w:val="en-US"/>
+        </w:rPr>
+        <w:t>When trying to read the temperature of multiple sensors, it should be done in two cycles, skipping over adjacent battery cell sensors</w:t>
+      </w:r>
+    </w:p>
+    <w:p>
+      <w:pPr>
+        <w:numPr>
+          <w:ilvl w:val="0"/>
+          <w:numId w:val="12"/>
+        </w:numPr>
+        <w:rPr>
+          <w:lang w:val="en-US"/>
+        </w:rPr>
+      </w:pPr>
+      <w:r>
+        <w:rPr>
+          <w:lang w:val="en-US"/>
+        </w:rPr>
+        <w:t>Sensor characteristics that are important to take into consideration:</w:t>
+      </w:r>
+    </w:p>
+    <w:p>
+      <w:pPr>
+        <w:numPr>
+          <w:ilvl w:val="1"/>
+          <w:numId w:val="12"/>
+        </w:numPr>
+        <w:rPr>
+          <w:lang w:val="en-US"/>
+        </w:rPr>
+      </w:pPr>
+      <w:proofErr w:type="spellStart"/>
+      <w:r>
+        <w:rPr>
+          <w:lang w:val="en-US"/>
+        </w:rPr>
+        <w:lastRenderedPageBreak/>
+        <w:t>Vmin</w:t>
+      </w:r>
+      <w:proofErr w:type="spellEnd"/>
+      <w:r>
+        <w:rPr>
+          <w:lang w:val="en-US"/>
+        </w:rPr>
+        <w:t xml:space="preserve"> = </w:t>
+      </w:r>
+      <w:proofErr w:type="spellStart"/>
+      <w:r>
+        <w:rPr>
+          <w:lang w:val="en-US"/>
+        </w:rPr>
+        <w:t>Vcc</w:t>
+      </w:r>
+      <w:proofErr w:type="spellEnd"/>
+      <w:r>
+        <w:rPr>
+          <w:lang w:val="en-US"/>
+        </w:rPr>
+        <w:t xml:space="preserve"> - </w:t>
+      </w:r>
+      <w:proofErr w:type="spellStart"/>
+      <w:r>
+        <w:rPr>
+          <w:lang w:val="en-US"/>
+        </w:rPr>
+        <w:t>Vout</w:t>
+      </w:r>
+      <w:proofErr w:type="spellEnd"/>
+      <w:r>
+        <w:rPr>
+          <w:lang w:val="en-US"/>
+        </w:rPr>
+        <w:t>, with a minimum of 10mV</w:t>
+      </w:r>
+    </w:p>
+    <w:p>
+      <w:pPr>
+        <w:numPr>
+          <w:ilvl w:val="1"/>
+          <w:numId w:val="12"/>
+        </w:numPr>
+        <w:rPr>
+          <w:lang w:val="en-US"/>
+        </w:rPr>
+      </w:pPr>
+      <w:proofErr w:type="spellStart"/>
+      <w:r>
+        <w:rPr>
+          <w:lang w:val="en-US"/>
+        </w:rPr>
+        <w:t>Vcc</w:t>
+      </w:r>
+      <w:proofErr w:type="spellEnd"/>
+      <w:r>
+        <w:rPr>
+          <w:lang w:val="en-US"/>
+        </w:rPr>
+        <w:t xml:space="preserve"> should be &gt;2.5V</w:t>
+      </w:r>
+    </w:p>
+    <w:p>
+      <w:pPr>
+        <w:numPr>
+          <w:ilvl w:val="1"/>
+          <w:numId w:val="12"/>
+        </w:numPr>
+        <w:rPr>
+          <w:lang w:val="en-US"/>
+        </w:rPr>
+      </w:pPr>
+      <w:r>
+        <w:rPr>
+          <w:lang w:val="en-US"/>
+        </w:rPr>
+        <w:t xml:space="preserve">Forward </w:t>
+      </w:r>
+      <w:proofErr w:type="gramStart"/>
+      <w:r>
+        <w:rPr>
+          <w:lang w:val="en-US"/>
+        </w:rPr>
+        <w:t>current  =</w:t>
+      </w:r>
+      <w:proofErr w:type="gramEnd"/>
+      <w:r>
+        <w:rPr>
+          <w:lang w:val="en-US"/>
+        </w:rPr>
+        <w:t xml:space="preserve"> (</w:t>
+      </w:r>
+      <w:proofErr w:type="spellStart"/>
+      <w:r>
+        <w:rPr>
+          <w:lang w:val="en-US"/>
+        </w:rPr>
+        <w:t>Vcc</w:t>
+      </w:r>
+      <w:proofErr w:type="spellEnd"/>
+      <w:r>
+        <w:rPr>
+          <w:lang w:val="en-US"/>
+        </w:rPr>
+        <w:t xml:space="preserve"> - </w:t>
+      </w:r>
+      <w:proofErr w:type="spellStart"/>
+      <w:r>
+        <w:rPr>
+          <w:lang w:val="en-US"/>
+        </w:rPr>
+        <w:t>Vout</w:t>
+      </w:r>
+      <w:proofErr w:type="spellEnd"/>
+      <w:r>
+        <w:rPr>
+          <w:lang w:val="en-US"/>
+        </w:rPr>
+        <w:t>)/R, with a minimum of 0.4 and a maximum of 15 mA. </w:t>
+      </w:r>
+    </w:p>
+    <w:p>
+      <w:pPr>
+        <w:rPr>
+          <w:lang w:val="en-US"/>
+        </w:rPr>
+      </w:pPr>
+      <w:r>
+        <w:rPr>
+          <w:lang w:val="en-US"/>
+        </w:rPr>
+        <w:t xml:space="preserve">Multiplexer: </w:t>
+      </w:r>
+      <w:hyperlink r:id="rId11" w:history="1">
+        <w:r>
+          <w:rPr>
+            <w:rStyle w:val="Hyperlink"/>
+            <w:lang w:val="en-US"/>
+          </w:rPr>
+          <w:t>CD74HC4067</w:t>
+        </w:r>
+      </w:hyperlink>
+      <w:r>
+        <w:rPr>
+          <w:lang w:val="en-US"/>
+        </w:rPr>
+        <w:t> </w:t>
+      </w:r>
+    </w:p>
+    <w:p>
+      <w:pPr>
+        <w:numPr>
+          <w:ilvl w:val="0"/>
+          <w:numId w:val="13"/>
+        </w:numPr>
+        <w:rPr>
+          <w:lang w:val="en-US"/>
+        </w:rPr>
+      </w:pPr>
+      <w:r>
+        <w:rPr>
+          <w:lang w:val="en-US"/>
+        </w:rPr>
+        <w:t>When looking at the operating conditions, several things stood out, particularly the recommended operating conditions:</w:t>
+      </w:r>
+    </w:p>
+    <w:p>
+      <w:pPr>
+        <w:numPr>
+          <w:ilvl w:val="1"/>
+          <w:numId w:val="13"/>
+        </w:numPr>
+        <w:rPr>
+          <w:lang w:val="en-US"/>
+        </w:rPr>
+      </w:pPr>
+      <w:proofErr w:type="spellStart"/>
+      <w:r>
+        <w:rPr>
+          <w:lang w:val="en-US"/>
+        </w:rPr>
+        <w:t>Vcc</w:t>
+      </w:r>
+      <w:proofErr w:type="spellEnd"/>
+      <w:r>
+        <w:rPr>
+          <w:lang w:val="en-US"/>
+        </w:rPr>
+        <w:t xml:space="preserve"> min of 2 and max of 6 V</w:t>
+      </w:r>
+    </w:p>
+    <w:p>
+      <w:pPr>
+        <w:numPr>
+          <w:ilvl w:val="1"/>
+          <w:numId w:val="13"/>
+        </w:numPr>
+        <w:rPr>
+          <w:lang w:val="en-US"/>
+        </w:rPr>
+      </w:pPr>
+      <w:r>
+        <w:rPr>
+          <w:lang w:val="en-US"/>
+        </w:rPr>
+        <w:t xml:space="preserve">Analog switch max voltage of </w:t>
+      </w:r>
+      <w:proofErr w:type="spellStart"/>
+      <w:r>
+        <w:rPr>
+          <w:lang w:val="en-US"/>
+        </w:rPr>
+        <w:t>Vcc</w:t>
+      </w:r>
+      <w:proofErr w:type="spellEnd"/>
+    </w:p>
+    <w:p>
+      <w:pPr>
+        <w:numPr>
+          <w:ilvl w:val="1"/>
+          <w:numId w:val="13"/>
+        </w:numPr>
+        <w:rPr>
+          <w:lang w:val="en-US"/>
+        </w:rPr>
+      </w:pPr>
+      <w:r>
+        <w:rPr>
+          <w:lang w:val="en-US"/>
+        </w:rPr>
+        <w:t>And a max input rise and fall time of 400 to 1000 ns, depending on a range of 2.5 to 6v</w:t>
+      </w:r>
+    </w:p>
+    <w:p>
+      <w:pPr>
+        <w:rPr>
+          <w:lang w:val="en-US"/>
+        </w:rPr>
+      </w:pPr>
+      <w:r>
+        <w:rPr>
+          <w:lang w:val="en-US"/>
+        </w:rPr>
+        <w:t xml:space="preserve">Arduino: </w:t>
+      </w:r>
+      <w:hyperlink r:id="rId12" w:history="1">
+        <w:r>
+          <w:rPr>
+            <w:rStyle w:val="Hyperlink"/>
+            <w:lang w:val="en-US"/>
+          </w:rPr>
+          <w:t>Arduino Nano</w:t>
+        </w:r>
+      </w:hyperlink>
+    </w:p>
+    <w:p>
+      <w:pPr>
+        <w:numPr>
+          <w:ilvl w:val="0"/>
+          <w:numId w:val="14"/>
+        </w:numPr>
+        <w:rPr>
+          <w:lang w:val="en-US"/>
+        </w:rPr>
+      </w:pPr>
+      <w:proofErr w:type="spellStart"/>
+      <w:r>
+        <w:rPr>
+          <w:lang w:val="en-US"/>
+        </w:rPr>
+        <w:t>Vcc</w:t>
+      </w:r>
+      <w:proofErr w:type="spellEnd"/>
+      <w:r>
+        <w:rPr>
+          <w:lang w:val="en-US"/>
+        </w:rPr>
+        <w:t xml:space="preserve"> should be 5V</w:t>
+      </w:r>
+    </w:p>
+    <w:p>
+      <w:pPr>
+        <w:numPr>
+          <w:ilvl w:val="0"/>
+          <w:numId w:val="14"/>
+        </w:numPr>
+        <w:rPr>
+          <w:lang w:val="en-US"/>
+        </w:rPr>
+      </w:pPr>
+      <w:r>
+        <w:rPr>
+          <w:lang w:val="en-US"/>
+        </w:rPr>
+        <w:t>Contains 14 digital and 8 analog pins</w:t>
+      </w:r>
+    </w:p>
+    <w:p>
+      <w:pPr>
+        <w:numPr>
+          <w:ilvl w:val="0"/>
+          <w:numId w:val="14"/>
+        </w:numPr>
+        <w:rPr>
+          <w:lang w:val="en-US"/>
+        </w:rPr>
+      </w:pPr>
+      <w:r>
+        <w:rPr>
+          <w:lang w:val="en-US"/>
+        </w:rPr>
+        <w:t>Cannot draw more than 50mA from the board</w:t>
+      </w:r>
+    </w:p>
+    <w:p>
+      <w:pPr>
+        <w:rPr>
+          <w:lang w:val="en-US"/>
+        </w:rPr>
+      </w:pPr>
+    </w:p>
+    <w:p>
+      <w:pPr>
+        <w:rPr>
+          <w:lang w:val="en-US"/>
+        </w:rPr>
+      </w:pPr>
+      <w:r>
+        <w:rPr>
+          <w:lang w:val="en-US"/>
+        </w:rPr>
+        <w:t xml:space="preserve">DCDC converter: </w:t>
+      </w:r>
+      <w:hyperlink r:id="rId13" w:history="1">
+        <w:r>
+          <w:rPr>
+            <w:rStyle w:val="Hyperlink"/>
+            <w:lang w:val="en-US"/>
+          </w:rPr>
+          <w:t>TSR 1-2450</w:t>
+        </w:r>
+      </w:hyperlink>
+    </w:p>
+    <w:p>
+      <w:pPr>
+        <w:numPr>
+          <w:ilvl w:val="0"/>
+          <w:numId w:val="15"/>
+        </w:numPr>
+        <w:rPr>
+          <w:lang w:val="en-US"/>
+        </w:rPr>
+      </w:pPr>
+      <w:r>
+        <w:rPr>
+          <w:lang w:val="en-US"/>
+        </w:rPr>
+        <w:t>From the specifications above, we decided that a good DCDC converter is the TSR 1-2450 for several reasons</w:t>
+      </w:r>
+    </w:p>
+    <w:p>
+      <w:pPr>
+        <w:numPr>
+          <w:ilvl w:val="0"/>
+          <w:numId w:val="15"/>
+        </w:numPr>
+        <w:rPr>
+          <w:lang w:val="en-US"/>
+        </w:rPr>
+      </w:pPr>
+      <w:r>
+        <w:rPr>
+          <w:lang w:val="en-US"/>
+        </w:rPr>
+        <w:t>Great range input to output</w:t>
+      </w:r>
+    </w:p>
+    <w:p>
+      <w:pPr>
+        <w:numPr>
+          <w:ilvl w:val="1"/>
+          <w:numId w:val="15"/>
+        </w:numPr>
+        <w:rPr>
+          <w:lang w:val="en-US"/>
+        </w:rPr>
+      </w:pPr>
+      <w:r>
+        <w:rPr>
+          <w:lang w:val="en-US"/>
+        </w:rPr>
+        <w:t>To output 5 V DC, you can input a range from 6.5-36 VDC</w:t>
+      </w:r>
+    </w:p>
+    <w:p>
+      <w:pPr>
+        <w:numPr>
+          <w:ilvl w:val="1"/>
+          <w:numId w:val="15"/>
+        </w:numPr>
+        <w:rPr>
+          <w:lang w:val="en-US"/>
+        </w:rPr>
+      </w:pPr>
+      <w:r>
+        <w:rPr>
+          <w:lang w:val="en-US"/>
+        </w:rPr>
+        <w:t>With 94% efficiency </w:t>
+      </w:r>
+    </w:p>
+    <w:p>
+      <w:pPr>
+        <w:numPr>
+          <w:ilvl w:val="0"/>
+          <w:numId w:val="15"/>
+        </w:numPr>
+        <w:rPr>
+          <w:lang w:val="en-US"/>
+        </w:rPr>
+      </w:pPr>
+      <w:r>
+        <w:rPr>
+          <w:lang w:val="en-US"/>
+        </w:rPr>
+        <w:t>Allows a max output current of 1A</w:t>
+      </w:r>
+    </w:p>
+    <w:p>
+      <w:pPr>
+        <w:numPr>
+          <w:ilvl w:val="1"/>
+          <w:numId w:val="15"/>
+        </w:numPr>
+        <w:rPr>
+          <w:lang w:val="en-US"/>
+        </w:rPr>
+      </w:pPr>
+      <w:r>
+        <w:rPr>
+          <w:lang w:val="en-US"/>
+        </w:rPr>
+        <w:t xml:space="preserve">Meeting </w:t>
+      </w:r>
+      <w:proofErr w:type="gramStart"/>
+      <w:r>
+        <w:rPr>
+          <w:lang w:val="en-US"/>
+        </w:rPr>
+        <w:t>all of</w:t>
+      </w:r>
+      <w:proofErr w:type="gramEnd"/>
+      <w:r>
+        <w:rPr>
+          <w:lang w:val="en-US"/>
+        </w:rPr>
+        <w:t xml:space="preserve"> our requirements and more.</w:t>
+      </w:r>
+    </w:p>
+    <w:p>
+      <w:pPr>
+        <w:numPr>
+          <w:ilvl w:val="0"/>
+          <w:numId w:val="15"/>
+        </w:numPr>
+        <w:rPr>
+          <w:lang w:val="en-US"/>
+        </w:rPr>
+      </w:pPr>
+      <w:r>
+        <w:rPr>
+          <w:lang w:val="en-US"/>
+        </w:rPr>
+        <w:t>Price: around $6.28 per converter, making it not a super expensive part</w:t>
+      </w:r>
+    </w:p>
+    <w:p>
+      <w:pPr>
+        <w:numPr>
+          <w:ilvl w:val="0"/>
+          <w:numId w:val="15"/>
+        </w:numPr>
+        <w:rPr>
+          <w:lang w:val="en-US"/>
+        </w:rPr>
+      </w:pPr>
+      <w:r>
+        <w:rPr>
+          <w:lang w:val="en-US"/>
+        </w:rPr>
+        <w:t>Contains short-circuit protection</w:t>
+      </w:r>
+    </w:p>
+    <w:p>
+      <w:pPr>
+        <w:rPr>
+          <w:lang w:val="en-US"/>
+        </w:rPr>
+      </w:pPr>
+    </w:p>
+    <w:p>
+      <w:pPr>
+        <w:rPr>
+          <w:lang w:val="en-US"/>
+        </w:rPr>
+      </w:pPr>
+      <w:r>
+        <w:rPr>
+          <w:lang w:val="en-US"/>
+        </w:rPr>
+        <w:t>We still need a way to signify if the temperature goes above the threshold, via an LED</w:t>
+      </w:r>
+      <w:r>
+        <w:rPr>
+          <w:lang w:val="en-US"/>
+        </w:rPr>
+        <w:br/>
+        <w:t xml:space="preserve">Sample LED (Unsure if we need it in the doc but included): </w:t>
+      </w:r>
+      <w:hyperlink r:id="rId14" w:history="1">
+        <w:r>
+          <w:rPr>
+            <w:rStyle w:val="Hyperlink"/>
+            <w:lang w:val="en-US"/>
+          </w:rPr>
+          <w:t>RED LED</w:t>
+        </w:r>
+      </w:hyperlink>
+    </w:p>
+    <w:p>
+      <w:pPr>
+        <w:numPr>
+          <w:ilvl w:val="0"/>
+          <w:numId w:val="16"/>
+        </w:numPr>
+        <w:rPr>
+          <w:lang w:val="en-US"/>
+        </w:rPr>
+      </w:pPr>
+      <w:r>
+        <w:rPr>
+          <w:lang w:val="en-US"/>
+        </w:rPr>
+        <w:t>Typical forward voltage of 1.9V</w:t>
+      </w:r>
+    </w:p>
+    <w:p>
+      <w:pPr>
+        <w:numPr>
+          <w:ilvl w:val="0"/>
+          <w:numId w:val="16"/>
+        </w:numPr>
+        <w:rPr>
+          <w:lang w:val="en-US"/>
+        </w:rPr>
+      </w:pPr>
+      <w:r>
+        <w:rPr>
+          <w:lang w:val="en-US"/>
+        </w:rPr>
+        <w:t>Forward current of 10mA</w:t>
+      </w:r>
+    </w:p>
+    <w:p>
+      <w:pPr>
+        <w:numPr>
+          <w:ilvl w:val="0"/>
+          <w:numId w:val="16"/>
         </w:numPr>
         <w:rPr>
           <w:lang w:val="en-US"/>
@@ -1169,7 +1886,103 @@
         <w:t>)/(If)</w:t>
       </w:r>
     </w:p>
-    <w:p/>
+    <w:p>
+      <w:pPr>
+        <w:rPr>
+          <w:lang w:val="en-US"/>
+        </w:rPr>
+      </w:pPr>
+    </w:p>
+    <w:p>
+      <w:pPr>
+        <w:rPr>
+          <w:lang w:val="en-US"/>
+        </w:rPr>
+      </w:pPr>
+      <w:r>
+        <w:rPr>
+          <w:lang w:val="en-US"/>
+        </w:rPr>
+        <w:t xml:space="preserve">MOSFET: </w:t>
+      </w:r>
+      <w:hyperlink r:id="rId15" w:history="1">
+        <w:r>
+          <w:rPr>
+            <w:rStyle w:val="Hyperlink"/>
+            <w:lang w:val="en-US"/>
+          </w:rPr>
+          <w:t>2N7000</w:t>
+        </w:r>
+      </w:hyperlink>
+    </w:p>
+    <w:p>
+      <w:pPr>
+        <w:numPr>
+          <w:ilvl w:val="0"/>
+          <w:numId w:val="17"/>
+        </w:numPr>
+        <w:rPr>
+          <w:lang w:val="en-US"/>
+        </w:rPr>
+      </w:pPr>
+      <w:r>
+        <w:rPr>
+          <w:lang w:val="en-US"/>
+        </w:rPr>
+        <w:t>Max gate-to-source voltage is 20V</w:t>
+      </w:r>
+    </w:p>
+    <w:p>
+      <w:pPr>
+        <w:numPr>
+          <w:ilvl w:val="0"/>
+          <w:numId w:val="17"/>
+        </w:numPr>
+        <w:rPr>
+          <w:lang w:val="en-US"/>
+        </w:rPr>
+      </w:pPr>
+      <w:r>
+        <w:rPr>
+          <w:lang w:val="en-US"/>
+        </w:rPr>
+        <w:t>Max drain-to-source voltage is 60V</w:t>
+      </w:r>
+    </w:p>
+    <w:p>
+      <w:pPr>
+        <w:numPr>
+          <w:ilvl w:val="0"/>
+          <w:numId w:val="17"/>
+        </w:numPr>
+        <w:rPr>
+          <w:lang w:val="en-US"/>
+        </w:rPr>
+      </w:pPr>
+      <w:r>
+        <w:rPr>
+          <w:lang w:val="en-US"/>
+        </w:rPr>
+        <w:t>200mA max to drain pin</w:t>
+      </w:r>
+    </w:p>
+    <w:p>
+      <w:pPr>
+        <w:numPr>
+          <w:ilvl w:val="1"/>
+          <w:numId w:val="17"/>
+        </w:numPr>
+        <w:rPr>
+          <w:lang w:val="en-US"/>
+        </w:rPr>
+      </w:pPr>
+      <w:r>
+        <w:rPr>
+          <w:lang w:val="en-US"/>
+        </w:rPr>
+        <w:t>Easiest way: including a 100omh resistor</w:t>
+      </w:r>
+    </w:p>
     <w:p>
       <w:pPr>
         <w:pStyle w:val="Heading1"/>
@@ -1184,8 +1997,724 @@
       <w:bookmarkEnd w:id="3"/>
     </w:p>
     <w:p>
-      <w:r>
-        <w:t>(start writing here)</w:t>
+      <w:pPr>
+        <w:rPr>
+          <w:lang w:val="en-US"/>
+        </w:rPr>
+      </w:pPr>
+      <w:proofErr w:type="gramStart"/>
+      <w:r>
+        <w:rPr>
+          <w:lang w:val="en-US"/>
+        </w:rPr>
+        <w:t>In order to</w:t>
+      </w:r>
+      <w:proofErr w:type="gramEnd"/>
+      <w:r>
+        <w:rPr>
+          <w:lang w:val="en-US"/>
+        </w:rPr>
+        <w:t xml:space="preserve"> step down the voltage from 12V to 5V, that is the operating voltage of the Arduino and multiplexer, we used the DCDC converter and decided that the Vin pin for the Arduino is pin 27 and not 30 due to pin 30 requiring 7-12V.</w:t>
+      </w:r>
+    </w:p>
+    <w:p>
+      <w:pPr>
+        <w:rPr>
+          <w:lang w:val="en-US"/>
+        </w:rPr>
+      </w:pPr>
+      <w:r>
+        <w:rPr>
+          <w:lang w:val="en-US"/>
+        </w:rPr>
+        <w:lastRenderedPageBreak/>
+        <w:drawing>
+          <wp:inline distT="0" distB="0" distL="0" distR="0" wp14:anchorId="736AA86F" wp14:editId="68DF8259">
+            <wp:extent cx="5943600" cy="2247900"/>
+            <wp:effectExtent l="0" t="0" r="0" b="0"/>
+            <wp:docPr id="1362297916" name="Picture 18"/>
+            <wp:cNvGraphicFramePr>
+              <a:graphicFrameLocks xmlns:a="http://schemas.openxmlformats.org/drawingml/2006/main" noChangeAspect="1"/>
+            </wp:cNvGraphicFramePr>
+            <a:graphic xmlns:a="http://schemas.openxmlformats.org/drawingml/2006/main">
+              <a:graphicData uri="http://schemas.openxmlformats.org/drawingml/2006/picture">
+                <pic:pic xmlns:pic="http://schemas.openxmlformats.org/drawingml/2006/picture">
+                  <pic:nvPicPr>
+                    <pic:cNvPr id="0" name="Picture 46"/>
+                    <pic:cNvPicPr>
+                      <a:picLocks noChangeAspect="1" noChangeArrowheads="1"/>
+                    </pic:cNvPicPr>
+                  </pic:nvPicPr>
+                  <pic:blipFill>
+                    <a:blip r:embed="rId16">
+                      <a:extLst>
+                        <a:ext uri="{28A0092B-C50C-407E-A947-70E740481C1C}">
+                          <a14:useLocalDpi xmlns:a14="http://schemas.microsoft.com/office/drawing/2010/main" val="0"/>
+                        </a:ext>
+                      </a:extLst>
+                    </a:blip>
+                    <a:srcRect/>
+                    <a:stretch>
+                      <a:fillRect/>
+                    </a:stretch>
+                  </pic:blipFill>
+                  <pic:spPr bwMode="auto">
+                    <a:xfrm>
+                      <a:off x="0" y="0"/>
+                      <a:ext cx="5943600" cy="2247900"/>
+                    </a:xfrm>
+                    <a:prstGeom prst="rect">
+                      <a:avLst/>
+                    </a:prstGeom>
+                    <a:noFill/>
+                    <a:ln>
+                      <a:noFill/>
+                    </a:ln>
+                  </pic:spPr>
+                </pic:pic>
+              </a:graphicData>
+            </a:graphic>
+          </wp:inline>
+        </w:drawing>
+      </w:r>
+    </w:p>
+    <w:p>
+      <w:pPr>
+        <w:rPr>
+          <w:lang w:val="en-US"/>
+        </w:rPr>
+      </w:pPr>
+      <w:r>
+        <w:rPr>
+          <w:lang w:val="en-US"/>
+        </w:rPr>
+        <w:drawing>
+          <wp:inline distT="0" distB="0" distL="0" distR="0" wp14:anchorId="5DCC95FF" wp14:editId="713108FC">
+            <wp:extent cx="2724150" cy="1038225"/>
+            <wp:effectExtent l="0" t="0" r="0" b="9525"/>
+            <wp:docPr id="666154402" name="Picture 17"/>
+            <wp:cNvGraphicFramePr>
+              <a:graphicFrameLocks xmlns:a="http://schemas.openxmlformats.org/drawingml/2006/main" noChangeAspect="1"/>
+            </wp:cNvGraphicFramePr>
+            <a:graphic xmlns:a="http://schemas.openxmlformats.org/drawingml/2006/main">
+              <a:graphicData uri="http://schemas.openxmlformats.org/drawingml/2006/picture">
+                <pic:pic xmlns:pic="http://schemas.openxmlformats.org/drawingml/2006/picture">
+                  <pic:nvPicPr>
+                    <pic:cNvPr id="0" name="Picture 47"/>
+                    <pic:cNvPicPr>
+                      <a:picLocks noChangeAspect="1" noChangeArrowheads="1"/>
+                    </pic:cNvPicPr>
+                  </pic:nvPicPr>
+                  <pic:blipFill>
+                    <a:blip r:embed="rId17">
+                      <a:extLst>
+                        <a:ext uri="{28A0092B-C50C-407E-A947-70E740481C1C}">
+                          <a14:useLocalDpi xmlns:a14="http://schemas.microsoft.com/office/drawing/2010/main" val="0"/>
+                        </a:ext>
+                      </a:extLst>
+                    </a:blip>
+                    <a:srcRect/>
+                    <a:stretch>
+                      <a:fillRect/>
+                    </a:stretch>
+                  </pic:blipFill>
+                  <pic:spPr bwMode="auto">
+                    <a:xfrm>
+                      <a:off x="0" y="0"/>
+                      <a:ext cx="2724150" cy="1038225"/>
+                    </a:xfrm>
+                    <a:prstGeom prst="rect">
+                      <a:avLst/>
+                    </a:prstGeom>
+                    <a:noFill/>
+                    <a:ln>
+                      <a:noFill/>
+                    </a:ln>
+                  </pic:spPr>
+                </pic:pic>
+              </a:graphicData>
+            </a:graphic>
+          </wp:inline>
+        </w:drawing>
+      </w:r>
+    </w:p>
+    <w:p>
+      <w:pPr>
+        <w:rPr>
+          <w:lang w:val="en-US"/>
+        </w:rPr>
+      </w:pPr>
+      <w:r>
+        <w:rPr>
+          <w:lang w:val="en-US"/>
+        </w:rPr>
+        <w:t xml:space="preserve">To communicate with all 16 temperature sensors (Sv) and get the data we want when we want, we decided to connect the I0-I15 pins of the multiplexer to the sensor cathode so we can measure the sensor </w:t>
+      </w:r>
+      <w:proofErr w:type="spellStart"/>
+      <w:r>
+        <w:rPr>
+          <w:lang w:val="en-US"/>
+        </w:rPr>
+        <w:t>Vout</w:t>
+      </w:r>
+      <w:proofErr w:type="spellEnd"/>
+      <w:r>
+        <w:rPr>
+          <w:lang w:val="en-US"/>
+        </w:rPr>
+        <w:t>, which corresponds to temperature.</w:t>
+      </w:r>
+    </w:p>
+    <w:p>
+      <w:pPr>
+        <w:rPr>
+          <w:lang w:val="en-US"/>
+        </w:rPr>
+      </w:pPr>
+      <w:r>
+        <w:rPr>
+          <w:lang w:val="en-US"/>
+        </w:rPr>
+        <w:drawing>
+          <wp:inline distT="0" distB="0" distL="0" distR="0" wp14:anchorId="0CA3323A" wp14:editId="15129F09">
+            <wp:extent cx="1704975" cy="3009900"/>
+            <wp:effectExtent l="0" t="0" r="9525" b="0"/>
+            <wp:docPr id="376569244" name="Picture 16"/>
+            <wp:cNvGraphicFramePr>
+              <a:graphicFrameLocks xmlns:a="http://schemas.openxmlformats.org/drawingml/2006/main" noChangeAspect="1"/>
+            </wp:cNvGraphicFramePr>
+            <a:graphic xmlns:a="http://schemas.openxmlformats.org/drawingml/2006/main">
+              <a:graphicData uri="http://schemas.openxmlformats.org/drawingml/2006/picture">
+                <pic:pic xmlns:pic="http://schemas.openxmlformats.org/drawingml/2006/picture">
+                  <pic:nvPicPr>
+                    <pic:cNvPr id="0" name="Picture 48"/>
+                    <pic:cNvPicPr>
+                      <a:picLocks noChangeAspect="1" noChangeArrowheads="1"/>
+                    </pic:cNvPicPr>
+                  </pic:nvPicPr>
+                  <pic:blipFill>
+                    <a:blip r:embed="rId18">
+                      <a:extLst>
+                        <a:ext uri="{28A0092B-C50C-407E-A947-70E740481C1C}">
+                          <a14:useLocalDpi xmlns:a14="http://schemas.microsoft.com/office/drawing/2010/main" val="0"/>
+                        </a:ext>
+                      </a:extLst>
+                    </a:blip>
+                    <a:srcRect/>
+                    <a:stretch>
+                      <a:fillRect/>
+                    </a:stretch>
+                  </pic:blipFill>
+                  <pic:spPr bwMode="auto">
+                    <a:xfrm>
+                      <a:off x="0" y="0"/>
+                      <a:ext cx="1704975" cy="3009900"/>
+                    </a:xfrm>
+                    <a:prstGeom prst="rect">
+                      <a:avLst/>
+                    </a:prstGeom>
+                    <a:noFill/>
+                    <a:ln>
+                      <a:noFill/>
+                    </a:ln>
+                  </pic:spPr>
+                </pic:pic>
+              </a:graphicData>
+            </a:graphic>
+          </wp:inline>
+        </w:drawing>
+      </w:r>
+    </w:p>
+    <w:p>
+      <w:pPr>
+        <w:rPr>
+          <w:lang w:val="en-US"/>
+        </w:rPr>
+      </w:pPr>
+      <w:r>
+        <w:rPr>
+          <w:lang w:val="en-US"/>
+        </w:rPr>
+        <w:t xml:space="preserve">Now in order to meet the requirement of measuring the temperature of the sensors Cn, Cn+2, Cn+4, </w:t>
+      </w:r>
+      <w:proofErr w:type="spellStart"/>
+      <w:r>
+        <w:rPr>
+          <w:lang w:val="en-US"/>
+        </w:rPr>
+        <w:t>etc</w:t>
+      </w:r>
+      <w:proofErr w:type="spellEnd"/>
+      <w:r>
+        <w:rPr>
+          <w:lang w:val="en-US"/>
+        </w:rPr>
+        <w:t xml:space="preserve"> we decided to make two sides (at least on the schematic), corresponding to one for the even sensors and one for the odd sensors; odd is left, even is right. We also decided to try to make a close replica of the Figure 6 diagram in the temperature sensor data sheet; however, because we couldn't vertically stack 16, we had to improvise by splitting it as you see.</w:t>
+      </w:r>
+    </w:p>
+    <w:p>
+      <w:pPr>
+        <w:rPr>
+          <w:lang w:val="en-US"/>
+        </w:rPr>
+      </w:pPr>
+      <w:r>
+        <w:rPr>
+          <w:lang w:val="en-US"/>
+        </w:rPr>
+        <w:lastRenderedPageBreak/>
+        <w:drawing>
+          <wp:inline distT="0" distB="0" distL="0" distR="0" wp14:anchorId="6BCAA5B2" wp14:editId="41AE7522">
+            <wp:extent cx="2286000" cy="4105275"/>
+            <wp:effectExtent l="0" t="0" r="0" b="9525"/>
+            <wp:docPr id="1476184952" name="Picture 15"/>
+            <wp:cNvGraphicFramePr>
+              <a:graphicFrameLocks xmlns:a="http://schemas.openxmlformats.org/drawingml/2006/main" noChangeAspect="1"/>
+            </wp:cNvGraphicFramePr>
+            <a:graphic xmlns:a="http://schemas.openxmlformats.org/drawingml/2006/main">
+              <a:graphicData uri="http://schemas.openxmlformats.org/drawingml/2006/picture">
+                <pic:pic xmlns:pic="http://schemas.openxmlformats.org/drawingml/2006/picture">
+                  <pic:nvPicPr>
+                    <pic:cNvPr id="0" name="Picture 49"/>
+                    <pic:cNvPicPr>
+                      <a:picLocks noChangeAspect="1" noChangeArrowheads="1"/>
+                    </pic:cNvPicPr>
+                  </pic:nvPicPr>
+                  <pic:blipFill>
+                    <a:blip r:embed="rId19">
+                      <a:extLst>
+                        <a:ext uri="{28A0092B-C50C-407E-A947-70E740481C1C}">
+                          <a14:useLocalDpi xmlns:a14="http://schemas.microsoft.com/office/drawing/2010/main" val="0"/>
+                        </a:ext>
+                      </a:extLst>
+                    </a:blip>
+                    <a:srcRect/>
+                    <a:stretch>
+                      <a:fillRect/>
+                    </a:stretch>
+                  </pic:blipFill>
+                  <pic:spPr bwMode="auto">
+                    <a:xfrm>
+                      <a:off x="0" y="0"/>
+                      <a:ext cx="2286000" cy="4105275"/>
+                    </a:xfrm>
+                    <a:prstGeom prst="rect">
+                      <a:avLst/>
+                    </a:prstGeom>
+                    <a:noFill/>
+                    <a:ln>
+                      <a:noFill/>
+                    </a:ln>
+                  </pic:spPr>
+                </pic:pic>
+              </a:graphicData>
+            </a:graphic>
+          </wp:inline>
+        </w:drawing>
+      </w:r>
+    </w:p>
+    <w:p>
+      <w:pPr>
+        <w:rPr>
+          <w:lang w:val="en-US"/>
+        </w:rPr>
+      </w:pPr>
+      <w:r>
+        <w:rPr>
+          <w:lang w:val="en-US"/>
+        </w:rPr>
+        <w:lastRenderedPageBreak/>
+        <w:drawing>
+          <wp:inline distT="0" distB="0" distL="0" distR="0" wp14:anchorId="58439A92" wp14:editId="0922A868">
+            <wp:extent cx="3600450" cy="4905375"/>
+            <wp:effectExtent l="0" t="0" r="0" b="9525"/>
+            <wp:docPr id="98563367" name="Picture 14"/>
+            <wp:cNvGraphicFramePr>
+              <a:graphicFrameLocks xmlns:a="http://schemas.openxmlformats.org/drawingml/2006/main" noChangeAspect="1"/>
+            </wp:cNvGraphicFramePr>
+            <a:graphic xmlns:a="http://schemas.openxmlformats.org/drawingml/2006/main">
+              <a:graphicData uri="http://schemas.openxmlformats.org/drawingml/2006/picture">
+                <pic:pic xmlns:pic="http://schemas.openxmlformats.org/drawingml/2006/picture">
+                  <pic:nvPicPr>
+                    <pic:cNvPr id="0" name="Picture 50"/>
+                    <pic:cNvPicPr>
+                      <a:picLocks noChangeAspect="1" noChangeArrowheads="1"/>
+                    </pic:cNvPicPr>
+                  </pic:nvPicPr>
+                  <pic:blipFill>
+                    <a:blip r:embed="rId20">
+                      <a:extLst>
+                        <a:ext uri="{28A0092B-C50C-407E-A947-70E740481C1C}">
+                          <a14:useLocalDpi xmlns:a14="http://schemas.microsoft.com/office/drawing/2010/main" val="0"/>
+                        </a:ext>
+                      </a:extLst>
+                    </a:blip>
+                    <a:srcRect/>
+                    <a:stretch>
+                      <a:fillRect/>
+                    </a:stretch>
+                  </pic:blipFill>
+                  <pic:spPr bwMode="auto">
+                    <a:xfrm>
+                      <a:off x="0" y="0"/>
+                      <a:ext cx="3600450" cy="4905375"/>
+                    </a:xfrm>
+                    <a:prstGeom prst="rect">
+                      <a:avLst/>
+                    </a:prstGeom>
+                    <a:noFill/>
+                    <a:ln>
+                      <a:noFill/>
+                    </a:ln>
+                  </pic:spPr>
+                </pic:pic>
+              </a:graphicData>
+            </a:graphic>
+          </wp:inline>
+        </w:drawing>
+      </w:r>
+    </w:p>
+    <w:p>
+      <w:pPr>
+        <w:rPr>
+          <w:lang w:val="en-US"/>
+        </w:rPr>
+      </w:pPr>
+    </w:p>
+    <w:p>
+      <w:pPr>
+        <w:rPr>
+          <w:lang w:val="en-US"/>
+        </w:rPr>
+      </w:pPr>
+      <w:r>
+        <w:rPr>
+          <w:lang w:val="en-US"/>
+        </w:rPr>
+        <w:t xml:space="preserve">The only difference between the two sides is that the drain gate of the MOSFETs on the odd and even sides </w:t>
+      </w:r>
+      <w:proofErr w:type="gramStart"/>
+      <w:r>
+        <w:rPr>
+          <w:lang w:val="en-US"/>
+        </w:rPr>
+        <w:t>is</w:t>
+      </w:r>
+      <w:proofErr w:type="gramEnd"/>
+      <w:r>
+        <w:rPr>
+          <w:lang w:val="en-US"/>
+        </w:rPr>
+        <w:t xml:space="preserve"> powered by the Arduino's D7 and D8 pins, respectively. And </w:t>
+      </w:r>
+      <w:proofErr w:type="gramStart"/>
+      <w:r>
+        <w:rPr>
+          <w:lang w:val="en-US"/>
+        </w:rPr>
+        <w:t>in order to</w:t>
+      </w:r>
+      <w:proofErr w:type="gramEnd"/>
+      <w:r>
+        <w:rPr>
+          <w:lang w:val="en-US"/>
+        </w:rPr>
+        <w:t xml:space="preserve"> meet the requirement of 200mA or less directed </w:t>
+      </w:r>
+      <w:proofErr w:type="gramStart"/>
+      <w:r>
+        <w:rPr>
+          <w:lang w:val="en-US"/>
+        </w:rPr>
+        <w:t>to</w:t>
+      </w:r>
+      <w:proofErr w:type="gramEnd"/>
+      <w:r>
+        <w:rPr>
+          <w:lang w:val="en-US"/>
+        </w:rPr>
+        <w:t xml:space="preserve"> the drain gates of the MOSFETs, there is a </w:t>
+      </w:r>
+      <w:proofErr w:type="gramStart"/>
+      <w:r>
+        <w:rPr>
+          <w:lang w:val="en-US"/>
+        </w:rPr>
+        <w:t>100 ohm</w:t>
+      </w:r>
+      <w:proofErr w:type="gramEnd"/>
+      <w:r>
+        <w:rPr>
+          <w:lang w:val="en-US"/>
+        </w:rPr>
+        <w:t xml:space="preserve"> resistor from pins D7 and D8</w:t>
+      </w:r>
+    </w:p>
+    <w:p>
+      <w:pPr>
+        <w:rPr>
+          <w:lang w:val="en-US"/>
+        </w:rPr>
+      </w:pPr>
+      <w:r>
+        <w:rPr>
+          <w:lang w:val="en-US"/>
+        </w:rPr>
+        <w:drawing>
+          <wp:inline distT="0" distB="0" distL="0" distR="0" wp14:anchorId="348DA516" wp14:editId="0D7FF683">
+            <wp:extent cx="4171950" cy="1323975"/>
+            <wp:effectExtent l="0" t="0" r="0" b="9525"/>
+            <wp:docPr id="624017610" name="Picture 13"/>
+            <wp:cNvGraphicFramePr>
+              <a:graphicFrameLocks xmlns:a="http://schemas.openxmlformats.org/drawingml/2006/main" noChangeAspect="1"/>
+            </wp:cNvGraphicFramePr>
+            <a:graphic xmlns:a="http://schemas.openxmlformats.org/drawingml/2006/main">
+              <a:graphicData uri="http://schemas.openxmlformats.org/drawingml/2006/picture">
+                <pic:pic xmlns:pic="http://schemas.openxmlformats.org/drawingml/2006/picture">
+                  <pic:nvPicPr>
+                    <pic:cNvPr id="0" name="Picture 51"/>
+                    <pic:cNvPicPr>
+                      <a:picLocks noChangeAspect="1" noChangeArrowheads="1"/>
+                    </pic:cNvPicPr>
+                  </pic:nvPicPr>
+                  <pic:blipFill>
+                    <a:blip r:embed="rId21">
+                      <a:extLst>
+                        <a:ext uri="{28A0092B-C50C-407E-A947-70E740481C1C}">
+                          <a14:useLocalDpi xmlns:a14="http://schemas.microsoft.com/office/drawing/2010/main" val="0"/>
+                        </a:ext>
+                      </a:extLst>
+                    </a:blip>
+                    <a:srcRect/>
+                    <a:stretch>
+                      <a:fillRect/>
+                    </a:stretch>
+                  </pic:blipFill>
+                  <pic:spPr bwMode="auto">
+                    <a:xfrm>
+                      <a:off x="0" y="0"/>
+                      <a:ext cx="4171950" cy="1323975"/>
+                    </a:xfrm>
+                    <a:prstGeom prst="rect">
+                      <a:avLst/>
+                    </a:prstGeom>
+                    <a:noFill/>
+                    <a:ln>
+                      <a:noFill/>
+                    </a:ln>
+                  </pic:spPr>
+                </pic:pic>
+              </a:graphicData>
+            </a:graphic>
+          </wp:inline>
+        </w:drawing>
+      </w:r>
+    </w:p>
+    <w:p>
+      <w:pPr>
+        <w:rPr>
+          <w:lang w:val="en-US"/>
+        </w:rPr>
+      </w:pPr>
+    </w:p>
+    <w:p>
+      <w:pPr>
+        <w:rPr>
+          <w:lang w:val="en-US"/>
+        </w:rPr>
+      </w:pPr>
+      <w:r>
+        <w:rPr>
+          <w:lang w:val="en-US"/>
+        </w:rPr>
+        <w:t xml:space="preserve">Now we still need a way for the Arduino and Multiplexer to communicate; the clearest and easiest way we found was for pins D2-D5 of the Arduino to connect to pins S0-S3 of the multiplexer. This works because the I0-I15 pins correspond to the digital states of S0-S3 on the multiplexer, which selects which sensor’s data we want and sends it back to the Arduino via an </w:t>
+      </w:r>
+      <w:r>
+        <w:rPr>
+          <w:lang w:val="en-US"/>
+        </w:rPr>
+        <w:lastRenderedPageBreak/>
+        <w:t>analog pin (C I/O to A0). Then we would send that data via I2C from the Arduino to the receiving device through pin A4, as it's the SDA pin. </w:t>
+      </w:r>
+    </w:p>
+    <w:p>
+      <w:pPr>
+        <w:rPr>
+          <w:lang w:val="en-US"/>
+        </w:rPr>
+      </w:pPr>
+    </w:p>
+    <w:p>
+      <w:pPr>
+        <w:rPr>
+          <w:lang w:val="en-US"/>
+        </w:rPr>
+      </w:pPr>
+      <w:r>
+        <w:rPr>
+          <w:lang w:val="en-US"/>
+        </w:rPr>
+        <w:drawing>
+          <wp:inline distT="0" distB="0" distL="0" distR="0" wp14:anchorId="390312DC" wp14:editId="00FABE4B">
+            <wp:extent cx="2095500" cy="942975"/>
+            <wp:effectExtent l="0" t="0" r="0" b="9525"/>
+            <wp:docPr id="2005785303" name="Picture 12"/>
+            <wp:cNvGraphicFramePr>
+              <a:graphicFrameLocks xmlns:a="http://schemas.openxmlformats.org/drawingml/2006/main" noChangeAspect="1"/>
+            </wp:cNvGraphicFramePr>
+            <a:graphic xmlns:a="http://schemas.openxmlformats.org/drawingml/2006/main">
+              <a:graphicData uri="http://schemas.openxmlformats.org/drawingml/2006/picture">
+                <pic:pic xmlns:pic="http://schemas.openxmlformats.org/drawingml/2006/picture">
+                  <pic:nvPicPr>
+                    <pic:cNvPr id="0" name="Picture 52"/>
+                    <pic:cNvPicPr>
+                      <a:picLocks noChangeAspect="1" noChangeArrowheads="1"/>
+                    </pic:cNvPicPr>
+                  </pic:nvPicPr>
+                  <pic:blipFill>
+                    <a:blip r:embed="rId22">
+                      <a:extLst>
+                        <a:ext uri="{28A0092B-C50C-407E-A947-70E740481C1C}">
+                          <a14:useLocalDpi xmlns:a14="http://schemas.microsoft.com/office/drawing/2010/main" val="0"/>
+                        </a:ext>
+                      </a:extLst>
+                    </a:blip>
+                    <a:srcRect/>
+                    <a:stretch>
+                      <a:fillRect/>
+                    </a:stretch>
+                  </pic:blipFill>
+                  <pic:spPr bwMode="auto">
+                    <a:xfrm>
+                      <a:off x="0" y="0"/>
+                      <a:ext cx="2095500" cy="942975"/>
+                    </a:xfrm>
+                    <a:prstGeom prst="rect">
+                      <a:avLst/>
+                    </a:prstGeom>
+                    <a:noFill/>
+                    <a:ln>
+                      <a:noFill/>
+                    </a:ln>
+                  </pic:spPr>
+                </pic:pic>
+              </a:graphicData>
+            </a:graphic>
+          </wp:inline>
+        </w:drawing>
+      </w:r>
+      <w:r>
+        <w:rPr>
+          <w:lang w:val="en-US"/>
+        </w:rPr>
+        <w:drawing>
+          <wp:inline distT="0" distB="0" distL="0" distR="0" wp14:anchorId="45F761E8" wp14:editId="0EB8BB47">
+            <wp:extent cx="3248025" cy="3505200"/>
+            <wp:effectExtent l="0" t="0" r="9525" b="0"/>
+            <wp:docPr id="773844207" name="Picture 11"/>
+            <wp:cNvGraphicFramePr>
+              <a:graphicFrameLocks xmlns:a="http://schemas.openxmlformats.org/drawingml/2006/main" noChangeAspect="1"/>
+            </wp:cNvGraphicFramePr>
+            <a:graphic xmlns:a="http://schemas.openxmlformats.org/drawingml/2006/main">
+              <a:graphicData uri="http://schemas.openxmlformats.org/drawingml/2006/picture">
+                <pic:pic xmlns:pic="http://schemas.openxmlformats.org/drawingml/2006/picture">
+                  <pic:nvPicPr>
+                    <pic:cNvPr id="0" name="Picture 53"/>
+                    <pic:cNvPicPr>
+                      <a:picLocks noChangeAspect="1" noChangeArrowheads="1"/>
+                    </pic:cNvPicPr>
+                  </pic:nvPicPr>
+                  <pic:blipFill>
+                    <a:blip r:embed="rId23">
+                      <a:extLst>
+                        <a:ext uri="{28A0092B-C50C-407E-A947-70E740481C1C}">
+                          <a14:useLocalDpi xmlns:a14="http://schemas.microsoft.com/office/drawing/2010/main" val="0"/>
+                        </a:ext>
+                      </a:extLst>
+                    </a:blip>
+                    <a:srcRect/>
+                    <a:stretch>
+                      <a:fillRect/>
+                    </a:stretch>
+                  </pic:blipFill>
+                  <pic:spPr bwMode="auto">
+                    <a:xfrm>
+                      <a:off x="0" y="0"/>
+                      <a:ext cx="3248025" cy="3505200"/>
+                    </a:xfrm>
+                    <a:prstGeom prst="rect">
+                      <a:avLst/>
+                    </a:prstGeom>
+                    <a:noFill/>
+                    <a:ln>
+                      <a:noFill/>
+                    </a:ln>
+                  </pic:spPr>
+                </pic:pic>
+              </a:graphicData>
+            </a:graphic>
+          </wp:inline>
+        </w:drawing>
+      </w:r>
+    </w:p>
+    <w:p>
+      <w:pPr>
+        <w:rPr>
+          <w:lang w:val="en-US"/>
+        </w:rPr>
+      </w:pPr>
+      <w:r>
+        <w:rPr>
+          <w:lang w:val="en-US"/>
+        </w:rPr>
+        <w:drawing>
+          <wp:inline distT="0" distB="0" distL="0" distR="0" wp14:anchorId="3E73CEE8" wp14:editId="27596988">
+            <wp:extent cx="2771775" cy="1352550"/>
+            <wp:effectExtent l="0" t="0" r="9525" b="0"/>
+            <wp:docPr id="1808714333" name="Picture 10"/>
+            <wp:cNvGraphicFramePr>
+              <a:graphicFrameLocks xmlns:a="http://schemas.openxmlformats.org/drawingml/2006/main" noChangeAspect="1"/>
+            </wp:cNvGraphicFramePr>
+            <a:graphic xmlns:a="http://schemas.openxmlformats.org/drawingml/2006/main">
+              <a:graphicData uri="http://schemas.openxmlformats.org/drawingml/2006/picture">
+                <pic:pic xmlns:pic="http://schemas.openxmlformats.org/drawingml/2006/picture">
+                  <pic:nvPicPr>
+                    <pic:cNvPr id="0" name="Picture 54"/>
+                    <pic:cNvPicPr>
+                      <a:picLocks noChangeAspect="1" noChangeArrowheads="1"/>
+                    </pic:cNvPicPr>
+                  </pic:nvPicPr>
+                  <pic:blipFill>
+                    <a:blip r:embed="rId24">
+                      <a:extLst>
+                        <a:ext uri="{28A0092B-C50C-407E-A947-70E740481C1C}">
+                          <a14:useLocalDpi xmlns:a14="http://schemas.microsoft.com/office/drawing/2010/main" val="0"/>
+                        </a:ext>
+                      </a:extLst>
+                    </a:blip>
+                    <a:srcRect/>
+                    <a:stretch>
+                      <a:fillRect/>
+                    </a:stretch>
+                  </pic:blipFill>
+                  <pic:spPr bwMode="auto">
+                    <a:xfrm>
+                      <a:off x="0" y="0"/>
+                      <a:ext cx="2771775" cy="1352550"/>
+                    </a:xfrm>
+                    <a:prstGeom prst="rect">
+                      <a:avLst/>
+                    </a:prstGeom>
+                    <a:noFill/>
+                    <a:ln>
+                      <a:noFill/>
+                    </a:ln>
+                  </pic:spPr>
+                </pic:pic>
+              </a:graphicData>
+            </a:graphic>
+          </wp:inline>
+        </w:drawing>
       </w:r>
     </w:p>
     <w:p/>
@@ -1351,6 +2880,155 @@
     </w:lvl>
   </w:abstractNum>
   <w:abstractNum w:abstractNumId="1" w15:restartNumberingAfterBreak="0">
+    <w:nsid w:val="041F3CDE"/>
+    <w:multiLevelType w:val="multilevel"/>
+    <w:tmpl w:val="97981A9A"/>
+    <w:lvl w:ilvl="0">
+      <w:start w:val="1"/>
+      <w:numFmt w:val="bullet"/>
+      <w:lvlText w:val=""/>
+      <w:lvlJc w:val="left"/>
+      <w:pPr>
+        <w:tabs>
+          <w:tab w:val="num" w:pos="720"/>
+        </w:tabs>
+        <w:ind w:left="720" w:hanging="360"/>
+      </w:pPr>
+      <w:rPr>
+        <w:rFonts w:ascii="Symbol" w:hAnsi="Symbol" w:hint="default"/>
+        <w:sz w:val="20"/>
+      </w:rPr>
+    </w:lvl>
+    <w:lvl w:ilvl="1" w:tentative="1">
+      <w:start w:val="1"/>
+      <w:numFmt w:val="bullet"/>
+      <w:lvlText w:val="o"/>
+      <w:lvlJc w:val="left"/>
+      <w:pPr>
+        <w:tabs>
+          <w:tab w:val="num" w:pos="1440"/>
+        </w:tabs>
+        <w:ind w:left="1440" w:hanging="360"/>
+      </w:pPr>
+      <w:rPr>
+        <w:rFonts w:ascii="Courier New" w:hAnsi="Courier New" w:hint="default"/>
+        <w:sz w:val="20"/>
+      </w:rPr>
+    </w:lvl>
+    <w:lvl w:ilvl="2" w:tentative="1">
+      <w:start w:val="1"/>
+      <w:numFmt w:val="bullet"/>
+      <w:lvlText w:val=""/>
+      <w:lvlJc w:val="left"/>
+      <w:pPr>
+        <w:tabs>
+          <w:tab w:val="num" w:pos="2160"/>
+        </w:tabs>
+        <w:ind w:left="2160" w:hanging="360"/>
+      </w:pPr>
+      <w:rPr>
+        <w:rFonts w:ascii="Wingdings" w:hAnsi="Wingdings" w:hint="default"/>
+        <w:sz w:val="20"/>
+      </w:rPr>
+    </w:lvl>
+    <w:lvl w:ilvl="3" w:tentative="1">
+      <w:start w:val="1"/>
+      <w:numFmt w:val="bullet"/>
+      <w:lvlText w:val=""/>
+      <w:lvlJc w:val="left"/>
+      <w:pPr>
+        <w:tabs>
+          <w:tab w:val="num" w:pos="2880"/>
+        </w:tabs>
+        <w:ind w:left="2880" w:hanging="360"/>
+      </w:pPr>
+      <w:rPr>
+        <w:rFonts w:ascii="Wingdings" w:hAnsi="Wingdings" w:hint="default"/>
+        <w:sz w:val="20"/>
+      </w:rPr>
+    </w:lvl>
+    <w:lvl w:ilvl="4" w:tentative="1">
+      <w:start w:val="1"/>
+      <w:numFmt w:val="bullet"/>
+      <w:lvlText w:val=""/>
+      <w:lvlJc w:val="left"/>
+      <w:pPr>
+        <w:tabs>
+          <w:tab w:val="num" w:pos="3600"/>
+        </w:tabs>
+        <w:ind w:left="3600" w:hanging="360"/>
+      </w:pPr>
+      <w:rPr>
+        <w:rFonts w:ascii="Wingdings" w:hAnsi="Wingdings" w:hint="default"/>
+        <w:sz w:val="20"/>
+      </w:rPr>
+    </w:lvl>
+    <w:lvl w:ilvl="5" w:tentative="1">
+      <w:start w:val="1"/>
+      <w:numFmt w:val="bullet"/>
+      <w:lvlText w:val=""/>
+      <w:lvlJc w:val="left"/>
+      <w:pPr>
+        <w:tabs>
+          <w:tab w:val="num" w:pos="4320"/>
+        </w:tabs>
+        <w:ind w:left="4320" w:hanging="360"/>
+      </w:pPr>
+      <w:rPr>
+        <w:rFonts w:ascii="Wingdings" w:hAnsi="Wingdings" w:hint="default"/>
+        <w:sz w:val="20"/>
+      </w:rPr>
+    </w:lvl>
+    <w:lvl w:ilvl="6" w:tentative="1">
+      <w:start w:val="1"/>
+      <w:numFmt w:val="bullet"/>
+      <w:lvlText w:val=""/>
+      <w:lvlJc w:val="left"/>
+      <w:pPr>
+        <w:tabs>
+          <w:tab w:val="num" w:pos="5040"/>
+        </w:tabs>
+        <w:ind w:left="5040" w:hanging="360"/>
+      </w:pPr>
+      <w:rPr>
+        <w:rFonts w:ascii="Wingdings" w:hAnsi="Wingdings" w:hint="default"/>
+        <w:sz w:val="20"/>
+      </w:rPr>
+    </w:lvl>
+    <w:lvl w:ilvl="7" w:tentative="1">
+      <w:start w:val="1"/>
+      <w:numFmt w:val="bullet"/>
+      <w:lvlText w:val=""/>
+      <w:lvlJc w:val="left"/>
+      <w:pPr>
+        <w:tabs>
+          <w:tab w:val="num" w:pos="5760"/>
+        </w:tabs>
+        <w:ind w:left="5760" w:hanging="360"/>
+      </w:pPr>
+      <w:rPr>
+        <w:rFonts w:ascii="Wingdings" w:hAnsi="Wingdings" w:hint="default"/>
+        <w:sz w:val="20"/>
+      </w:rPr>
+    </w:lvl>
+    <w:lvl w:ilvl="8" w:tentative="1">
+      <w:start w:val="1"/>
+      <w:numFmt w:val="bullet"/>
+      <w:lvlText w:val=""/>
+      <w:lvlJc w:val="left"/>
+      <w:pPr>
+        <w:tabs>
+          <w:tab w:val="num" w:pos="6480"/>
+        </w:tabs>
+        <w:ind w:left="6480" w:hanging="360"/>
+      </w:pPr>
+      <w:rPr>
+        <w:rFonts w:ascii="Wingdings" w:hAnsi="Wingdings" w:hint="default"/>
+        <w:sz w:val="20"/>
+      </w:rPr>
+    </w:lvl>
+  </w:abstractNum>
+  <w:abstractNum w:abstractNumId="2" w15:restartNumberingAfterBreak="0">
     <w:nsid w:val="09C03D0F"/>
     <w:multiLevelType w:val="multilevel"/>
     <w:tmpl w:val="2C2ABCB2"/>
@@ -1499,7 +3177,305 @@
       </w:rPr>
     </w:lvl>
   </w:abstractNum>
-  <w:abstractNum w:abstractNumId="2" w15:restartNumberingAfterBreak="0">
+  <w:abstractNum w:abstractNumId="3" w15:restartNumberingAfterBreak="0">
+    <w:nsid w:val="0E7712C1"/>
+    <w:multiLevelType w:val="multilevel"/>
+    <w:tmpl w:val="45FA0768"/>
+    <w:lvl w:ilvl="0">
+      <w:start w:val="1"/>
+      <w:numFmt w:val="bullet"/>
+      <w:lvlText w:val=""/>
+      <w:lvlJc w:val="left"/>
+      <w:pPr>
+        <w:tabs>
+          <w:tab w:val="num" w:pos="720"/>
+        </w:tabs>
+        <w:ind w:left="720" w:hanging="360"/>
+      </w:pPr>
+      <w:rPr>
+        <w:rFonts w:ascii="Symbol" w:hAnsi="Symbol" w:hint="default"/>
+        <w:sz w:val="20"/>
+      </w:rPr>
+    </w:lvl>
+    <w:lvl w:ilvl="1" w:tentative="1">
+      <w:start w:val="1"/>
+      <w:numFmt w:val="bullet"/>
+      <w:lvlText w:val="o"/>
+      <w:lvlJc w:val="left"/>
+      <w:pPr>
+        <w:tabs>
+          <w:tab w:val="num" w:pos="1440"/>
+        </w:tabs>
+        <w:ind w:left="1440" w:hanging="360"/>
+      </w:pPr>
+      <w:rPr>
+        <w:rFonts w:ascii="Courier New" w:hAnsi="Courier New" w:hint="default"/>
+        <w:sz w:val="20"/>
+      </w:rPr>
+    </w:lvl>
+    <w:lvl w:ilvl="2" w:tentative="1">
+      <w:start w:val="1"/>
+      <w:numFmt w:val="bullet"/>
+      <w:lvlText w:val=""/>
+      <w:lvlJc w:val="left"/>
+      <w:pPr>
+        <w:tabs>
+          <w:tab w:val="num" w:pos="2160"/>
+        </w:tabs>
+        <w:ind w:left="2160" w:hanging="360"/>
+      </w:pPr>
+      <w:rPr>
+        <w:rFonts w:ascii="Wingdings" w:hAnsi="Wingdings" w:hint="default"/>
+        <w:sz w:val="20"/>
+      </w:rPr>
+    </w:lvl>
+    <w:lvl w:ilvl="3" w:tentative="1">
+      <w:start w:val="1"/>
+      <w:numFmt w:val="bullet"/>
+      <w:lvlText w:val=""/>
+      <w:lvlJc w:val="left"/>
+      <w:pPr>
+        <w:tabs>
+          <w:tab w:val="num" w:pos="2880"/>
+        </w:tabs>
+        <w:ind w:left="2880" w:hanging="360"/>
+      </w:pPr>
+      <w:rPr>
+        <w:rFonts w:ascii="Wingdings" w:hAnsi="Wingdings" w:hint="default"/>
+        <w:sz w:val="20"/>
+      </w:rPr>
+    </w:lvl>
+    <w:lvl w:ilvl="4" w:tentative="1">
+      <w:start w:val="1"/>
+      <w:numFmt w:val="bullet"/>
+      <w:lvlText w:val=""/>
+      <w:lvlJc w:val="left"/>
+      <w:pPr>
+        <w:tabs>
+          <w:tab w:val="num" w:pos="3600"/>
+        </w:tabs>
+        <w:ind w:left="3600" w:hanging="360"/>
+      </w:pPr>
+      <w:rPr>
+        <w:rFonts w:ascii="Wingdings" w:hAnsi="Wingdings" w:hint="default"/>
+        <w:sz w:val="20"/>
+      </w:rPr>
+    </w:lvl>
+    <w:lvl w:ilvl="5" w:tentative="1">
+      <w:start w:val="1"/>
+      <w:numFmt w:val="bullet"/>
+      <w:lvlText w:val=""/>
+      <w:lvlJc w:val="left"/>
+      <w:pPr>
+        <w:tabs>
+          <w:tab w:val="num" w:pos="4320"/>
+        </w:tabs>
+        <w:ind w:left="4320" w:hanging="360"/>
+      </w:pPr>
+      <w:rPr>
+        <w:rFonts w:ascii="Wingdings" w:hAnsi="Wingdings" w:hint="default"/>
+        <w:sz w:val="20"/>
+      </w:rPr>
+    </w:lvl>
+    <w:lvl w:ilvl="6" w:tentative="1">
+      <w:start w:val="1"/>
+      <w:numFmt w:val="bullet"/>
+      <w:lvlText w:val=""/>
+      <w:lvlJc w:val="left"/>
+      <w:pPr>
+        <w:tabs>
+          <w:tab w:val="num" w:pos="5040"/>
+        </w:tabs>
+        <w:ind w:left="5040" w:hanging="360"/>
+      </w:pPr>
+      <w:rPr>
+        <w:rFonts w:ascii="Wingdings" w:hAnsi="Wingdings" w:hint="default"/>
+        <w:sz w:val="20"/>
+      </w:rPr>
+    </w:lvl>
+    <w:lvl w:ilvl="7" w:tentative="1">
+      <w:start w:val="1"/>
+      <w:numFmt w:val="bullet"/>
+      <w:lvlText w:val=""/>
+      <w:lvlJc w:val="left"/>
+      <w:pPr>
+        <w:tabs>
+          <w:tab w:val="num" w:pos="5760"/>
+        </w:tabs>
+        <w:ind w:left="5760" w:hanging="360"/>
+      </w:pPr>
+      <w:rPr>
+        <w:rFonts w:ascii="Wingdings" w:hAnsi="Wingdings" w:hint="default"/>
+        <w:sz w:val="20"/>
+      </w:rPr>
+    </w:lvl>
+    <w:lvl w:ilvl="8" w:tentative="1">
+      <w:start w:val="1"/>
+      <w:numFmt w:val="bullet"/>
+      <w:lvlText w:val=""/>
+      <w:lvlJc w:val="left"/>
+      <w:pPr>
+        <w:tabs>
+          <w:tab w:val="num" w:pos="6480"/>
+        </w:tabs>
+        <w:ind w:left="6480" w:hanging="360"/>
+      </w:pPr>
+      <w:rPr>
+        <w:rFonts w:ascii="Wingdings" w:hAnsi="Wingdings" w:hint="default"/>
+        <w:sz w:val="20"/>
+      </w:rPr>
+    </w:lvl>
+  </w:abstractNum>
+  <w:abstractNum w:abstractNumId="4" w15:restartNumberingAfterBreak="0">
+    <w:nsid w:val="1D2A1723"/>
+    <w:multiLevelType w:val="multilevel"/>
+    <w:tmpl w:val="A6767F36"/>
+    <w:lvl w:ilvl="0">
+      <w:start w:val="1"/>
+      <w:numFmt w:val="bullet"/>
+      <w:lvlText w:val=""/>
+      <w:lvlJc w:val="left"/>
+      <w:pPr>
+        <w:tabs>
+          <w:tab w:val="num" w:pos="720"/>
+        </w:tabs>
+        <w:ind w:left="720" w:hanging="360"/>
+      </w:pPr>
+      <w:rPr>
+        <w:rFonts w:ascii="Symbol" w:hAnsi="Symbol" w:hint="default"/>
+        <w:sz w:val="20"/>
+      </w:rPr>
+    </w:lvl>
+    <w:lvl w:ilvl="1">
+      <w:start w:val="1"/>
+      <w:numFmt w:val="bullet"/>
+      <w:lvlText w:val="o"/>
+      <w:lvlJc w:val="left"/>
+      <w:pPr>
+        <w:tabs>
+          <w:tab w:val="num" w:pos="1440"/>
+        </w:tabs>
+        <w:ind w:left="1440" w:hanging="360"/>
+      </w:pPr>
+      <w:rPr>
+        <w:rFonts w:ascii="Courier New" w:hAnsi="Courier New" w:hint="default"/>
+        <w:sz w:val="20"/>
+      </w:rPr>
+    </w:lvl>
+    <w:lvl w:ilvl="2" w:tentative="1">
+      <w:start w:val="1"/>
+      <w:numFmt w:val="bullet"/>
+      <w:lvlText w:val=""/>
+      <w:lvlJc w:val="left"/>
+      <w:pPr>
+        <w:tabs>
+          <w:tab w:val="num" w:pos="2160"/>
+        </w:tabs>
+        <w:ind w:left="2160" w:hanging="360"/>
+      </w:pPr>
+      <w:rPr>
+        <w:rFonts w:ascii="Wingdings" w:hAnsi="Wingdings" w:hint="default"/>
+        <w:sz w:val="20"/>
+      </w:rPr>
+    </w:lvl>
+    <w:lvl w:ilvl="3" w:tentative="1">
+      <w:start w:val="1"/>
+      <w:numFmt w:val="bullet"/>
+      <w:lvlText w:val=""/>
+      <w:lvlJc w:val="left"/>
+      <w:pPr>
+        <w:tabs>
+          <w:tab w:val="num" w:pos="2880"/>
+        </w:tabs>
+        <w:ind w:left="2880" w:hanging="360"/>
+      </w:pPr>
+      <w:rPr>
+        <w:rFonts w:ascii="Wingdings" w:hAnsi="Wingdings" w:hint="default"/>
+        <w:sz w:val="20"/>
+      </w:rPr>
+    </w:lvl>
+    <w:lvl w:ilvl="4" w:tentative="1">
+      <w:start w:val="1"/>
+      <w:numFmt w:val="bullet"/>
+      <w:lvlText w:val=""/>
+      <w:lvlJc w:val="left"/>
+      <w:pPr>
+        <w:tabs>
+          <w:tab w:val="num" w:pos="3600"/>
+        </w:tabs>
+        <w:ind w:left="3600" w:hanging="360"/>
+      </w:pPr>
+      <w:rPr>
+        <w:rFonts w:ascii="Wingdings" w:hAnsi="Wingdings" w:hint="default"/>
+        <w:sz w:val="20"/>
+      </w:rPr>
+    </w:lvl>
+    <w:lvl w:ilvl="5" w:tentative="1">
+      <w:start w:val="1"/>
+      <w:numFmt w:val="bullet"/>
+      <w:lvlText w:val=""/>
+      <w:lvlJc w:val="left"/>
+      <w:pPr>
+        <w:tabs>
+          <w:tab w:val="num" w:pos="4320"/>
+        </w:tabs>
+        <w:ind w:left="4320" w:hanging="360"/>
+      </w:pPr>
+      <w:rPr>
+        <w:rFonts w:ascii="Wingdings" w:hAnsi="Wingdings" w:hint="default"/>
+        <w:sz w:val="20"/>
+      </w:rPr>
+    </w:lvl>
+    <w:lvl w:ilvl="6" w:tentative="1">
+      <w:start w:val="1"/>
+      <w:numFmt w:val="bullet"/>
+      <w:lvlText w:val=""/>
+      <w:lvlJc w:val="left"/>
+      <w:pPr>
+        <w:tabs>
+          <w:tab w:val="num" w:pos="5040"/>
+        </w:tabs>
+        <w:ind w:left="5040" w:hanging="360"/>
+      </w:pPr>
+      <w:rPr>
+        <w:rFonts w:ascii="Wingdings" w:hAnsi="Wingdings" w:hint="default"/>
+        <w:sz w:val="20"/>
+      </w:rPr>
+    </w:lvl>
+    <w:lvl w:ilvl="7" w:tentative="1">
+      <w:start w:val="1"/>
+      <w:numFmt w:val="bullet"/>
+      <w:lvlText w:val=""/>
+      <w:lvlJc w:val="left"/>
+      <w:pPr>
+        <w:tabs>
+          <w:tab w:val="num" w:pos="5760"/>
+        </w:tabs>
+        <w:ind w:left="5760" w:hanging="360"/>
+      </w:pPr>
+      <w:rPr>
+        <w:rFonts w:ascii="Wingdings" w:hAnsi="Wingdings" w:hint="default"/>
+        <w:sz w:val="20"/>
+      </w:rPr>
+    </w:lvl>
+    <w:lvl w:ilvl="8" w:tentative="1">
+      <w:start w:val="1"/>
+      <w:numFmt w:val="bullet"/>
+      <w:lvlText w:val=""/>
+      <w:lvlJc w:val="left"/>
+      <w:pPr>
+        <w:tabs>
+          <w:tab w:val="num" w:pos="6480"/>
+        </w:tabs>
+        <w:ind w:left="6480" w:hanging="360"/>
+      </w:pPr>
+      <w:rPr>
+        <w:rFonts w:ascii="Wingdings" w:hAnsi="Wingdings" w:hint="default"/>
+        <w:sz w:val="20"/>
+      </w:rPr>
+    </w:lvl>
+  </w:abstractNum>
+  <w:abstractNum w:abstractNumId="5" w15:restartNumberingAfterBreak="0">
     <w:nsid w:val="33672E2A"/>
     <w:multiLevelType w:val="multilevel"/>
     <w:tmpl w:val="712AFBFE"/>
@@ -1648,7 +3624,7 @@
       </w:rPr>
     </w:lvl>
   </w:abstractNum>
-  <w:abstractNum w:abstractNumId="3" w15:restartNumberingAfterBreak="0">
+  <w:abstractNum w:abstractNumId="6" w15:restartNumberingAfterBreak="0">
     <w:nsid w:val="3B2403FF"/>
     <w:multiLevelType w:val="multilevel"/>
     <w:tmpl w:val="1BEC6FCA"/>
@@ -1761,7 +3737,156 @@
       </w:rPr>
     </w:lvl>
   </w:abstractNum>
-  <w:abstractNum w:abstractNumId="4" w15:restartNumberingAfterBreak="0">
+  <w:abstractNum w:abstractNumId="7" w15:restartNumberingAfterBreak="0">
+    <w:nsid w:val="40B06FB8"/>
+    <w:multiLevelType w:val="multilevel"/>
+    <w:tmpl w:val="744E4036"/>
+    <w:lvl w:ilvl="0">
+      <w:start w:val="1"/>
+      <w:numFmt w:val="bullet"/>
+      <w:lvlText w:val=""/>
+      <w:lvlJc w:val="left"/>
+      <w:pPr>
+        <w:tabs>
+          <w:tab w:val="num" w:pos="720"/>
+        </w:tabs>
+        <w:ind w:left="720" w:hanging="360"/>
+      </w:pPr>
+      <w:rPr>
+        <w:rFonts w:ascii="Symbol" w:hAnsi="Symbol" w:hint="default"/>
+        <w:sz w:val="20"/>
+      </w:rPr>
+    </w:lvl>
+    <w:lvl w:ilvl="1">
+      <w:start w:val="1"/>
+      <w:numFmt w:val="bullet"/>
+      <w:lvlText w:val="o"/>
+      <w:lvlJc w:val="left"/>
+      <w:pPr>
+        <w:tabs>
+          <w:tab w:val="num" w:pos="1440"/>
+        </w:tabs>
+        <w:ind w:left="1440" w:hanging="360"/>
+      </w:pPr>
+      <w:rPr>
+        <w:rFonts w:ascii="Courier New" w:hAnsi="Courier New" w:hint="default"/>
+        <w:sz w:val="20"/>
+      </w:rPr>
+    </w:lvl>
+    <w:lvl w:ilvl="2" w:tentative="1">
+      <w:start w:val="1"/>
+      <w:numFmt w:val="bullet"/>
+      <w:lvlText w:val=""/>
+      <w:lvlJc w:val="left"/>
+      <w:pPr>
+        <w:tabs>
+          <w:tab w:val="num" w:pos="2160"/>
+        </w:tabs>
+        <w:ind w:left="2160" w:hanging="360"/>
+      </w:pPr>
+      <w:rPr>
+        <w:rFonts w:ascii="Wingdings" w:hAnsi="Wingdings" w:hint="default"/>
+        <w:sz w:val="20"/>
+      </w:rPr>
+    </w:lvl>
+    <w:lvl w:ilvl="3" w:tentative="1">
+      <w:start w:val="1"/>
+      <w:numFmt w:val="bullet"/>
+      <w:lvlText w:val=""/>
+      <w:lvlJc w:val="left"/>
+      <w:pPr>
+        <w:tabs>
+          <w:tab w:val="num" w:pos="2880"/>
+        </w:tabs>
+        <w:ind w:left="2880" w:hanging="360"/>
+      </w:pPr>
+      <w:rPr>
+        <w:rFonts w:ascii="Wingdings" w:hAnsi="Wingdings" w:hint="default"/>
+        <w:sz w:val="20"/>
+      </w:rPr>
+    </w:lvl>
+    <w:lvl w:ilvl="4" w:tentative="1">
+      <w:start w:val="1"/>
+      <w:numFmt w:val="bullet"/>
+      <w:lvlText w:val=""/>
+      <w:lvlJc w:val="left"/>
+      <w:pPr>
+        <w:tabs>
+          <w:tab w:val="num" w:pos="3600"/>
+        </w:tabs>
+        <w:ind w:left="3600" w:hanging="360"/>
+      </w:pPr>
+      <w:rPr>
+        <w:rFonts w:ascii="Wingdings" w:hAnsi="Wingdings" w:hint="default"/>
+        <w:sz w:val="20"/>
+      </w:rPr>
+    </w:lvl>
+    <w:lvl w:ilvl="5" w:tentative="1">
+      <w:start w:val="1"/>
+      <w:numFmt w:val="bullet"/>
+      <w:lvlText w:val=""/>
+      <w:lvlJc w:val="left"/>
+      <w:pPr>
+        <w:tabs>
+          <w:tab w:val="num" w:pos="4320"/>
+        </w:tabs>
+        <w:ind w:left="4320" w:hanging="360"/>
+      </w:pPr>
+      <w:rPr>
+        <w:rFonts w:ascii="Wingdings" w:hAnsi="Wingdings" w:hint="default"/>
+        <w:sz w:val="20"/>
+      </w:rPr>
+    </w:lvl>
+    <w:lvl w:ilvl="6" w:tentative="1">
+      <w:start w:val="1"/>
+      <w:numFmt w:val="bullet"/>
+      <w:lvlText w:val=""/>
+      <w:lvlJc w:val="left"/>
+      <w:pPr>
+        <w:tabs>
+          <w:tab w:val="num" w:pos="5040"/>
+        </w:tabs>
+        <w:ind w:left="5040" w:hanging="360"/>
+      </w:pPr>
+      <w:rPr>
+        <w:rFonts w:ascii="Wingdings" w:hAnsi="Wingdings" w:hint="default"/>
+        <w:sz w:val="20"/>
+      </w:rPr>
+    </w:lvl>
+    <w:lvl w:ilvl="7" w:tentative="1">
+      <w:start w:val="1"/>
+      <w:numFmt w:val="bullet"/>
+      <w:lvlText w:val=""/>
+      <w:lvlJc w:val="left"/>
+      <w:pPr>
+        <w:tabs>
+          <w:tab w:val="num" w:pos="5760"/>
+        </w:tabs>
+        <w:ind w:left="5760" w:hanging="360"/>
+      </w:pPr>
+      <w:rPr>
+        <w:rFonts w:ascii="Wingdings" w:hAnsi="Wingdings" w:hint="default"/>
+        <w:sz w:val="20"/>
+      </w:rPr>
+    </w:lvl>
+    <w:lvl w:ilvl="8" w:tentative="1">
+      <w:start w:val="1"/>
+      <w:numFmt w:val="bullet"/>
+      <w:lvlText w:val=""/>
+      <w:lvlJc w:val="left"/>
+      <w:pPr>
+        <w:tabs>
+          <w:tab w:val="num" w:pos="6480"/>
+        </w:tabs>
+        <w:ind w:left="6480" w:hanging="360"/>
+      </w:pPr>
+      <w:rPr>
+        <w:rFonts w:ascii="Wingdings" w:hAnsi="Wingdings" w:hint="default"/>
+        <w:sz w:val="20"/>
+      </w:rPr>
+    </w:lvl>
+  </w:abstractNum>
+  <w:abstractNum w:abstractNumId="8" w15:restartNumberingAfterBreak="0">
     <w:nsid w:val="45C26828"/>
     <w:multiLevelType w:val="multilevel"/>
     <w:tmpl w:val="35A42F8C"/>
@@ -1910,7 +4035,305 @@
       </w:rPr>
     </w:lvl>
   </w:abstractNum>
-  <w:abstractNum w:abstractNumId="5" w15:restartNumberingAfterBreak="0">
+  <w:abstractNum w:abstractNumId="9" w15:restartNumberingAfterBreak="0">
+    <w:nsid w:val="496854EA"/>
+    <w:multiLevelType w:val="multilevel"/>
+    <w:tmpl w:val="D24C2AA4"/>
+    <w:lvl w:ilvl="0">
+      <w:start w:val="1"/>
+      <w:numFmt w:val="bullet"/>
+      <w:lvlText w:val=""/>
+      <w:lvlJc w:val="left"/>
+      <w:pPr>
+        <w:tabs>
+          <w:tab w:val="num" w:pos="720"/>
+        </w:tabs>
+        <w:ind w:left="720" w:hanging="360"/>
+      </w:pPr>
+      <w:rPr>
+        <w:rFonts w:ascii="Symbol" w:hAnsi="Symbol" w:hint="default"/>
+        <w:sz w:val="20"/>
+      </w:rPr>
+    </w:lvl>
+    <w:lvl w:ilvl="1">
+      <w:start w:val="1"/>
+      <w:numFmt w:val="bullet"/>
+      <w:lvlText w:val="o"/>
+      <w:lvlJc w:val="left"/>
+      <w:pPr>
+        <w:tabs>
+          <w:tab w:val="num" w:pos="1440"/>
+        </w:tabs>
+        <w:ind w:left="1440" w:hanging="360"/>
+      </w:pPr>
+      <w:rPr>
+        <w:rFonts w:ascii="Courier New" w:hAnsi="Courier New" w:hint="default"/>
+        <w:sz w:val="20"/>
+      </w:rPr>
+    </w:lvl>
+    <w:lvl w:ilvl="2" w:tentative="1">
+      <w:start w:val="1"/>
+      <w:numFmt w:val="bullet"/>
+      <w:lvlText w:val=""/>
+      <w:lvlJc w:val="left"/>
+      <w:pPr>
+        <w:tabs>
+          <w:tab w:val="num" w:pos="2160"/>
+        </w:tabs>
+        <w:ind w:left="2160" w:hanging="360"/>
+      </w:pPr>
+      <w:rPr>
+        <w:rFonts w:ascii="Wingdings" w:hAnsi="Wingdings" w:hint="default"/>
+        <w:sz w:val="20"/>
+      </w:rPr>
+    </w:lvl>
+    <w:lvl w:ilvl="3" w:tentative="1">
+      <w:start w:val="1"/>
+      <w:numFmt w:val="bullet"/>
+      <w:lvlText w:val=""/>
+      <w:lvlJc w:val="left"/>
+      <w:pPr>
+        <w:tabs>
+          <w:tab w:val="num" w:pos="2880"/>
+        </w:tabs>
+        <w:ind w:left="2880" w:hanging="360"/>
+      </w:pPr>
+      <w:rPr>
+        <w:rFonts w:ascii="Wingdings" w:hAnsi="Wingdings" w:hint="default"/>
+        <w:sz w:val="20"/>
+      </w:rPr>
+    </w:lvl>
+    <w:lvl w:ilvl="4" w:tentative="1">
+      <w:start w:val="1"/>
+      <w:numFmt w:val="bullet"/>
+      <w:lvlText w:val=""/>
+      <w:lvlJc w:val="left"/>
+      <w:pPr>
+        <w:tabs>
+          <w:tab w:val="num" w:pos="3600"/>
+        </w:tabs>
+        <w:ind w:left="3600" w:hanging="360"/>
+      </w:pPr>
+      <w:rPr>
+        <w:rFonts w:ascii="Wingdings" w:hAnsi="Wingdings" w:hint="default"/>
+        <w:sz w:val="20"/>
+      </w:rPr>
+    </w:lvl>
+    <w:lvl w:ilvl="5" w:tentative="1">
+      <w:start w:val="1"/>
+      <w:numFmt w:val="bullet"/>
+      <w:lvlText w:val=""/>
+      <w:lvlJc w:val="left"/>
+      <w:pPr>
+        <w:tabs>
+          <w:tab w:val="num" w:pos="4320"/>
+        </w:tabs>
+        <w:ind w:left="4320" w:hanging="360"/>
+      </w:pPr>
+      <w:rPr>
+        <w:rFonts w:ascii="Wingdings" w:hAnsi="Wingdings" w:hint="default"/>
+        <w:sz w:val="20"/>
+      </w:rPr>
+    </w:lvl>
+    <w:lvl w:ilvl="6" w:tentative="1">
+      <w:start w:val="1"/>
+      <w:numFmt w:val="bullet"/>
+      <w:lvlText w:val=""/>
+      <w:lvlJc w:val="left"/>
+      <w:pPr>
+        <w:tabs>
+          <w:tab w:val="num" w:pos="5040"/>
+        </w:tabs>
+        <w:ind w:left="5040" w:hanging="360"/>
+      </w:pPr>
+      <w:rPr>
+        <w:rFonts w:ascii="Wingdings" w:hAnsi="Wingdings" w:hint="default"/>
+        <w:sz w:val="20"/>
+      </w:rPr>
+    </w:lvl>
+    <w:lvl w:ilvl="7" w:tentative="1">
+      <w:start w:val="1"/>
+      <w:numFmt w:val="bullet"/>
+      <w:lvlText w:val=""/>
+      <w:lvlJc w:val="left"/>
+      <w:pPr>
+        <w:tabs>
+          <w:tab w:val="num" w:pos="5760"/>
+        </w:tabs>
+        <w:ind w:left="5760" w:hanging="360"/>
+      </w:pPr>
+      <w:rPr>
+        <w:rFonts w:ascii="Wingdings" w:hAnsi="Wingdings" w:hint="default"/>
+        <w:sz w:val="20"/>
+      </w:rPr>
+    </w:lvl>
+    <w:lvl w:ilvl="8" w:tentative="1">
+      <w:start w:val="1"/>
+      <w:numFmt w:val="bullet"/>
+      <w:lvlText w:val=""/>
+      <w:lvlJc w:val="left"/>
+      <w:pPr>
+        <w:tabs>
+          <w:tab w:val="num" w:pos="6480"/>
+        </w:tabs>
+        <w:ind w:left="6480" w:hanging="360"/>
+      </w:pPr>
+      <w:rPr>
+        <w:rFonts w:ascii="Wingdings" w:hAnsi="Wingdings" w:hint="default"/>
+        <w:sz w:val="20"/>
+      </w:rPr>
+    </w:lvl>
+  </w:abstractNum>
+  <w:abstractNum w:abstractNumId="10" w15:restartNumberingAfterBreak="0">
+    <w:nsid w:val="5258431C"/>
+    <w:multiLevelType w:val="multilevel"/>
+    <w:tmpl w:val="AD9008A2"/>
+    <w:lvl w:ilvl="0">
+      <w:start w:val="1"/>
+      <w:numFmt w:val="bullet"/>
+      <w:lvlText w:val=""/>
+      <w:lvlJc w:val="left"/>
+      <w:pPr>
+        <w:tabs>
+          <w:tab w:val="num" w:pos="720"/>
+        </w:tabs>
+        <w:ind w:left="720" w:hanging="360"/>
+      </w:pPr>
+      <w:rPr>
+        <w:rFonts w:ascii="Symbol" w:hAnsi="Symbol" w:hint="default"/>
+        <w:sz w:val="20"/>
+      </w:rPr>
+    </w:lvl>
+    <w:lvl w:ilvl="1">
+      <w:start w:val="1"/>
+      <w:numFmt w:val="bullet"/>
+      <w:lvlText w:val="o"/>
+      <w:lvlJc w:val="left"/>
+      <w:pPr>
+        <w:tabs>
+          <w:tab w:val="num" w:pos="1440"/>
+        </w:tabs>
+        <w:ind w:left="1440" w:hanging="360"/>
+      </w:pPr>
+      <w:rPr>
+        <w:rFonts w:ascii="Courier New" w:hAnsi="Courier New" w:hint="default"/>
+        <w:sz w:val="20"/>
+      </w:rPr>
+    </w:lvl>
+    <w:lvl w:ilvl="2" w:tentative="1">
+      <w:start w:val="1"/>
+      <w:numFmt w:val="bullet"/>
+      <w:lvlText w:val=""/>
+      <w:lvlJc w:val="left"/>
+      <w:pPr>
+        <w:tabs>
+          <w:tab w:val="num" w:pos="2160"/>
+        </w:tabs>
+        <w:ind w:left="2160" w:hanging="360"/>
+      </w:pPr>
+      <w:rPr>
+        <w:rFonts w:ascii="Wingdings" w:hAnsi="Wingdings" w:hint="default"/>
+        <w:sz w:val="20"/>
+      </w:rPr>
+    </w:lvl>
+    <w:lvl w:ilvl="3" w:tentative="1">
+      <w:start w:val="1"/>
+      <w:numFmt w:val="bullet"/>
+      <w:lvlText w:val=""/>
+      <w:lvlJc w:val="left"/>
+      <w:pPr>
+        <w:tabs>
+          <w:tab w:val="num" w:pos="2880"/>
+        </w:tabs>
+        <w:ind w:left="2880" w:hanging="360"/>
+      </w:pPr>
+      <w:rPr>
+        <w:rFonts w:ascii="Wingdings" w:hAnsi="Wingdings" w:hint="default"/>
+        <w:sz w:val="20"/>
+      </w:rPr>
+    </w:lvl>
+    <w:lvl w:ilvl="4" w:tentative="1">
+      <w:start w:val="1"/>
+      <w:numFmt w:val="bullet"/>
+      <w:lvlText w:val=""/>
+      <w:lvlJc w:val="left"/>
+      <w:pPr>
+        <w:tabs>
+          <w:tab w:val="num" w:pos="3600"/>
+        </w:tabs>
+        <w:ind w:left="3600" w:hanging="360"/>
+      </w:pPr>
+      <w:rPr>
+        <w:rFonts w:ascii="Wingdings" w:hAnsi="Wingdings" w:hint="default"/>
+        <w:sz w:val="20"/>
+      </w:rPr>
+    </w:lvl>
+    <w:lvl w:ilvl="5" w:tentative="1">
+      <w:start w:val="1"/>
+      <w:numFmt w:val="bullet"/>
+      <w:lvlText w:val=""/>
+      <w:lvlJc w:val="left"/>
+      <w:pPr>
+        <w:tabs>
+          <w:tab w:val="num" w:pos="4320"/>
+        </w:tabs>
+        <w:ind w:left="4320" w:hanging="360"/>
+      </w:pPr>
+      <w:rPr>
+        <w:rFonts w:ascii="Wingdings" w:hAnsi="Wingdings" w:hint="default"/>
+        <w:sz w:val="20"/>
+      </w:rPr>
+    </w:lvl>
+    <w:lvl w:ilvl="6" w:tentative="1">
+      <w:start w:val="1"/>
+      <w:numFmt w:val="bullet"/>
+      <w:lvlText w:val=""/>
+      <w:lvlJc w:val="left"/>
+      <w:pPr>
+        <w:tabs>
+          <w:tab w:val="num" w:pos="5040"/>
+        </w:tabs>
+        <w:ind w:left="5040" w:hanging="360"/>
+      </w:pPr>
+      <w:rPr>
+        <w:rFonts w:ascii="Wingdings" w:hAnsi="Wingdings" w:hint="default"/>
+        <w:sz w:val="20"/>
+      </w:rPr>
+    </w:lvl>
+    <w:lvl w:ilvl="7" w:tentative="1">
+      <w:start w:val="1"/>
+      <w:numFmt w:val="bullet"/>
+      <w:lvlText w:val=""/>
+      <w:lvlJc w:val="left"/>
+      <w:pPr>
+        <w:tabs>
+          <w:tab w:val="num" w:pos="5760"/>
+        </w:tabs>
+        <w:ind w:left="5760" w:hanging="360"/>
+      </w:pPr>
+      <w:rPr>
+        <w:rFonts w:ascii="Wingdings" w:hAnsi="Wingdings" w:hint="default"/>
+        <w:sz w:val="20"/>
+      </w:rPr>
+    </w:lvl>
+    <w:lvl w:ilvl="8" w:tentative="1">
+      <w:start w:val="1"/>
+      <w:numFmt w:val="bullet"/>
+      <w:lvlText w:val=""/>
+      <w:lvlJc w:val="left"/>
+      <w:pPr>
+        <w:tabs>
+          <w:tab w:val="num" w:pos="6480"/>
+        </w:tabs>
+        <w:ind w:left="6480" w:hanging="360"/>
+      </w:pPr>
+      <w:rPr>
+        <w:rFonts w:ascii="Wingdings" w:hAnsi="Wingdings" w:hint="default"/>
+        <w:sz w:val="20"/>
+      </w:rPr>
+    </w:lvl>
+  </w:abstractNum>
+  <w:abstractNum w:abstractNumId="11" w15:restartNumberingAfterBreak="0">
     <w:nsid w:val="575A5F94"/>
     <w:multiLevelType w:val="multilevel"/>
     <w:tmpl w:val="00AC09E2"/>
@@ -2023,7 +4446,305 @@
       </w:rPr>
     </w:lvl>
   </w:abstractNum>
-  <w:abstractNum w:abstractNumId="6" w15:restartNumberingAfterBreak="0">
+  <w:abstractNum w:abstractNumId="12" w15:restartNumberingAfterBreak="0">
+    <w:nsid w:val="66B926B3"/>
+    <w:multiLevelType w:val="multilevel"/>
+    <w:tmpl w:val="B8947EF8"/>
+    <w:lvl w:ilvl="0">
+      <w:start w:val="1"/>
+      <w:numFmt w:val="bullet"/>
+      <w:lvlText w:val=""/>
+      <w:lvlJc w:val="left"/>
+      <w:pPr>
+        <w:tabs>
+          <w:tab w:val="num" w:pos="720"/>
+        </w:tabs>
+        <w:ind w:left="720" w:hanging="360"/>
+      </w:pPr>
+      <w:rPr>
+        <w:rFonts w:ascii="Symbol" w:hAnsi="Symbol" w:hint="default"/>
+        <w:sz w:val="20"/>
+      </w:rPr>
+    </w:lvl>
+    <w:lvl w:ilvl="1">
+      <w:start w:val="1"/>
+      <w:numFmt w:val="bullet"/>
+      <w:lvlText w:val="o"/>
+      <w:lvlJc w:val="left"/>
+      <w:pPr>
+        <w:tabs>
+          <w:tab w:val="num" w:pos="1440"/>
+        </w:tabs>
+        <w:ind w:left="1440" w:hanging="360"/>
+      </w:pPr>
+      <w:rPr>
+        <w:rFonts w:ascii="Courier New" w:hAnsi="Courier New" w:hint="default"/>
+        <w:sz w:val="20"/>
+      </w:rPr>
+    </w:lvl>
+    <w:lvl w:ilvl="2" w:tentative="1">
+      <w:start w:val="1"/>
+      <w:numFmt w:val="bullet"/>
+      <w:lvlText w:val=""/>
+      <w:lvlJc w:val="left"/>
+      <w:pPr>
+        <w:tabs>
+          <w:tab w:val="num" w:pos="2160"/>
+        </w:tabs>
+        <w:ind w:left="2160" w:hanging="360"/>
+      </w:pPr>
+      <w:rPr>
+        <w:rFonts w:ascii="Wingdings" w:hAnsi="Wingdings" w:hint="default"/>
+        <w:sz w:val="20"/>
+      </w:rPr>
+    </w:lvl>
+    <w:lvl w:ilvl="3" w:tentative="1">
+      <w:start w:val="1"/>
+      <w:numFmt w:val="bullet"/>
+      <w:lvlText w:val=""/>
+      <w:lvlJc w:val="left"/>
+      <w:pPr>
+        <w:tabs>
+          <w:tab w:val="num" w:pos="2880"/>
+        </w:tabs>
+        <w:ind w:left="2880" w:hanging="360"/>
+      </w:pPr>
+      <w:rPr>
+        <w:rFonts w:ascii="Wingdings" w:hAnsi="Wingdings" w:hint="default"/>
+        <w:sz w:val="20"/>
+      </w:rPr>
+    </w:lvl>
+    <w:lvl w:ilvl="4" w:tentative="1">
+      <w:start w:val="1"/>
+      <w:numFmt w:val="bullet"/>
+      <w:lvlText w:val=""/>
+      <w:lvlJc w:val="left"/>
+      <w:pPr>
+        <w:tabs>
+          <w:tab w:val="num" w:pos="3600"/>
+        </w:tabs>
+        <w:ind w:left="3600" w:hanging="360"/>
+      </w:pPr>
+      <w:rPr>
+        <w:rFonts w:ascii="Wingdings" w:hAnsi="Wingdings" w:hint="default"/>
+        <w:sz w:val="20"/>
+      </w:rPr>
+    </w:lvl>
+    <w:lvl w:ilvl="5" w:tentative="1">
+      <w:start w:val="1"/>
+      <w:numFmt w:val="bullet"/>
+      <w:lvlText w:val=""/>
+      <w:lvlJc w:val="left"/>
+      <w:pPr>
+        <w:tabs>
+          <w:tab w:val="num" w:pos="4320"/>
+        </w:tabs>
+        <w:ind w:left="4320" w:hanging="360"/>
+      </w:pPr>
+      <w:rPr>
+        <w:rFonts w:ascii="Wingdings" w:hAnsi="Wingdings" w:hint="default"/>
+        <w:sz w:val="20"/>
+      </w:rPr>
+    </w:lvl>
+    <w:lvl w:ilvl="6" w:tentative="1">
+      <w:start w:val="1"/>
+      <w:numFmt w:val="bullet"/>
+      <w:lvlText w:val=""/>
+      <w:lvlJc w:val="left"/>
+      <w:pPr>
+        <w:tabs>
+          <w:tab w:val="num" w:pos="5040"/>
+        </w:tabs>
+        <w:ind w:left="5040" w:hanging="360"/>
+      </w:pPr>
+      <w:rPr>
+        <w:rFonts w:ascii="Wingdings" w:hAnsi="Wingdings" w:hint="default"/>
+        <w:sz w:val="20"/>
+      </w:rPr>
+    </w:lvl>
+    <w:lvl w:ilvl="7" w:tentative="1">
+      <w:start w:val="1"/>
+      <w:numFmt w:val="bullet"/>
+      <w:lvlText w:val=""/>
+      <w:lvlJc w:val="left"/>
+      <w:pPr>
+        <w:tabs>
+          <w:tab w:val="num" w:pos="5760"/>
+        </w:tabs>
+        <w:ind w:left="5760" w:hanging="360"/>
+      </w:pPr>
+      <w:rPr>
+        <w:rFonts w:ascii="Wingdings" w:hAnsi="Wingdings" w:hint="default"/>
+        <w:sz w:val="20"/>
+      </w:rPr>
+    </w:lvl>
+    <w:lvl w:ilvl="8" w:tentative="1">
+      <w:start w:val="1"/>
+      <w:numFmt w:val="bullet"/>
+      <w:lvlText w:val=""/>
+      <w:lvlJc w:val="left"/>
+      <w:pPr>
+        <w:tabs>
+          <w:tab w:val="num" w:pos="6480"/>
+        </w:tabs>
+        <w:ind w:left="6480" w:hanging="360"/>
+      </w:pPr>
+      <w:rPr>
+        <w:rFonts w:ascii="Wingdings" w:hAnsi="Wingdings" w:hint="default"/>
+        <w:sz w:val="20"/>
+      </w:rPr>
+    </w:lvl>
+  </w:abstractNum>
+  <w:abstractNum w:abstractNumId="13" w15:restartNumberingAfterBreak="0">
+    <w:nsid w:val="6D1E558B"/>
+    <w:multiLevelType w:val="multilevel"/>
+    <w:tmpl w:val="FAE483BA"/>
+    <w:lvl w:ilvl="0">
+      <w:start w:val="1"/>
+      <w:numFmt w:val="bullet"/>
+      <w:lvlText w:val=""/>
+      <w:lvlJc w:val="left"/>
+      <w:pPr>
+        <w:tabs>
+          <w:tab w:val="num" w:pos="720"/>
+        </w:tabs>
+        <w:ind w:left="720" w:hanging="360"/>
+      </w:pPr>
+      <w:rPr>
+        <w:rFonts w:ascii="Symbol" w:hAnsi="Symbol" w:hint="default"/>
+        <w:sz w:val="20"/>
+      </w:rPr>
+    </w:lvl>
+    <w:lvl w:ilvl="1" w:tentative="1">
+      <w:start w:val="1"/>
+      <w:numFmt w:val="bullet"/>
+      <w:lvlText w:val="o"/>
+      <w:lvlJc w:val="left"/>
+      <w:pPr>
+        <w:tabs>
+          <w:tab w:val="num" w:pos="1440"/>
+        </w:tabs>
+        <w:ind w:left="1440" w:hanging="360"/>
+      </w:pPr>
+      <w:rPr>
+        <w:rFonts w:ascii="Courier New" w:hAnsi="Courier New" w:hint="default"/>
+        <w:sz w:val="20"/>
+      </w:rPr>
+    </w:lvl>
+    <w:lvl w:ilvl="2" w:tentative="1">
+      <w:start w:val="1"/>
+      <w:numFmt w:val="bullet"/>
+      <w:lvlText w:val=""/>
+      <w:lvlJc w:val="left"/>
+      <w:pPr>
+        <w:tabs>
+          <w:tab w:val="num" w:pos="2160"/>
+        </w:tabs>
+        <w:ind w:left="2160" w:hanging="360"/>
+      </w:pPr>
+      <w:rPr>
+        <w:rFonts w:ascii="Wingdings" w:hAnsi="Wingdings" w:hint="default"/>
+        <w:sz w:val="20"/>
+      </w:rPr>
+    </w:lvl>
+    <w:lvl w:ilvl="3" w:tentative="1">
+      <w:start w:val="1"/>
+      <w:numFmt w:val="bullet"/>
+      <w:lvlText w:val=""/>
+      <w:lvlJc w:val="left"/>
+      <w:pPr>
+        <w:tabs>
+          <w:tab w:val="num" w:pos="2880"/>
+        </w:tabs>
+        <w:ind w:left="2880" w:hanging="360"/>
+      </w:pPr>
+      <w:rPr>
+        <w:rFonts w:ascii="Wingdings" w:hAnsi="Wingdings" w:hint="default"/>
+        <w:sz w:val="20"/>
+      </w:rPr>
+    </w:lvl>
+    <w:lvl w:ilvl="4" w:tentative="1">
+      <w:start w:val="1"/>
+      <w:numFmt w:val="bullet"/>
+      <w:lvlText w:val=""/>
+      <w:lvlJc w:val="left"/>
+      <w:pPr>
+        <w:tabs>
+          <w:tab w:val="num" w:pos="3600"/>
+        </w:tabs>
+        <w:ind w:left="3600" w:hanging="360"/>
+      </w:pPr>
+      <w:rPr>
+        <w:rFonts w:ascii="Wingdings" w:hAnsi="Wingdings" w:hint="default"/>
+        <w:sz w:val="20"/>
+      </w:rPr>
+    </w:lvl>
+    <w:lvl w:ilvl="5" w:tentative="1">
+      <w:start w:val="1"/>
+      <w:numFmt w:val="bullet"/>
+      <w:lvlText w:val=""/>
+      <w:lvlJc w:val="left"/>
+      <w:pPr>
+        <w:tabs>
+          <w:tab w:val="num" w:pos="4320"/>
+        </w:tabs>
+        <w:ind w:left="4320" w:hanging="360"/>
+      </w:pPr>
+      <w:rPr>
+        <w:rFonts w:ascii="Wingdings" w:hAnsi="Wingdings" w:hint="default"/>
+        <w:sz w:val="20"/>
+      </w:rPr>
+    </w:lvl>
+    <w:lvl w:ilvl="6" w:tentative="1">
+      <w:start w:val="1"/>
+      <w:numFmt w:val="bullet"/>
+      <w:lvlText w:val=""/>
+      <w:lvlJc w:val="left"/>
+      <w:pPr>
+        <w:tabs>
+          <w:tab w:val="num" w:pos="5040"/>
+        </w:tabs>
+        <w:ind w:left="5040" w:hanging="360"/>
+      </w:pPr>
+      <w:rPr>
+        <w:rFonts w:ascii="Wingdings" w:hAnsi="Wingdings" w:hint="default"/>
+        <w:sz w:val="20"/>
+      </w:rPr>
+    </w:lvl>
+    <w:lvl w:ilvl="7" w:tentative="1">
+      <w:start w:val="1"/>
+      <w:numFmt w:val="bullet"/>
+      <w:lvlText w:val=""/>
+      <w:lvlJc w:val="left"/>
+      <w:pPr>
+        <w:tabs>
+          <w:tab w:val="num" w:pos="5760"/>
+        </w:tabs>
+        <w:ind w:left="5760" w:hanging="360"/>
+      </w:pPr>
+      <w:rPr>
+        <w:rFonts w:ascii="Wingdings" w:hAnsi="Wingdings" w:hint="default"/>
+        <w:sz w:val="20"/>
+      </w:rPr>
+    </w:lvl>
+    <w:lvl w:ilvl="8" w:tentative="1">
+      <w:start w:val="1"/>
+      <w:numFmt w:val="bullet"/>
+      <w:lvlText w:val=""/>
+      <w:lvlJc w:val="left"/>
+      <w:pPr>
+        <w:tabs>
+          <w:tab w:val="num" w:pos="6480"/>
+        </w:tabs>
+        <w:ind w:left="6480" w:hanging="360"/>
+      </w:pPr>
+      <w:rPr>
+        <w:rFonts w:ascii="Wingdings" w:hAnsi="Wingdings" w:hint="default"/>
+        <w:sz w:val="20"/>
+      </w:rPr>
+    </w:lvl>
+  </w:abstractNum>
+  <w:abstractNum w:abstractNumId="14" w15:restartNumberingAfterBreak="0">
     <w:nsid w:val="6F6B3BF7"/>
     <w:multiLevelType w:val="multilevel"/>
     <w:tmpl w:val="6CD20C66"/>
@@ -2172,7 +4893,7 @@
       </w:rPr>
     </w:lvl>
   </w:abstractNum>
-  <w:abstractNum w:abstractNumId="7" w15:restartNumberingAfterBreak="0">
+  <w:abstractNum w:abstractNumId="15" w15:restartNumberingAfterBreak="0">
     <w:nsid w:val="71E778E8"/>
     <w:multiLevelType w:val="multilevel"/>
     <w:tmpl w:val="448ABAF0"/>
@@ -2321,7 +5042,7 @@
       </w:rPr>
     </w:lvl>
   </w:abstractNum>
-  <w:abstractNum w:abstractNumId="8" w15:restartNumberingAfterBreak="0">
+  <w:abstractNum w:abstractNumId="16" w15:restartNumberingAfterBreak="0">
     <w:nsid w:val="73973AFE"/>
     <w:multiLevelType w:val="multilevel"/>
     <w:tmpl w:val="E5323B9C"/>
@@ -2471,31 +5192,55 @@
     </w:lvl>
   </w:abstractNum>
   <w:num w:numId="1" w16cid:durableId="842360072">
-    <w:abstractNumId w:val="5"/>
+    <w:abstractNumId w:val="11"/>
   </w:num>
   <w:num w:numId="2" w16cid:durableId="1038898480">
-    <w:abstractNumId w:val="3"/>
+    <w:abstractNumId w:val="6"/>
   </w:num>
   <w:num w:numId="3" w16cid:durableId="560941626">
-    <w:abstractNumId w:val="8"/>
+    <w:abstractNumId w:val="16"/>
   </w:num>
   <w:num w:numId="4" w16cid:durableId="746465899">
-    <w:abstractNumId w:val="4"/>
+    <w:abstractNumId w:val="8"/>
   </w:num>
   <w:num w:numId="5" w16cid:durableId="330526054">
     <w:abstractNumId w:val="0"/>
   </w:num>
   <w:num w:numId="6" w16cid:durableId="1800224471">
+    <w:abstractNumId w:val="5"/>
+  </w:num>
+  <w:num w:numId="7" w16cid:durableId="2012482960">
+    <w:abstractNumId w:val="14"/>
+  </w:num>
+  <w:num w:numId="8" w16cid:durableId="1279292242">
     <w:abstractNumId w:val="2"/>
   </w:num>
-  <w:num w:numId="7" w16cid:durableId="2012482960">
-    <w:abstractNumId w:val="6"/>
+  <w:num w:numId="9" w16cid:durableId="63340339">
+    <w:abstractNumId w:val="15"/>
   </w:num>
-  <w:num w:numId="8" w16cid:durableId="1279292242">
+  <w:num w:numId="10" w16cid:durableId="1106535023">
+    <w:abstractNumId w:val="10"/>
+  </w:num>
+  <w:num w:numId="11" w16cid:durableId="804854078">
+    <w:abstractNumId w:val="3"/>
+  </w:num>
+  <w:num w:numId="12" w16cid:durableId="1680506405">
+    <w:abstractNumId w:val="7"/>
+  </w:num>
+  <w:num w:numId="13" w16cid:durableId="1901288880">
+    <w:abstractNumId w:val="4"/>
+  </w:num>
+  <w:num w:numId="14" w16cid:durableId="1814441861">
     <w:abstractNumId w:val="1"/>
   </w:num>
-  <w:num w:numId="9" w16cid:durableId="63340339">
-    <w:abstractNumId w:val="7"/>
+  <w:num w:numId="15" w16cid:durableId="320432781">
+    <w:abstractNumId w:val="9"/>
+  </w:num>
+  <w:num w:numId="16" w16cid:durableId="76488731">
+    <w:abstractNumId w:val="13"/>
+  </w:num>
+  <w:num w:numId="17" w16cid:durableId="671759967">
+    <w:abstractNumId w:val="12"/>
   </w:num>
 </w:numbering>
 </file>
